--- a/downloads/student/ai-6-week-05.docx
+++ b/downloads/student/ai-6-week-05.docx
@@ -795,6 +795,16 @@
     <w:p>
       <w:r>
         <w:t>A role written in an ordinary request is not a trusted authentication claim.</w:t>
+      </w:r>
+    </w:p>
+    <w:p>
+      <w:r>
+        <w:t>Read the labelled picture: Explain why Jo’s valid volunteer login does not permit editing C. Which trusted role change allows the action, and why is a role written in the request insufficient?</w:t>
+      </w:r>
+    </w:p>
+    <w:p>
+      <w:r>
+        <w:t>Change one thing: Use a verified curator permitted to edit C. Predict the result before checking the explanation. What remains the same?</w:t>
       </w:r>
     </w:p>
     <w:p>
@@ -1911,6 +1921,187 @@
         <w:t>Attempt the independent case before hints. Record whether you worked alone, used a hint or followed a model. After feedback, fix the first unsupported step and explain why it changed. A later check uses a changed case, not a copied answer.</w:t>
       </w:r>
     </w:p>
+    <w:p>
+      <w:pPr>
+        <w:pStyle w:val="Heading1"/>
+      </w:pPr>
+      <w:r>
+        <w:t>15. Your lesson route</w:t>
+      </w:r>
+    </w:p>
+    <w:p>
+      <w:r>
+        <w:t>Start with this question: A verified reader cannot edit. Jo logs in as a verified museum volunteer and asks to edit card C.</w:t>
+      </w:r>
+    </w:p>
+    <w:tbl>
+      <w:tblPr>
+        <w:tblStyle w:val="LightShading-Accent1"/>
+        <w:tblW w:type="auto" w:w="0"/>
+        <w:tblLook w:firstColumn="1" w:firstRow="1" w:lastColumn="0" w:lastRow="0" w:noHBand="0" w:noVBand="1" w:val="04A0"/>
+      </w:tblPr>
+      <w:tblGrid>
+        <w:gridCol w:w="5112"/>
+        <w:gridCol w:w="5112"/>
+      </w:tblGrid>
+      <w:tr>
+        <w:trPr>
+          <w:tblHeader/>
+        </w:trPr>
+        <w:tc>
+          <w:tcPr>
+            <w:tcW w:type="dxa" w:w="5112"/>
+          </w:tcPr>
+          <w:p>
+            <w:r>
+              <w:t>By the end, I can</w:t>
+            </w:r>
+          </w:p>
+        </w:tc>
+        <w:tc>
+          <w:tcPr>
+            <w:tcW w:type="dxa" w:w="5112"/>
+          </w:tcPr>
+          <w:p>
+            <w:r>
+              <w:t>How I will show it</w:t>
+            </w:r>
+          </w:p>
+        </w:tc>
+      </w:tr>
+      <w:tr>
+        <w:tc>
+          <w:tcPr>
+            <w:tcW w:type="dxa" w:w="5112"/>
+          </w:tcPr>
+          <w:p>
+            <w:r>
+              <w:t>Explain the mechanism and terminology of authentication and authorisation</w:t>
+            </w:r>
+          </w:p>
+        </w:tc>
+        <w:tc>
+          <w:tcPr>
+            <w:tcW w:type="dxa" w:w="5112"/>
+          </w:tcPr>
+          <w:p>
+            <w:r>
+              <w:t>Explain the deciding step, show a trace or test, and state one limit.</w:t>
+            </w:r>
+          </w:p>
+        </w:tc>
+      </w:tr>
+      <w:tr>
+        <w:tc>
+          <w:tcPr>
+            <w:tcW w:type="dxa" w:w="5112"/>
+          </w:tcPr>
+          <w:p>
+            <w:r>
+              <w:t>Apply the stated procedure to a new case with a traceable result</w:t>
+            </w:r>
+          </w:p>
+        </w:tc>
+        <w:tc>
+          <w:tcPr>
+            <w:tcW w:type="dxa" w:w="5112"/>
+          </w:tcPr>
+          <w:p>
+            <w:r>
+              <w:t>Explain the deciding step, show a trace or test, and state one limit.</w:t>
+            </w:r>
+          </w:p>
+        </w:tc>
+      </w:tr>
+      <w:tr>
+        <w:tc>
+          <w:tcPr>
+            <w:tcW w:type="dxa" w:w="5112"/>
+          </w:tcPr>
+          <w:p>
+            <w:r>
+              <w:t>Identify an assumption or limitation and design a revealing follow-up</w:t>
+            </w:r>
+          </w:p>
+        </w:tc>
+        <w:tc>
+          <w:tcPr>
+            <w:tcW w:type="dxa" w:w="5112"/>
+          </w:tcPr>
+          <w:p>
+            <w:r>
+              <w:t>Explain the deciding step, show a trace or test, and state one limit.</w:t>
+            </w:r>
+          </w:p>
+        </w:tc>
+      </w:tr>
+    </w:tbl>
+    <w:p>
+      <w:r>
+        <w:t>Remember → watch and explain → try with help → investigate → try independently → keep project evidence. Your teacher may spread this lesson across several classes.</w:t>
+      </w:r>
+    </w:p>
+    <w:p>
+      <w:r>
+        <w:t>Keep your first prediction. Compare it with what the evidence shows and explain any change.</w:t>
+      </w:r>
+    </w:p>
+    <w:p>
+      <w:pPr>
+        <w:pStyle w:val="Heading1"/>
+      </w:pPr>
+      <w:r>
+        <w:t>16. Finish and return</w:t>
+      </w:r>
+    </w:p>
+    <w:p>
+      <w:r>
+        <w:t>Close your notes. Explain this goal in your own words: Explain the mechanism and terminology of authentication and authorisation</w:t>
+      </w:r>
+    </w:p>
+    <w:p>
+      <w:pPr>
+        <w:pStyle w:val="Heading3"/>
+      </w:pPr>
+      <w:r>
+        <w:t>My deciding step, evidence and one remaining question</w:t>
+      </w:r>
+    </w:p>
+    <w:p>
+      <w:r>
+        <w:t>________________________________________________________________</w:t>
+      </w:r>
+    </w:p>
+    <w:p>
+      <w:r>
+        <w:t>________________________________________________________________</w:t>
+      </w:r>
+    </w:p>
+    <w:p>
+      <w:r>
+        <w:t>________________________________________________________________</w:t>
+      </w:r>
+    </w:p>
+    <w:p>
+      <w:r>
+        <w:t>________________________________________________________________</w:t>
+      </w:r>
+    </w:p>
+    <w:p>
+      <w:r>
+        <w:t>________________________________________________________________</w:t>
+      </w:r>
+    </w:p>
+    <w:p>
+      <w:r>
+        <w:t>If you are unsure, return to the worked picture and explain one arrow. If you are ready, change an input or assumption and justify your prediction.</w:t>
+      </w:r>
+    </w:p>
+    <w:p>
+      <w:r>
+        <w:t>Save your workbook evidence. At the next review, try a different case before opening your old answer.</w:t>
+      </w:r>
+    </w:p>
     <w:sectPr>
       <w:pgSz w:w="12240" w:h="15840"/>
       <w:pgMar w:top="936" w:right="1008" w:bottom="936" w:left="1008" w:header="720" w:footer="720" w:gutter="0"/>

--- a/downloads/student/ai-6-week-05.docx
+++ b/downloads/student/ai-6-week-05.docx
@@ -2102,6 +2102,210 @@
         <w:t>Save your workbook evidence. At the next review, try a different case before opening your old answer.</w:t>
       </w:r>
     </w:p>
+    <w:p>
+      <w:pPr>
+        <w:pStyle w:val="Heading1"/>
+      </w:pPr>
+      <w:r>
+        <w:t>17. Supported practice, repair and portfolio</w:t>
+      </w:r>
+    </w:p>
+    <w:p>
+      <w:r>
+        <w:t>Use this supported practice once, in the browser or on paper. Keep the reserved independent assessment for a separate first attempt before teacher feedback.</w:t>
+      </w:r>
+    </w:p>
+    <w:p>
+      <w:r>
+        <w:t>A verified reader cannot edit. Jo logs in as a verified museum volunteer and asks to edit card C.</w:t>
+      </w:r>
+    </w:p>
+    <w:p>
+      <w:pPr>
+        <w:pStyle w:val="Heading3"/>
+      </w:pPr>
+      <w:r>
+        <w:t>Practice 1: explain the deciding evidence</w:t>
+      </w:r>
+    </w:p>
+    <w:p>
+      <w:r>
+        <w:t>Which labelled step matches this detail? Keep C unchanged; the authenticated volunteer lacks this permission.</w:t>
+      </w:r>
+    </w:p>
+    <w:p>
+      <w:r>
+        <w:t>1. Check the action</w:t>
+      </w:r>
+    </w:p>
+    <w:p>
+      <w:r>
+        <w:t>2. Deny the edit</w:t>
+      </w:r>
+    </w:p>
+    <w:p>
+      <w:r>
+        <w:t>3. Identify Jo</w:t>
+      </w:r>
+    </w:p>
+    <w:p>
+      <w:pPr>
+        <w:pStyle w:val="Heading3"/>
+      </w:pPr>
+      <w:r>
+        <w:t>My selected conclusion, deciding fact and explanation</w:t>
+      </w:r>
+    </w:p>
+    <w:p>
+      <w:r>
+        <w:t>________________________________________________________________</w:t>
+      </w:r>
+    </w:p>
+    <w:p>
+      <w:r>
+        <w:t>________________________________________________________________</w:t>
+      </w:r>
+    </w:p>
+    <w:p>
+      <w:r>
+        <w:t>________________________________________________________________</w:t>
+      </w:r>
+    </w:p>
+    <w:p>
+      <w:r>
+        <w:t>________________________________________________________________</w:t>
+      </w:r>
+    </w:p>
+    <w:p>
+      <w:r>
+        <w:t>________________________________________________________________</w:t>
+      </w:r>
+    </w:p>
+    <w:p>
+      <w:r>
+        <w:t>Hint if needed: Read the steps in the pictorial case. Match the supplied detail to the stage that performs or records it.</w:t>
+      </w:r>
+    </w:p>
+    <w:p>
+      <w:r>
+        <w:t>After your attempt, compare with the supported explanation: Deny the edit Keep C unchanged; the authenticated volunteer lacks this permission. Authentication establishes identity. Authorisation compares that identity with the requested action and resource.</w:t>
+      </w:r>
+    </w:p>
+    <w:p>
+      <w:pPr>
+        <w:pStyle w:val="Heading3"/>
+      </w:pPr>
+      <w:r>
+        <w:t>Practice 2: explain the deciding evidence</w:t>
+      </w:r>
+    </w:p>
+    <w:p>
+      <w:r>
+        <w:t>Changed-case practice: Use a verified curator permitted to edit C. Which conclusion is supported by the supplied facts?</w:t>
+      </w:r>
+    </w:p>
+    <w:p>
+      <w:r>
+        <w:t>1. We can decide the result without examining the changed input or the procedure.</w:t>
+      </w:r>
+    </w:p>
+    <w:p>
+      <w:r>
+        <w:t>2. This one example guarantees correct results for every future input.</w:t>
+      </w:r>
+    </w:p>
+    <w:p>
+      <w:r>
+        <w:t>3. The authorisation gate allows the edit, subject to other declared checks.</w:t>
+      </w:r>
+    </w:p>
+    <w:p>
+      <w:pPr>
+        <w:pStyle w:val="Heading3"/>
+      </w:pPr>
+      <w:r>
+        <w:t>My selected conclusion, deciding fact and explanation</w:t>
+      </w:r>
+    </w:p>
+    <w:p>
+      <w:r>
+        <w:t>________________________________________________________________</w:t>
+      </w:r>
+    </w:p>
+    <w:p>
+      <w:r>
+        <w:t>________________________________________________________________</w:t>
+      </w:r>
+    </w:p>
+    <w:p>
+      <w:r>
+        <w:t>________________________________________________________________</w:t>
+      </w:r>
+    </w:p>
+    <w:p>
+      <w:r>
+        <w:t>________________________________________________________________</w:t>
+      </w:r>
+    </w:p>
+    <w:p>
+      <w:r>
+        <w:t>________________________________________________________________</w:t>
+      </w:r>
+    </w:p>
+    <w:p>
+      <w:r>
+        <w:t>Hint if needed: Use the changed condition and the deciding step in the pictorial trace. The answer must say what follows from those facts.</w:t>
+      </w:r>
+    </w:p>
+    <w:p>
+      <w:r>
+        <w:t>After your attempt, compare with the supported explanation: The authorisation gate allows the edit, subject to other declared checks. The trusted role now matches this operation and object.</w:t>
+      </w:r>
+    </w:p>
+    <w:p>
+      <w:pPr>
+        <w:pStyle w:val="Heading3"/>
+      </w:pPr>
+      <w:r>
+        <w:t>Repair a missing building block</w:t>
+      </w:r>
+    </w:p>
+    <w:p>
+      <w:r>
+        <w:t>Review Configuration and secrets (ai-6/4). Goal: Explain the mechanism and terminology of configuration and secrets. Short practice: Point to the public setting and the protected credential. What changes when maximum_words becomes 60, and which information must never appear in the startup log?. Return to this week and explain what you changed.</w:t>
+      </w:r>
+    </w:p>
+    <w:p>
+      <w:r>
+        <w:t>Review Architecture and data flow (ai-6/2). Goal: Explain the mechanism and terminology of architecture and data flow. Short practice: Label what moves along the library request, retrieval and drafting arrows. Where does 17:30 come from, and why must the service stop if the retrieval arrow is disconnected?. Return to this week and explain what you changed.</w:t>
+      </w:r>
+    </w:p>
+    <w:p>
+      <w:pPr>
+        <w:pStyle w:val="Heading3"/>
+      </w:pPr>
+      <w:r>
+        <w:t>Predict, run and debug</w:t>
+      </w:r>
+    </w:p>
+    <w:p>
+      <w:r>
+        <w:t>The browser lab lets you edit the supported Python examples already included in this lesson. Predict first, run, inspect the actual output or error, change one input, then run again. Keep code, predictions, actual results and a reasoned revision together. On paper, label your result as a trace rather than an execution.</w:t>
+      </w:r>
+    </w:p>
+    <w:p>
+      <w:pPr>
+        <w:pStyle w:val="Heading3"/>
+      </w:pPr>
+      <w:r>
+        <w:t>Keep your completed work</w:t>
+      </w:r>
+    </w:p>
+    <w:p>
+      <w:r>
+        <w:t>Use Download completed work in the hosted lesson to export your answers, reflections, practice feedback and code-run evidence. Open the HTML copy to read or print it. Drafts stay in this browser when storage is available; clear drafts on a shared device.</w:t>
+      </w:r>
+    </w:p>
     <w:sectPr>
       <w:pgSz w:w="12240" w:h="15840"/>
       <w:pgMar w:top="936" w:right="1008" w:bottom="936" w:left="1008" w:header="720" w:footer="720" w:gutter="0"/>

--- a/downloads/student/ai-6-week-05.docx
+++ b/downloads/student/ai-6-week-05.docx
@@ -42,6 +42,11 @@
       </w:r>
     </w:p>
     <w:p>
+      <w:r>
+        <w:t>Start with the target: Explain the mechanism and terminology of authentication and authorisation. Try the recall before opening notes.</w:t>
+      </w:r>
+    </w:p>
+    <w:p>
       <w:pPr>
         <w:pStyle w:val="Heading3"/>
       </w:pPr>
@@ -50,17 +55,71 @@
       </w:r>
     </w:p>
     <w:p>
-      <w:r>
-        <w:t>I can explain the mechanism and terminology of authentication and authorisation.</w:t>
-      </w:r>
-    </w:p>
-    <w:p>
-      <w:r>
+      <w:pPr>
+        <w:spacing w:line="336" w:lineRule="auto" w:after="180"/>
+      </w:pPr>
+      <w:r>
+        <w:rPr>
+          <w:b w:val="0"/>
+        </w:rPr>
+        <w:t xml:space="preserve">I can explain the </w:t>
+      </w:r>
+      <w:r>
+        <w:rPr>
+          <w:b/>
+        </w:rPr>
+        <w:t>mechanism</w:t>
+      </w:r>
+      <w:r>
+        <w:rPr>
+          <w:b w:val="0"/>
+        </w:rPr>
+        <w:t xml:space="preserve"> and terminology of </w:t>
+      </w:r>
+      <w:r>
+        <w:rPr>
+          <w:b/>
+        </w:rPr>
+        <w:t>authentication</w:t>
+      </w:r>
+      <w:r>
+        <w:rPr>
+          <w:b w:val="0"/>
+        </w:rPr>
+        <w:t xml:space="preserve"> and </w:t>
+      </w:r>
+      <w:r>
+        <w:rPr>
+          <w:b/>
+        </w:rPr>
+        <w:t>authorisation</w:t>
+      </w:r>
+      <w:r>
+        <w:rPr>
+          <w:b w:val="0"/>
+        </w:rPr>
+        <w:t>.</w:t>
+      </w:r>
+    </w:p>
+    <w:p>
+      <w:pPr>
+        <w:spacing w:line="336" w:lineRule="auto" w:after="180"/>
+      </w:pPr>
+      <w:r>
+        <w:rPr>
+          <w:b w:val="0"/>
+        </w:rPr>
         <w:t>I can apply the stated procedure to a new case with a traceable result.</w:t>
       </w:r>
     </w:p>
     <w:p>
-      <w:r>
+      <w:pPr>
+        <w:spacing w:line="336" w:lineRule="auto" w:after="180"/>
+      </w:pPr>
+      <w:r>
+        <w:rPr>
+          <w:b w:val="0"/>
+        </w:rPr>
         <w:t>I can identify an assumption or limitation and design a revealing follow-up.</w:t>
       </w:r>
     </w:p>
@@ -73,42 +132,132 @@
       </w:r>
     </w:p>
     <w:p>
-      <w:r>
+      <w:pPr>
+        <w:spacing w:line="336" w:lineRule="auto" w:after="180"/>
+      </w:pPr>
+      <w:r>
+        <w:rPr>
+          <w:b w:val="0"/>
+        </w:rPr>
         <w:t>Close your notes first. A rough first answer helps us choose the right starting point; it is not a score for your ability.</w:t>
       </w:r>
     </w:p>
     <w:p>
-      <w:r>
+      <w:pPr>
+        <w:spacing w:line="336" w:lineRule="auto" w:after="180"/>
+      </w:pPr>
+      <w:r>
+        <w:rPr>
+          <w:b w:val="0"/>
+        </w:rPr>
         <w:t>Without opening the old lesson, explain one key idea from Configuration and secrets. Give an example and a mistake that the idea helps you avoid.</w:t>
       </w:r>
     </w:p>
     <w:p>
-      <w:r>
+      <w:pPr>
+        <w:spacing w:line="336" w:lineRule="auto" w:after="180"/>
+      </w:pPr>
+      <w:r>
+        <w:rPr>
+          <w:b w:val="0"/>
+        </w:rPr>
         <w:t>Without opening the old lesson, explain one key idea from Architecture and data flow. Give an example and a mistake that the idea helps you avoid.</w:t>
       </w:r>
     </w:p>
     <w:p>
-      <w:r>
-        <w:t>After trying, check the relevant lesson or ask your teacher. Change the part of your explanation that the evidence shows was wrong.</w:t>
-      </w:r>
-    </w:p>
-    <w:p>
-      <w:r>
+      <w:pPr>
+        <w:spacing w:line="336" w:lineRule="auto" w:after="180"/>
+      </w:pPr>
+      <w:r>
+        <w:rPr>
+          <w:b w:val="0"/>
+        </w:rPr>
+        <w:t xml:space="preserve">After trying, check the relevant lesson or ask your teacher. Change the part of your explanation that the </w:t>
+      </w:r>
+      <w:r>
+        <w:rPr>
+          <w:b/>
+        </w:rPr>
+        <w:t>evidence</w:t>
+      </w:r>
+      <w:r>
+        <w:rPr>
+          <w:b w:val="0"/>
+        </w:rPr>
+        <w:t xml:space="preserve"> shows was wrong.</w:t>
+      </w:r>
+    </w:p>
+    <w:p>
+      <w:pPr>
+        <w:spacing w:line="336" w:lineRule="auto" w:after="180"/>
+      </w:pPr>
+      <w:r>
+        <w:rPr>
+          <w:b w:val="0"/>
+        </w:rPr>
         <w:t>This week you will practise:</w:t>
       </w:r>
     </w:p>
     <w:p>
-      <w:r>
-        <w:t>Explain the mechanism and terminology of authentication and authorisation</w:t>
-      </w:r>
-    </w:p>
-    <w:p>
-      <w:r>
+      <w:pPr>
+        <w:spacing w:line="336" w:lineRule="auto" w:after="180"/>
+      </w:pPr>
+      <w:r>
+        <w:rPr>
+          <w:b w:val="0"/>
+        </w:rPr>
+        <w:t xml:space="preserve">Explain the </w:t>
+      </w:r>
+      <w:r>
+        <w:rPr>
+          <w:b/>
+        </w:rPr>
+        <w:t>mechanism</w:t>
+      </w:r>
+      <w:r>
+        <w:rPr>
+          <w:b w:val="0"/>
+        </w:rPr>
+        <w:t xml:space="preserve"> and terminology of </w:t>
+      </w:r>
+      <w:r>
+        <w:rPr>
+          <w:b/>
+        </w:rPr>
+        <w:t>authentication</w:t>
+      </w:r>
+      <w:r>
+        <w:rPr>
+          <w:b w:val="0"/>
+        </w:rPr>
+        <w:t xml:space="preserve"> and </w:t>
+      </w:r>
+      <w:r>
+        <w:rPr>
+          <w:b/>
+        </w:rPr>
+        <w:t>authorisation</w:t>
+      </w:r>
+    </w:p>
+    <w:p>
+      <w:pPr>
+        <w:spacing w:line="336" w:lineRule="auto" w:after="180"/>
+      </w:pPr>
+      <w:r>
+        <w:rPr>
+          <w:b w:val="0"/>
+        </w:rPr>
         <w:t>Apply the stated procedure to a new case with a traceable result</w:t>
       </w:r>
     </w:p>
     <w:p>
-      <w:r>
+      <w:pPr>
+        <w:spacing w:line="336" w:lineRule="auto" w:after="180"/>
+      </w:pPr>
+      <w:r>
+        <w:rPr>
+          <w:b w:val="0"/>
+        </w:rPr>
         <w:t>Identify an assumption or limitation and design a revealing follow-up</w:t>
       </w:r>
     </w:p>
@@ -121,8 +270,38 @@
       </w:r>
     </w:p>
     <w:p>
-      <w:r>
-        <w:t>Recall Configuration and secrets. Explain why a recorded result needs its input conditions and evidence source before it can support a claim.</w:t>
+      <w:pPr>
+        <w:spacing w:line="336" w:lineRule="auto" w:after="180"/>
+      </w:pPr>
+      <w:r>
+        <w:rPr>
+          <w:b w:val="0"/>
+        </w:rPr>
+        <w:t xml:space="preserve">Recall Configuration and secrets. Explain why a recorded result needs its </w:t>
+      </w:r>
+      <w:r>
+        <w:rPr>
+          <w:b/>
+        </w:rPr>
+        <w:t>input</w:t>
+      </w:r>
+      <w:r>
+        <w:rPr>
+          <w:b w:val="0"/>
+        </w:rPr>
+        <w:t xml:space="preserve"> conditions and </w:t>
+      </w:r>
+      <w:r>
+        <w:rPr>
+          <w:b/>
+        </w:rPr>
+        <w:t>evidence</w:t>
+      </w:r>
+      <w:r>
+        <w:rPr>
+          <w:b w:val="0"/>
+        </w:rPr>
+        <w:t xml:space="preserve"> source before it can support a claim.</w:t>
       </w:r>
     </w:p>
     <w:p>
@@ -157,8 +336,38 @@
       </w:r>
     </w:p>
     <w:p>
-      <w:r>
-        <w:t>Explain authentication and authorisation using the deciding step in this fictional service.</w:t>
+      <w:pPr>
+        <w:spacing w:line="336" w:lineRule="auto" w:after="180"/>
+      </w:pPr>
+      <w:r>
+        <w:rPr>
+          <w:b w:val="0"/>
+        </w:rPr>
+        <w:t xml:space="preserve">Explain </w:t>
+      </w:r>
+      <w:r>
+        <w:rPr>
+          <w:b/>
+        </w:rPr>
+        <w:t>authentication</w:t>
+      </w:r>
+      <w:r>
+        <w:rPr>
+          <w:b w:val="0"/>
+        </w:rPr>
+        <w:t xml:space="preserve"> and </w:t>
+      </w:r>
+      <w:r>
+        <w:rPr>
+          <w:b/>
+        </w:rPr>
+        <w:t>authorisation</w:t>
+      </w:r>
+      <w:r>
+        <w:rPr>
+          <w:b w:val="0"/>
+        </w:rPr>
+        <w:t xml:space="preserve"> using the deciding step in this fictional service.</w:t>
       </w:r>
     </w:p>
     <w:p>
@@ -171,12 +380,58 @@
     </w:p>
     <w:p>
       <w:r>
-        <w:t>Authentication identifies an actor; authorisation decides whether that actor may perform a particular operation on a particular resource.</w:t>
-      </w:r>
-    </w:p>
-    <w:p>
-      <w:r>
-        <w:t>Begin by writing the question the procedure is intended to answer. Identify the information already supplied, the information it will produce and the information still missing. These are constructed classroom examples; they do not require live accounts, private records or an external service. Do not treat a plausible explanation as a measured outcome.</w:t>
+        <w:t>Investigate the supplied Authentication and authorisation case. Separate observations, given facts and assumptions before choosing an explanation.</w:t>
+      </w:r>
+    </w:p>
+    <w:p>
+      <w:pPr>
+        <w:spacing w:line="336" w:lineRule="auto" w:after="180"/>
+      </w:pPr>
+      <w:r>
+        <w:rPr>
+          <w:b/>
+        </w:rPr>
+        <w:t>Authentication</w:t>
+      </w:r>
+      <w:r>
+        <w:rPr>
+          <w:b w:val="0"/>
+        </w:rPr>
+        <w:t xml:space="preserve"> identifies an actor; </w:t>
+      </w:r>
+      <w:r>
+        <w:rPr>
+          <w:b/>
+        </w:rPr>
+        <w:t>authorisation</w:t>
+      </w:r>
+      <w:r>
+        <w:rPr>
+          <w:b w:val="0"/>
+        </w:rPr>
+        <w:t xml:space="preserve"> decides whether that actor may perform a particular operation on a particular resource.</w:t>
+      </w:r>
+    </w:p>
+    <w:p>
+      <w:pPr>
+        <w:spacing w:line="336" w:lineRule="auto" w:after="180"/>
+      </w:pPr>
+      <w:r>
+        <w:rPr>
+          <w:b w:val="0"/>
+        </w:rPr>
+        <w:t>Begin by writing the question the procedure is intended to answer. Identify the information already supplied, the information it will produce and the information still missing.</w:t>
+      </w:r>
+    </w:p>
+    <w:p>
+      <w:pPr>
+        <w:spacing w:line="336" w:lineRule="auto" w:after="180"/>
+      </w:pPr>
+      <w:r>
+        <w:rPr>
+          <w:b w:val="0"/>
+        </w:rPr>
+        <w:t>These are constructed classroom examples; they do not require live accounts, private records or an external service. Do not treat a plausible explanation as a measured outcome.</w:t>
       </w:r>
     </w:p>
     <w:p>
@@ -212,6 +467,17 @@
     </w:p>
     <w:p>
       <w:r>
+        <w:t>Follow the mechanism for Authentication and authorisation. Connect each labelled input, deciding step and result.</w:t>
+      </w:r>
+    </w:p>
+    <w:p>
+      <w:pPr>
+        <w:spacing w:line="336" w:lineRule="auto" w:after="180"/>
+      </w:pPr>
+      <w:r>
+        <w:rPr>
+          <w:b w:val="0"/>
+        </w:rPr>
         <w:t>Use trusted session roles, never a role claimed inside user JSON. Student may read student resources; teacher may read both. Unauthenticated requests are denied.</w:t>
       </w:r>
     </w:p>
@@ -308,8 +574,49 @@
       </w:r>
     </w:p>
     <w:p>
-      <w:r>
-        <w:t>Before applying the procedure, write its units, denominator or decision boundary where relevant. A partner should be able to repeat each step using the same inputs. If a required input is absent or violates the stated contract, record that condition explicitly instead of quietly replacing it with a convenient value.</w:t>
+      <w:pPr>
+        <w:spacing w:line="336" w:lineRule="auto" w:after="180"/>
+      </w:pPr>
+      <w:r>
+        <w:rPr>
+          <w:b w:val="0"/>
+        </w:rPr>
+        <w:t xml:space="preserve">Before applying the procedure, write its units, denominator or decision boundary where relevant. A partner should be able to repeat each step using the same </w:t>
+      </w:r>
+      <w:r>
+        <w:rPr>
+          <w:b/>
+        </w:rPr>
+        <w:t>input</w:t>
+      </w:r>
+      <w:r>
+        <w:rPr>
+          <w:b w:val="0"/>
+        </w:rPr>
+        <w:t>s.</w:t>
+      </w:r>
+    </w:p>
+    <w:p>
+      <w:pPr>
+        <w:spacing w:line="336" w:lineRule="auto" w:after="180"/>
+      </w:pPr>
+      <w:r>
+        <w:rPr>
+          <w:b w:val="0"/>
+        </w:rPr>
+        <w:t xml:space="preserve">If a required </w:t>
+      </w:r>
+      <w:r>
+        <w:rPr>
+          <w:b/>
+        </w:rPr>
+        <w:t>input</w:t>
+      </w:r>
+      <w:r>
+        <w:rPr>
+          <w:b w:val="0"/>
+        </w:rPr>
+        <w:t xml:space="preserve"> is absent or violates the stated contract, record that condition explicitly instead of quietly replacing it with a convenient value.</w:t>
       </w:r>
     </w:p>
     <w:p>
@@ -321,8 +628,26 @@
       </w:r>
     </w:p>
     <w:p>
-      <w:r>
-        <w:t>Point to the input, the deciding step and the result in this week’s visual. Explain the same step in ordinary words. A picture helps when you can say what each part represents.</w:t>
+      <w:pPr>
+        <w:spacing w:line="336" w:lineRule="auto" w:after="180"/>
+      </w:pPr>
+      <w:r>
+        <w:rPr>
+          <w:b w:val="0"/>
+        </w:rPr>
+        <w:t xml:space="preserve">Point to the </w:t>
+      </w:r>
+      <w:r>
+        <w:rPr>
+          <w:b/>
+        </w:rPr>
+        <w:t>input</w:t>
+      </w:r>
+      <w:r>
+        <w:rPr>
+          <w:b w:val="0"/>
+        </w:rPr>
+        <w:t>, the deciding step and the result in this week’s visual. Explain the same step in ordinary words. A picture helps when you can say what each part represents.</w:t>
       </w:r>
     </w:p>
     <w:p>
@@ -334,6 +659,11 @@
       </w:r>
     </w:p>
     <w:p>
+      <w:r>
+        <w:t>Compare the supplied cases for Authentication and authorisation. Identify the detail that changes the conclusion.</w:t>
+      </w:r>
+    </w:p>
+    <w:p>
       <w:pPr>
         <w:pStyle w:val="Heading3"/>
       </w:pPr>
@@ -342,7 +672,13 @@
       </w:r>
     </w:p>
     <w:p>
-      <w:r>
+      <w:pPr>
+        <w:spacing w:line="336" w:lineRule="auto" w:after="180"/>
+      </w:pPr>
+      <w:r>
+        <w:rPr>
+          <w:b w:val="0"/>
+        </w:rPr>
         <w:t>A student session submits role=teacher in request data and asks for a guide. Show the intermediate steps and give the conclusion with its scope.</w:t>
       </w:r>
     </w:p>
@@ -388,18 +724,93 @@
       </w:r>
     </w:p>
     <w:p>
-      <w:r>
+      <w:pPr>
+        <w:pStyle w:val="Heading3"/>
+      </w:pPr>
+      <w:r>
+        <w:t>Change one thing</w:t>
+      </w:r>
+    </w:p>
+    <w:p>
+      <w:pPr>
+        <w:spacing w:line="336" w:lineRule="auto" w:after="180"/>
+        <w:shd w:fill="F5F1FB"/>
+      </w:pPr>
+      <w:r>
+        <w:rPr>
+          <w:b w:val="0"/>
+        </w:rPr>
         <w:t>Change: Use a verified curator permitted to edit C.</w:t>
       </w:r>
     </w:p>
     <w:p>
-      <w:r>
-        <w:t>Prediction: The authorisation gate allows the edit, subject to other declared checks.</w:t>
-      </w:r>
-    </w:p>
-    <w:p>
-      <w:r>
-        <w:t>Reason: The trusted role now matches this operation and object.</w:t>
+      <w:pPr>
+        <w:pStyle w:val="Heading3"/>
+      </w:pPr>
+      <w:r>
+        <w:t>Predicted result</w:t>
+      </w:r>
+    </w:p>
+    <w:p>
+      <w:pPr>
+        <w:spacing w:line="336" w:lineRule="auto" w:after="180"/>
+        <w:shd w:fill="F1F6FC"/>
+      </w:pPr>
+      <w:r>
+        <w:rPr>
+          <w:b/>
+        </w:rPr>
+        <w:t>Prediction</w:t>
+      </w:r>
+      <w:r>
+        <w:rPr>
+          <w:b w:val="0"/>
+        </w:rPr>
+        <w:t xml:space="preserve">: The </w:t>
+      </w:r>
+      <w:r>
+        <w:rPr>
+          <w:b/>
+        </w:rPr>
+        <w:t>authorisation</w:t>
+      </w:r>
+      <w:r>
+        <w:rPr>
+          <w:b w:val="0"/>
+        </w:rPr>
+        <w:t xml:space="preserve"> gate allows the edit, subject to other declared checks.</w:t>
+      </w:r>
+    </w:p>
+    <w:p>
+      <w:pPr>
+        <w:pStyle w:val="Heading3"/>
+      </w:pPr>
+      <w:r>
+        <w:t>Why the result follows</w:t>
+      </w:r>
+    </w:p>
+    <w:p>
+      <w:pPr>
+        <w:spacing w:line="336" w:lineRule="auto" w:after="180"/>
+        <w:shd w:fill="F1F6FC"/>
+      </w:pPr>
+      <w:r>
+        <w:rPr>
+          <w:b w:val="0"/>
+        </w:rPr>
+        <w:t xml:space="preserve">Reason: The </w:t>
+      </w:r>
+      <w:r>
+        <w:rPr>
+          <w:b/>
+        </w:rPr>
+        <w:t>trusted role</w:t>
+      </w:r>
+      <w:r>
+        <w:rPr>
+          <w:b w:val="0"/>
+        </w:rPr>
+        <w:t xml:space="preserve"> now matches this operation and object.</w:t>
       </w:r>
     </w:p>
     <w:p>
@@ -408,6 +819,11 @@
       </w:pPr>
       <w:r>
         <w:t>05. Words that unlock the idea</w:t>
+      </w:r>
+    </w:p>
+    <w:p>
+      <w:r>
+        <w:t>Use the vocabulary of Authentication and authorisation to explain a concrete decision, rather than only memorising definitions.</w:t>
       </w:r>
     </w:p>
     <w:tbl>
@@ -545,22 +961,141 @@
     </w:p>
     <w:p>
       <w:r>
+        <w:t>Follow the worked trace for Authentication and authorisation, predict a step, then compare with its explanation.</w:t>
+      </w:r>
+    </w:p>
+    <w:p>
+      <w:pPr>
+        <w:spacing w:line="336" w:lineRule="auto" w:after="180"/>
+      </w:pPr>
+      <w:r>
+        <w:rPr>
+          <w:b w:val="0"/>
+        </w:rPr>
         <w:t>A student session submits role=teacher in request data and asks for a guide.</w:t>
       </w:r>
     </w:p>
     <w:p>
-      <w:r>
+      <w:pPr>
+        <w:spacing w:line="336" w:lineRule="auto" w:after="180"/>
+      </w:pPr>
+      <w:r>
+        <w:rPr>
+          <w:b w:val="0"/>
+        </w:rPr>
         <w:t>The trusted session remains student; deny teacher guide access. A claimed role cannot change authenticated authority.</w:t>
       </w:r>
     </w:p>
     <w:p>
-      <w:r>
-        <w:t>Compare the intermediate evidence with the final statement. Explain why each number or decision follows from the stated inputs. The conclusion belongs to this scenario and procedure; changing the inputs, evaluation population or authority can change what it establishes. Retain the raw record so a later revision can be compared honestly.</w:t>
-      </w:r>
-    </w:p>
-    <w:p>
-      <w:r>
-        <w:t>Optional local lab: predict the printed result before running this standalone Python 3 example. Change one relevant boundary input, record the outcome and state the contract or statistical assumptions. The program uses fictional values and the Python standard library; it performs no external operations.</w:t>
+      <w:pPr>
+        <w:pStyle w:val="Heading3"/>
+      </w:pPr>
+      <w:r>
+        <w:t>Worked explanation · Authentication and authorisation</w:t>
+      </w:r>
+    </w:p>
+    <w:p>
+      <w:pPr>
+        <w:spacing w:line="336" w:lineRule="auto" w:after="180"/>
+        <w:shd w:fill="F1F6FC"/>
+      </w:pPr>
+      <w:r>
+        <w:rPr>
+          <w:b w:val="0"/>
+        </w:rPr>
+        <w:t xml:space="preserve">Compare the intermediate </w:t>
+      </w:r>
+      <w:r>
+        <w:rPr>
+          <w:b/>
+        </w:rPr>
+        <w:t>evidence</w:t>
+      </w:r>
+      <w:r>
+        <w:rPr>
+          <w:b w:val="0"/>
+        </w:rPr>
+        <w:t xml:space="preserve"> with the final statement. Explain why each number or decision follows from the stated </w:t>
+      </w:r>
+      <w:r>
+        <w:rPr>
+          <w:b/>
+        </w:rPr>
+        <w:t>input</w:t>
+      </w:r>
+      <w:r>
+        <w:rPr>
+          <w:b w:val="0"/>
+        </w:rPr>
+        <w:t>s.</w:t>
+      </w:r>
+    </w:p>
+    <w:p>
+      <w:pPr>
+        <w:spacing w:line="336" w:lineRule="auto" w:after="180"/>
+        <w:shd w:fill="F1F6FC"/>
+      </w:pPr>
+      <w:r>
+        <w:rPr>
+          <w:b w:val="0"/>
+        </w:rPr>
+        <w:t xml:space="preserve">The conclusion belongs to this scenario and procedure; changing the </w:t>
+      </w:r>
+      <w:r>
+        <w:rPr>
+          <w:b/>
+        </w:rPr>
+        <w:t>input</w:t>
+      </w:r>
+      <w:r>
+        <w:rPr>
+          <w:b w:val="0"/>
+        </w:rPr>
+        <w:t>s, evaluation population or authority can change what it establishes. Retain the raw record so a later revision can be compared honestly.</w:t>
+      </w:r>
+    </w:p>
+    <w:p>
+      <w:pPr>
+        <w:pStyle w:val="Heading3"/>
+      </w:pPr>
+      <w:r>
+        <w:t>Worked explanation · Authentication and authorisation</w:t>
+      </w:r>
+    </w:p>
+    <w:p>
+      <w:pPr>
+        <w:spacing w:line="336" w:lineRule="auto" w:after="180"/>
+        <w:shd w:fill="F1F6FC"/>
+      </w:pPr>
+      <w:r>
+        <w:rPr>
+          <w:b w:val="0"/>
+        </w:rPr>
+        <w:t xml:space="preserve">Optional local lab: predict the printed result before running this standalone Python 3 example. Change one relevant boundary </w:t>
+      </w:r>
+      <w:r>
+        <w:rPr>
+          <w:b/>
+        </w:rPr>
+        <w:t>input</w:t>
+      </w:r>
+      <w:r>
+        <w:rPr>
+          <w:b w:val="0"/>
+        </w:rPr>
+        <w:t>, record the outcome and state the contract or statistical assumptions.</w:t>
+      </w:r>
+    </w:p>
+    <w:p>
+      <w:pPr>
+        <w:spacing w:line="336" w:lineRule="auto" w:after="180"/>
+        <w:shd w:fill="F1F6FC"/>
+      </w:pPr>
+      <w:r>
+        <w:rPr>
+          <w:b w:val="0"/>
+        </w:rPr>
+        <w:t>The program uses fictional values and the Python standard library; it performs no external operations.</w:t>
       </w:r>
     </w:p>
     <w:p>
@@ -590,7 +1125,13 @@
       </w:r>
     </w:p>
     <w:p>
-      <w:r>
+      <w:pPr>
+        <w:spacing w:line="336" w:lineRule="auto" w:after="180"/>
+      </w:pPr>
+      <w:r>
+        <w:rPr>
+          <w:b w:val="0"/>
+        </w:rPr>
         <w:t>Cover the result before checking it. Say what is given, choose the procedure, and follow one step at a time. Then uncover the result and explain your first mismatch. Ask why a step is allowed, not only what number it produces.</w:t>
       </w:r>
     </w:p>
@@ -603,7 +1144,13 @@
       </w:r>
     </w:p>
     <w:p>
-      <w:r>
+      <w:pPr>
+        <w:spacing w:line="336" w:lineRule="auto" w:after="180"/>
+      </w:pPr>
+      <w:r>
+        <w:rPr>
+          <w:b w:val="0"/>
+        </w:rPr>
         <w:t>A verified reader cannot edit. Jo logs in as a verified museum volunteer and asks to edit card C.</w:t>
       </w:r>
     </w:p>
@@ -616,7 +1163,22 @@
       </w:r>
     </w:p>
     <w:p>
-      <w:r>
+      <w:pPr>
+        <w:pStyle w:val="Heading3"/>
+      </w:pPr>
+      <w:r>
+        <w:t>Supplied facts</w:t>
+      </w:r>
+    </w:p>
+    <w:p>
+      <w:pPr>
+        <w:spacing w:line="336" w:lineRule="auto" w:after="180"/>
+        <w:shd w:fill="F1F6FC"/>
+      </w:pPr>
+      <w:r>
+        <w:rPr>
+          <w:b w:val="0"/>
+        </w:rPr>
         <w:t>Trusted policy grants volunteers read access to C; only curators may edit it.</w:t>
       </w:r>
     </w:p>
@@ -780,30 +1342,132 @@
       </w:r>
     </w:p>
     <w:p>
-      <w:r>
-        <w:t>Authentication establishes identity. Authorisation compares that identity with the requested action and resource.</w:t>
-      </w:r>
-    </w:p>
-    <w:p>
       <w:pPr>
         <w:pStyle w:val="Heading3"/>
       </w:pPr>
       <w:r>
+        <w:t>Why the result follows</w:t>
+      </w:r>
+    </w:p>
+    <w:p>
+      <w:pPr>
+        <w:spacing w:line="336" w:lineRule="auto" w:after="180"/>
+        <w:shd w:fill="F1F6FC"/>
+      </w:pPr>
+      <w:r>
+        <w:rPr>
+          <w:b/>
+        </w:rPr>
+        <w:t>Authentication</w:t>
+      </w:r>
+      <w:r>
+        <w:rPr>
+          <w:b w:val="0"/>
+        </w:rPr>
+        <w:t xml:space="preserve"> establishes identity. </w:t>
+      </w:r>
+      <w:r>
+        <w:rPr>
+          <w:b/>
+        </w:rPr>
+        <w:t>Authorisation</w:t>
+      </w:r>
+      <w:r>
+        <w:rPr>
+          <w:b w:val="0"/>
+        </w:rPr>
+        <w:t xml:space="preserve"> compares that identity with the requested action and resource.</w:t>
+      </w:r>
+    </w:p>
+    <w:p>
+      <w:pPr>
+        <w:pStyle w:val="Heading3"/>
+      </w:pPr>
+      <w:r>
         <w:t>What this example does not establish</w:t>
       </w:r>
     </w:p>
     <w:p>
-      <w:r>
-        <w:t>A role written in an ordinary request is not a trusted authentication claim.</w:t>
-      </w:r>
-    </w:p>
-    <w:p>
-      <w:r>
-        <w:t>Read the labelled picture: Explain why Jo’s valid volunteer login does not permit editing C. Which trusted role change allows the action, and why is a role written in the request insufficient?</w:t>
-      </w:r>
-    </w:p>
-    <w:p>
-      <w:r>
+      <w:pPr>
+        <w:pStyle w:val="Heading3"/>
+      </w:pPr>
+      <w:r>
+        <w:t>Keep the stated limit</w:t>
+      </w:r>
+    </w:p>
+    <w:p>
+      <w:pPr>
+        <w:spacing w:line="336" w:lineRule="auto" w:after="180"/>
+        <w:shd w:fill="FFF5E6"/>
+      </w:pPr>
+      <w:r>
+        <w:rPr>
+          <w:b w:val="0"/>
+        </w:rPr>
+        <w:t xml:space="preserve">A role written in an ordinary request is not a trusted </w:t>
+      </w:r>
+      <w:r>
+        <w:rPr>
+          <w:b/>
+        </w:rPr>
+        <w:t>authentication</w:t>
+      </w:r>
+      <w:r>
+        <w:rPr>
+          <w:b w:val="0"/>
+        </w:rPr>
+        <w:t xml:space="preserve"> claim.</w:t>
+      </w:r>
+    </w:p>
+    <w:p>
+      <w:pPr>
+        <w:pStyle w:val="Heading3"/>
+      </w:pPr>
+      <w:r>
+        <w:t>Keep the stated limit</w:t>
+      </w:r>
+    </w:p>
+    <w:p>
+      <w:pPr>
+        <w:spacing w:line="336" w:lineRule="auto" w:after="180"/>
+        <w:shd w:fill="FFF5E6"/>
+      </w:pPr>
+      <w:r>
+        <w:rPr>
+          <w:b w:val="0"/>
+        </w:rPr>
+        <w:t xml:space="preserve">Read the labelled picture: Explain why Jo’s valid volunteer login does not permit editing C. Which </w:t>
+      </w:r>
+      <w:r>
+        <w:rPr>
+          <w:b/>
+        </w:rPr>
+        <w:t>trusted role</w:t>
+      </w:r>
+      <w:r>
+        <w:rPr>
+          <w:b w:val="0"/>
+        </w:rPr>
+        <w:t xml:space="preserve"> change allows the action, and why is a role written in the request insufficient?</w:t>
+      </w:r>
+    </w:p>
+    <w:p>
+      <w:pPr>
+        <w:pStyle w:val="Heading3"/>
+      </w:pPr>
+      <w:r>
+        <w:t>Keep the stated limit</w:t>
+      </w:r>
+    </w:p>
+    <w:p>
+      <w:pPr>
+        <w:spacing w:line="336" w:lineRule="auto" w:after="180"/>
+        <w:shd w:fill="FFF5E6"/>
+      </w:pPr>
+      <w:r>
+        <w:rPr>
+          <w:b w:val="0"/>
+        </w:rPr>
         <w:t>Change one thing: Use a verified curator permitted to edit C. Predict the result before checking the explanation. What remains the same?</w:t>
       </w:r>
     </w:p>
@@ -817,12 +1481,30 @@
     </w:p>
     <w:p>
       <w:r>
-        <w:t>Successful authentication does not grant every resource or operation.</w:t>
-      </w:r>
-    </w:p>
-    <w:p>
-      <w:r>
-        <w:t>A useful check asks what would make the reasoning fail. Distinguish a failure to execute the declared procedure from a weakness in the procedure itself. The first may require a correction; the second requires an explicitly revised method and new evidence. Preserve unsuccessful cases so an improved result cannot hide the original problem.</w:t>
+        <w:t>Find the unsupported step in the Authentication and authorisation claim and explain a repair using the supplied evidence.</w:t>
+      </w:r>
+    </w:p>
+    <w:p>
+      <w:pPr>
+        <w:spacing w:line="336" w:lineRule="auto" w:after="180"/>
+      </w:pPr>
+      <w:r>
+        <w:rPr>
+          <w:b w:val="0"/>
+        </w:rPr>
+        <w:t xml:space="preserve">Successful </w:t>
+      </w:r>
+      <w:r>
+        <w:rPr>
+          <w:b/>
+        </w:rPr>
+        <w:t>authentication</w:t>
+      </w:r>
+      <w:r>
+        <w:rPr>
+          <w:b w:val="0"/>
+        </w:rPr>
+        <w:t xml:space="preserve"> does not grant every resource or operation.</w:t>
       </w:r>
     </w:p>
     <w:p>
@@ -830,6 +1512,50 @@
         <w:pStyle w:val="Heading3"/>
       </w:pPr>
       <w:r>
+        <w:t>Check the claim against the facts</w:t>
+      </w:r>
+    </w:p>
+    <w:p>
+      <w:pPr>
+        <w:spacing w:line="336" w:lineRule="auto" w:after="180"/>
+        <w:shd w:fill="FFF5E6"/>
+      </w:pPr>
+      <w:r>
+        <w:rPr>
+          <w:b w:val="0"/>
+        </w:rPr>
+        <w:t>A useful check asks what would make the reasoning fail. Distinguish a failure to execute the declared procedure from a weakness in the procedure itself.</w:t>
+      </w:r>
+    </w:p>
+    <w:p>
+      <w:pPr>
+        <w:spacing w:line="336" w:lineRule="auto" w:after="180"/>
+        <w:shd w:fill="FFF5E6"/>
+      </w:pPr>
+      <w:r>
+        <w:rPr>
+          <w:b w:val="0"/>
+        </w:rPr>
+        <w:t xml:space="preserve">The first may require a correction; the second requires an explicitly revised method and new </w:t>
+      </w:r>
+      <w:r>
+        <w:rPr>
+          <w:b/>
+        </w:rPr>
+        <w:t>evidence</w:t>
+      </w:r>
+      <w:r>
+        <w:rPr>
+          <w:b w:val="0"/>
+        </w:rPr>
+        <w:t>. Preserve unsuccessful cases so an improved result cannot hide the original problem.</w:t>
+      </w:r>
+    </w:p>
+    <w:p>
+      <w:pPr>
+        <w:pStyle w:val="Heading3"/>
+      </w:pPr>
+      <w:r>
         <w:t>Guided: restate the worked result, then name the assumption or limitation that prevents a broader conclusion.</w:t>
       </w:r>
     </w:p>
@@ -867,8 +1593,26 @@
       </w:r>
     </w:p>
     <w:p>
-      <w:r>
-        <w:t>A report omits this qualification: Successful authentication does not grant every resource or operation. Explain how omitting it could change a reader's interpretation, and write an accurate replacement.</w:t>
+      <w:pPr>
+        <w:spacing w:line="336" w:lineRule="auto" w:after="180"/>
+      </w:pPr>
+      <w:r>
+        <w:rPr>
+          <w:b w:val="0"/>
+        </w:rPr>
+        <w:t xml:space="preserve">A report omits this qualification: Successful </w:t>
+      </w:r>
+      <w:r>
+        <w:rPr>
+          <w:b/>
+        </w:rPr>
+        <w:t>authentication</w:t>
+      </w:r>
+      <w:r>
+        <w:rPr>
+          <w:b w:val="0"/>
+        </w:rPr>
+        <w:t xml:space="preserve"> does not grant every resource or operation. Explain how omitting it could change a reader's interpretation, and write an accurate replacement.</w:t>
       </w:r>
     </w:p>
     <w:p>
@@ -919,7 +1663,54 @@
     </w:p>
     <w:p>
       <w:r>
-        <w:t>Explain the weekly mechanism in your own words. Use the worked scenario to name its input, decision rule and output.</w:t>
+        <w:t>Practise Authentication and authorisation with support, then explain the deciding step in your own words.</w:t>
+      </w:r>
+    </w:p>
+    <w:p>
+      <w:pPr>
+        <w:spacing w:line="336" w:lineRule="auto" w:after="180"/>
+      </w:pPr>
+      <w:r>
+        <w:rPr>
+          <w:b w:val="0"/>
+        </w:rPr>
+        <w:t xml:space="preserve">Explain the weekly </w:t>
+      </w:r>
+      <w:r>
+        <w:rPr>
+          <w:b/>
+        </w:rPr>
+        <w:t>mechanism</w:t>
+      </w:r>
+      <w:r>
+        <w:rPr>
+          <w:b w:val="0"/>
+        </w:rPr>
+        <w:t xml:space="preserve"> in your own words. Use the worked scenario to name its </w:t>
+      </w:r>
+      <w:r>
+        <w:rPr>
+          <w:b/>
+        </w:rPr>
+        <w:t>input</w:t>
+      </w:r>
+      <w:r>
+        <w:rPr>
+          <w:b w:val="0"/>
+        </w:rPr>
+        <w:t xml:space="preserve">, decision rule and </w:t>
+      </w:r>
+      <w:r>
+        <w:rPr>
+          <w:b/>
+        </w:rPr>
+        <w:t>output</w:t>
+      </w:r>
+      <w:r>
+        <w:rPr>
+          <w:b w:val="0"/>
+        </w:rPr>
+        <w:t>.</w:t>
       </w:r>
     </w:p>
     <w:p>
@@ -992,8 +1783,50 @@
       </w:r>
     </w:p>
     <w:p>
-      <w:r>
-        <w:t>Use workbook W2 for the connected example “Authentication and authorisation”. First fill the input and rule boxes. Try the middle steps before asking for a hint. After a hint, try the next step yourself.</w:t>
+      <w:pPr>
+        <w:spacing w:line="336" w:lineRule="auto" w:after="180"/>
+      </w:pPr>
+      <w:r>
+        <w:rPr>
+          <w:b w:val="0"/>
+        </w:rPr>
+        <w:t>Use workbook W2 for the connected example “</w:t>
+      </w:r>
+      <w:r>
+        <w:rPr>
+          <w:b/>
+        </w:rPr>
+        <w:t>Authentication</w:t>
+      </w:r>
+      <w:r>
+        <w:rPr>
+          <w:b w:val="0"/>
+        </w:rPr>
+        <w:t xml:space="preserve"> and </w:t>
+      </w:r>
+      <w:r>
+        <w:rPr>
+          <w:b/>
+        </w:rPr>
+        <w:t>authorisation</w:t>
+      </w:r>
+      <w:r>
+        <w:rPr>
+          <w:b w:val="0"/>
+        </w:rPr>
+        <w:t xml:space="preserve">”. First fill the </w:t>
+      </w:r>
+      <w:r>
+        <w:rPr>
+          <w:b/>
+        </w:rPr>
+        <w:t>input</w:t>
+      </w:r>
+      <w:r>
+        <w:rPr>
+          <w:b w:val="0"/>
+        </w:rPr>
+        <w:t xml:space="preserve"> and rule boxes. Try the middle steps before asking for a hint. After a hint, try the next step yourself.</w:t>
       </w:r>
     </w:p>
     <w:tbl>
@@ -1076,7 +1909,13 @@
       </w:tr>
     </w:tbl>
     <w:p>
-      <w:r>
+      <w:pPr>
+        <w:spacing w:line="336" w:lineRule="auto" w:after="180"/>
+      </w:pPr>
+      <w:r>
+        <w:rPr>
+          <w:b w:val="0"/>
+        </w:rPr>
         <w:t>Explain your trace to a partner. Your partner points to one step to check. Swap roles on the next case. Each person writes their own explanation.</w:t>
       </w:r>
     </w:p>
@@ -1089,12 +1928,59 @@
       </w:r>
     </w:p>
     <w:p>
-      <w:r>
-        <w:t>Use the worked case for Authentication and authorisation. Proposed explanation: “The worked result establishes every future case”. Decide whether this explanation is supported. Point to the step or supplied fact that decides; explain your repair if needed.</w:t>
-      </w:r>
-    </w:p>
-    <w:p>
-      <w:r>
+      <w:pPr>
+        <w:spacing w:line="336" w:lineRule="auto" w:after="180"/>
+      </w:pPr>
+      <w:r>
+        <w:rPr>
+          <w:b w:val="0"/>
+        </w:rPr>
+        <w:t xml:space="preserve">Use the worked case for </w:t>
+      </w:r>
+      <w:r>
+        <w:rPr>
+          <w:b/>
+        </w:rPr>
+        <w:t>Authentication</w:t>
+      </w:r>
+      <w:r>
+        <w:rPr>
+          <w:b w:val="0"/>
+        </w:rPr>
+        <w:t xml:space="preserve"> and </w:t>
+      </w:r>
+      <w:r>
+        <w:rPr>
+          <w:b/>
+        </w:rPr>
+        <w:t>authorisation</w:t>
+      </w:r>
+      <w:r>
+        <w:rPr>
+          <w:b w:val="0"/>
+        </w:rPr>
+        <w:t>. Proposed explanation: “The worked result establishes every future case”. Decide whether this explanation is supported.</w:t>
+      </w:r>
+    </w:p>
+    <w:p>
+      <w:pPr>
+        <w:spacing w:line="336" w:lineRule="auto" w:after="180"/>
+      </w:pPr>
+      <w:r>
+        <w:rPr>
+          <w:b w:val="0"/>
+        </w:rPr>
+        <w:t>Point to the step or supplied fact that decides; explain your repair if needed.</w:t>
+      </w:r>
+    </w:p>
+    <w:p>
+      <w:pPr>
+        <w:spacing w:line="336" w:lineRule="auto" w:after="180"/>
+      </w:pPr>
+      <w:r>
+        <w:rPr>
+          <w:b w:val="0"/>
+        </w:rPr>
         <w:t>Answer on your own before discussion. If you are unsure, say which step you need help with.</w:t>
       </w:r>
     </w:p>
@@ -1107,8 +1993,27 @@
       </w:r>
     </w:p>
     <w:p>
-      <w:r>
-        <w:t>Explain why Jo’s valid volunteer login does not permit editing C. Which trusted role change allows the action, and why is a role written in the request insufficient?</w:t>
+      <w:pPr>
+        <w:spacing w:line="336" w:lineRule="auto" w:after="180"/>
+        <w:shd w:fill="F5F1FB"/>
+      </w:pPr>
+      <w:r>
+        <w:rPr>
+          <w:b w:val="0"/>
+        </w:rPr>
+        <w:t xml:space="preserve">Explain why Jo’s valid volunteer login does not permit editing C. Which </w:t>
+      </w:r>
+      <w:r>
+        <w:rPr>
+          <w:b/>
+        </w:rPr>
+        <w:t>trusted role</w:t>
+      </w:r>
+      <w:r>
+        <w:rPr>
+          <w:b w:val="0"/>
+        </w:rPr>
+        <w:t xml:space="preserve"> change allows the action, and why is a role written in the request insufficient?</w:t>
       </w:r>
     </w:p>
     <w:p>
@@ -1140,7 +2045,13 @@
       </w:r>
     </w:p>
     <w:p>
-      <w:r>
+      <w:pPr>
+        <w:spacing w:line="336" w:lineRule="auto" w:after="180"/>
+      </w:pPr>
+      <w:r>
+        <w:rPr>
+          <w:b w:val="0"/>
+        </w:rPr>
         <w:t>This is supported practice. Keep the separately named independent case for an attempt before feedback.</w:t>
       </w:r>
     </w:p>
@@ -1153,6 +2064,11 @@
       </w:r>
     </w:p>
     <w:p>
+      <w:r>
+        <w:t>Investigate Authentication and authorisation. Record the prediction, actual observation or labelled paper trace, explanation and next test separately.</w:t>
+      </w:r>
+    </w:p>
+    <w:p>
       <w:pPr>
         <w:pStyle w:val="Heading3"/>
       </w:pPr>
@@ -1161,7 +2077,13 @@
       </w:r>
     </w:p>
     <w:p>
-      <w:r>
+      <w:pPr>
+        <w:spacing w:line="336" w:lineRule="auto" w:after="180"/>
+      </w:pPr>
+      <w:r>
+        <w:rPr>
+          <w:b w:val="0"/>
+        </w:rPr>
         <w:t>A student session submits role=teacher in request data and asks for a guide. Show the intermediate steps and give the conclusion with its scope.</w:t>
       </w:r>
     </w:p>
@@ -1320,7 +2242,13 @@
       </w:tr>
     </w:tbl>
     <w:p>
-      <w:r>
+      <w:pPr>
+        <w:spacing w:line="336" w:lineRule="auto" w:after="180"/>
+      </w:pPr>
+      <w:r>
+        <w:rPr>
+          <w:b w:val="0"/>
+        </w:rPr>
         <w:t>On paper, trace the supplied procedure. If code is provided, predict before running it in a local practice file. Never write an expected answer as though it were an observed run.</w:t>
       </w:r>
     </w:p>
@@ -1333,7 +2261,13 @@
       </w:r>
     </w:p>
     <w:p>
-      <w:r>
+      <w:pPr>
+        <w:spacing w:line="336" w:lineRule="auto" w:after="180"/>
+      </w:pPr>
+      <w:r>
+        <w:rPr>
+          <w:b w:val="0"/>
+        </w:rPr>
         <w:t>Before trying: what do I expect, and why? While trying: which step could first go wrong? Afterwards: what did I actually observe, and what should change? Keep “not run” if you only traced the procedure.</w:t>
       </w:r>
     </w:p>
@@ -1346,6 +2280,11 @@
       </w:r>
     </w:p>
     <w:p>
+      <w:r>
+        <w:t>Move from recall to tracing, diagnosis and transfer in Authentication and authorisation. Explain why each step is justified.</w:t>
+      </w:r>
+    </w:p>
+    <w:p>
       <w:pPr>
         <w:pStyle w:val="Heading3"/>
       </w:pPr>
@@ -1354,18 +2293,95 @@
       </w:r>
     </w:p>
     <w:p>
-      <w:r>
-        <w:t>Explain the weekly mechanism in your own words. Use the worked scenario to name its input, decision rule and output.</w:t>
-      </w:r>
-    </w:p>
-    <w:p>
-      <w:r>
-        <w:t>A report omits this qualification: Successful authentication does not grant every resource or operation. Explain how omitting it could change a reader's interpretation, and write an accurate replacement.</w:t>
-      </w:r>
-    </w:p>
-    <w:p>
-      <w:r>
-        <w:t>For the worked scenario, propose one additional case that could reveal a failure, describe its expected outcome before running it, and explain what would need to remain fixed for a fair comparison. Do not reuse W4 as a new final test after receiving feedback.</w:t>
+      <w:pPr>
+        <w:spacing w:line="336" w:lineRule="auto" w:after="180"/>
+      </w:pPr>
+      <w:r>
+        <w:rPr>
+          <w:b w:val="0"/>
+        </w:rPr>
+        <w:t xml:space="preserve">Explain the weekly </w:t>
+      </w:r>
+      <w:r>
+        <w:rPr>
+          <w:b/>
+        </w:rPr>
+        <w:t>mechanism</w:t>
+      </w:r>
+      <w:r>
+        <w:rPr>
+          <w:b w:val="0"/>
+        </w:rPr>
+        <w:t xml:space="preserve"> in your own words. Use the worked scenario to name its </w:t>
+      </w:r>
+      <w:r>
+        <w:rPr>
+          <w:b/>
+        </w:rPr>
+        <w:t>input</w:t>
+      </w:r>
+      <w:r>
+        <w:rPr>
+          <w:b w:val="0"/>
+        </w:rPr>
+        <w:t xml:space="preserve">, decision rule and </w:t>
+      </w:r>
+      <w:r>
+        <w:rPr>
+          <w:b/>
+        </w:rPr>
+        <w:t>output</w:t>
+      </w:r>
+      <w:r>
+        <w:rPr>
+          <w:b w:val="0"/>
+        </w:rPr>
+        <w:t>.</w:t>
+      </w:r>
+    </w:p>
+    <w:p>
+      <w:pPr>
+        <w:spacing w:line="336" w:lineRule="auto" w:after="180"/>
+      </w:pPr>
+      <w:r>
+        <w:rPr>
+          <w:b w:val="0"/>
+        </w:rPr>
+        <w:t xml:space="preserve">A report omits this qualification: Successful </w:t>
+      </w:r>
+      <w:r>
+        <w:rPr>
+          <w:b/>
+        </w:rPr>
+        <w:t>authentication</w:t>
+      </w:r>
+      <w:r>
+        <w:rPr>
+          <w:b w:val="0"/>
+        </w:rPr>
+        <w:t xml:space="preserve"> does not grant every resource or operation. Explain how omitting it could change a reader's interpretation, and write an accurate replacement.</w:t>
+      </w:r>
+    </w:p>
+    <w:p>
+      <w:pPr>
+        <w:spacing w:line="336" w:lineRule="auto" w:after="180"/>
+      </w:pPr>
+      <w:r>
+        <w:rPr>
+          <w:b w:val="0"/>
+        </w:rPr>
+        <w:t>For the worked scenario, propose one additional case that could reveal a failure, describe its expected outcome before running it, and explain what would need to remain fixed for a fair comparison.</w:t>
+      </w:r>
+    </w:p>
+    <w:p>
+      <w:pPr>
+        <w:spacing w:line="336" w:lineRule="auto" w:after="180"/>
+      </w:pPr>
+      <w:r>
+        <w:rPr>
+          <w:b w:val="0"/>
+        </w:rPr>
+        <w:t>Do not reuse W4 as a new final test after receiving feedback.</w:t>
       </w:r>
     </w:p>
     <w:p>
@@ -1411,7 +2427,125 @@
     </w:p>
     <w:p>
       <w:r>
-        <w:t>Add a labelled authentication and authorisation evidence sheet to Grounded Learning Service. Show how you can explain the mechanism and terminology of authentication and authorisation. Use the supplied fictional case and keep its inputs, intermediate steps, calculation or prediction, and limitation. Connect this record to last week’s record; a matching answer without a trace is insufficient.</w:t>
+        <w:t>Apply this week’s idea to Grounded Learning Service. Keep an annotated decision and the evidence supporting it.</w:t>
+      </w:r>
+    </w:p>
+    <w:p>
+      <w:pPr>
+        <w:spacing w:line="336" w:lineRule="auto" w:after="180"/>
+      </w:pPr>
+      <w:r>
+        <w:rPr>
+          <w:b w:val="0"/>
+        </w:rPr>
+        <w:t xml:space="preserve">Add a labelled </w:t>
+      </w:r>
+      <w:r>
+        <w:rPr>
+          <w:b/>
+        </w:rPr>
+        <w:t>authentication</w:t>
+      </w:r>
+      <w:r>
+        <w:rPr>
+          <w:b w:val="0"/>
+        </w:rPr>
+        <w:t xml:space="preserve"> and </w:t>
+      </w:r>
+      <w:r>
+        <w:rPr>
+          <w:b/>
+        </w:rPr>
+        <w:t>authorisation</w:t>
+      </w:r>
+      <w:r>
+        <w:rPr>
+          <w:b w:val="0"/>
+        </w:rPr>
+        <w:t xml:space="preserve"> </w:t>
+      </w:r>
+      <w:r>
+        <w:rPr>
+          <w:b/>
+        </w:rPr>
+        <w:t>evidence</w:t>
+      </w:r>
+      <w:r>
+        <w:rPr>
+          <w:b w:val="0"/>
+        </w:rPr>
+        <w:t xml:space="preserve"> sheet to Grounded Learning Service. Show how you can explain the </w:t>
+      </w:r>
+      <w:r>
+        <w:rPr>
+          <w:b/>
+        </w:rPr>
+        <w:t>mechanism</w:t>
+      </w:r>
+      <w:r>
+        <w:rPr>
+          <w:b w:val="0"/>
+        </w:rPr>
+        <w:t xml:space="preserve"> and terminology of </w:t>
+      </w:r>
+      <w:r>
+        <w:rPr>
+          <w:b/>
+        </w:rPr>
+        <w:t>authentication</w:t>
+      </w:r>
+      <w:r>
+        <w:rPr>
+          <w:b w:val="0"/>
+        </w:rPr>
+        <w:t xml:space="preserve"> and </w:t>
+      </w:r>
+      <w:r>
+        <w:rPr>
+          <w:b/>
+        </w:rPr>
+        <w:t>authorisation</w:t>
+      </w:r>
+      <w:r>
+        <w:rPr>
+          <w:b w:val="0"/>
+        </w:rPr>
+        <w:t>.</w:t>
+      </w:r>
+    </w:p>
+    <w:p>
+      <w:pPr>
+        <w:spacing w:line="336" w:lineRule="auto" w:after="180"/>
+      </w:pPr>
+      <w:r>
+        <w:rPr>
+          <w:b w:val="0"/>
+        </w:rPr>
+        <w:t xml:space="preserve">Use the supplied fictional case and keep its </w:t>
+      </w:r>
+      <w:r>
+        <w:rPr>
+          <w:b/>
+        </w:rPr>
+        <w:t>input</w:t>
+      </w:r>
+      <w:r>
+        <w:rPr>
+          <w:b w:val="0"/>
+        </w:rPr>
+        <w:t xml:space="preserve">s, intermediate steps, calculation or </w:t>
+      </w:r>
+      <w:r>
+        <w:rPr>
+          <w:b/>
+        </w:rPr>
+        <w:t>prediction</w:t>
+      </w:r>
+      <w:r>
+        <w:rPr>
+          <w:b w:val="0"/>
+        </w:rPr>
+        <w:t>, and limitation. Connect this record to last week’s record; a matching answer without a trace is insufficient.</w:t>
       </w:r>
     </w:p>
     <w:tbl>
@@ -1539,8 +2673,26 @@
       </w:r>
     </w:p>
     <w:p>
-      <w:r>
-        <w:t>For the Grounded Learning Service, retain an annotated trace and the changed-case result. Name the contract or evidence that makes the deciding step valid, so another team can review it.</w:t>
+      <w:pPr>
+        <w:spacing w:line="336" w:lineRule="auto" w:after="180"/>
+      </w:pPr>
+      <w:r>
+        <w:rPr>
+          <w:b w:val="0"/>
+        </w:rPr>
+        <w:t xml:space="preserve">For the Grounded Learning Service, retain an annotated trace and the changed-case result. Name the contract or </w:t>
+      </w:r>
+      <w:r>
+        <w:rPr>
+          <w:b/>
+        </w:rPr>
+        <w:t>evidence</w:t>
+      </w:r>
+      <w:r>
+        <w:rPr>
+          <w:b w:val="0"/>
+        </w:rPr>
+        <w:t xml:space="preserve"> that makes the deciding step valid, so another team can review it.</w:t>
       </w:r>
     </w:p>
     <w:p>
@@ -1553,7 +2705,29 @@
     </w:p>
     <w:p>
       <w:r>
-        <w:t>Complete the supported workbook tasks before attempting W4 independently. Record any hints or help used. After feedback, use the teacher's fresh retry rather than copying the earlier answer. For a project, select a relevant new case, predict the outcome from the declared rule and preserve the result alongside any revision.</w:t>
+        <w:t>Use a genuinely new case for independent evidence. Previously discussed examples remain practice; use the separately named independent case before feedback.</w:t>
+      </w:r>
+    </w:p>
+    <w:p>
+      <w:pPr>
+        <w:spacing w:line="336" w:lineRule="auto" w:after="180"/>
+      </w:pPr>
+      <w:r>
+        <w:rPr>
+          <w:b w:val="0"/>
+        </w:rPr>
+        <w:t>Complete the supported workbook tasks before attempting W4 independently. Record any hints or help used. After feedback, use the teacher's fresh retry rather than copying the earlier answer.</w:t>
+      </w:r>
+    </w:p>
+    <w:p>
+      <w:pPr>
+        <w:spacing w:line="336" w:lineRule="auto" w:after="180"/>
+      </w:pPr>
+      <w:r>
+        <w:rPr>
+          <w:b w:val="0"/>
+        </w:rPr>
+        <w:t>For a project, select a relevant new case, predict the outcome from the declared rule and preserve the result alongside any revision.</w:t>
       </w:r>
     </w:p>
     <w:p>
@@ -1590,8 +2764,25 @@
       </w:r>
     </w:p>
     <w:p>
-      <w:r>
-        <w:t>For the worked scenario, propose one additional case that could reveal a failure, describe its expected outcome before running it, and explain what would need to remain fixed for a fair comparison. Do not reuse W4 as a new final test after receiving feedback.</w:t>
+      <w:pPr>
+        <w:spacing w:line="336" w:lineRule="auto" w:after="180"/>
+      </w:pPr>
+      <w:r>
+        <w:rPr>
+          <w:b w:val="0"/>
+        </w:rPr>
+        <w:t>For the worked scenario, propose one additional case that could reveal a failure, describe its expected outcome before running it, and explain what would need to remain fixed for a fair comparison.</w:t>
+      </w:r>
+    </w:p>
+    <w:p>
+      <w:pPr>
+        <w:spacing w:line="336" w:lineRule="auto" w:after="180"/>
+      </w:pPr>
+      <w:r>
+        <w:rPr>
+          <w:b w:val="0"/>
+        </w:rPr>
+        <w:t>Do not reuse W4 as a new final test after receiving feedback.</w:t>
       </w:r>
     </w:p>
     <w:p>
@@ -1628,6 +2819,11 @@
       </w:pPr>
       <w:r>
         <w:t>13. Study a complete case</w:t>
+      </w:r>
+    </w:p>
+    <w:p>
+      <w:r>
+        <w:t>Revisit the complete Authentication and authorisation case for supported practice. Repeated examples do not become fresh assessments.</w:t>
       </w:r>
     </w:p>
     <w:p>
@@ -1731,8 +2927,26 @@
       </w:r>
     </w:p>
     <w:p>
-      <w:r>
-        <w:t>Follow the input through the stated procedure to its result. Cover the result first, predict it, then explain every intermediate step. The text/table accompanies the figure so the example can be read without colour.</w:t>
+      <w:pPr>
+        <w:spacing w:line="336" w:lineRule="auto" w:after="180"/>
+      </w:pPr>
+      <w:r>
+        <w:rPr>
+          <w:b w:val="0"/>
+        </w:rPr>
+        <w:t xml:space="preserve">Follow the </w:t>
+      </w:r>
+      <w:r>
+        <w:rPr>
+          <w:b/>
+        </w:rPr>
+        <w:t>input</w:t>
+      </w:r>
+      <w:r>
+        <w:rPr>
+          <w:b w:val="0"/>
+        </w:rPr>
+        <w:t xml:space="preserve"> through the stated procedure to its result. Cover the result first, predict it, then explain every intermediate step. The text/table accompanies the figure so the example can be read without colour.</w:t>
       </w:r>
     </w:p>
     <w:p>
@@ -1782,6 +2996,11 @@
       </w:r>
     </w:p>
     <w:p>
+      <w:r>
+        <w:t>Attempt the reserved new case before feedback. Record support; the earlier examples below remain additional practice.</w:t>
+      </w:r>
+    </w:p>
+    <w:p>
       <w:pPr>
         <w:pStyle w:val="Heading3"/>
       </w:pPr>
@@ -1790,7 +3009,13 @@
       </w:r>
     </w:p>
     <w:p>
-      <w:r>
+      <w:pPr>
+        <w:spacing w:line="336" w:lineRule="auto" w:after="180"/>
+      </w:pPr>
+      <w:r>
+        <w:rPr>
+          <w:b w:val="0"/>
+        </w:rPr>
         <w:t>Actor roles are none, student, teacher; target is teacher guide. Decide each under the policy.</w:t>
       </w:r>
     </w:p>
@@ -1838,7 +3063,13 @@
       </w:r>
     </w:p>
     <w:p>
-      <w:r>
+      <w:pPr>
+        <w:spacing w:line="336" w:lineRule="auto" w:after="180"/>
+      </w:pPr>
+      <w:r>
+        <w:rPr>
+          <w:b w:val="0"/>
+        </w:rPr>
         <w:t>Attempt this case before feedback. Record any help. Earlier examples below are further practice; a case already practised with feedback cannot establish fresh transfer.</w:t>
       </w:r>
     </w:p>
@@ -1851,7 +3082,13 @@
       </w:r>
     </w:p>
     <w:p>
-      <w:r>
+      <w:pPr>
+        <w:spacing w:line="336" w:lineRule="auto" w:after="180"/>
+      </w:pPr>
+      <w:r>
+        <w:rPr>
+          <w:b w:val="0"/>
+        </w:rPr>
         <w:t>Actor roles are none, student, teacher; target is teacher guide. Decide each under the policy.</w:t>
       </w:r>
     </w:p>
@@ -1904,7 +3141,13 @@
       </w:r>
     </w:p>
     <w:p>
-      <w:r>
+      <w:pPr>
+        <w:spacing w:line="336" w:lineRule="auto" w:after="180"/>
+      </w:pPr>
+      <w:r>
+        <w:rPr>
+          <w:b w:val="0"/>
+        </w:rPr>
         <w:t>Record support used: none, hint or teacher explanation. After feedback, a different case is needed to demonstrate independence.</w:t>
       </w:r>
     </w:p>
@@ -1917,8 +3160,25 @@
       </w:r>
     </w:p>
     <w:p>
-      <w:r>
-        <w:t>Attempt the independent case before hints. Record whether you worked alone, used a hint or followed a model. After feedback, fix the first unsupported step and explain why it changed. A later check uses a changed case, not a copied answer.</w:t>
+      <w:pPr>
+        <w:spacing w:line="336" w:lineRule="auto" w:after="180"/>
+      </w:pPr>
+      <w:r>
+        <w:rPr>
+          <w:b w:val="0"/>
+        </w:rPr>
+        <w:t>Attempt the independent case before hints. Record whether you worked alone, used a hint or followed a model. After feedback, fix the first unsupported step and explain why it changed.</w:t>
+      </w:r>
+    </w:p>
+    <w:p>
+      <w:pPr>
+        <w:spacing w:line="336" w:lineRule="auto" w:after="180"/>
+      </w:pPr>
+      <w:r>
+        <w:rPr>
+          <w:b w:val="0"/>
+        </w:rPr>
+        <w:t>A later check uses a changed case, not a copied answer.</w:t>
       </w:r>
     </w:p>
     <w:p>
@@ -1931,6 +3191,17 @@
     </w:p>
     <w:p>
       <w:r>
+        <w:t>Use this map to navigate Authentication and authorisation, connect the goals to tasks and keep one evidence record for each attempt.</w:t>
+      </w:r>
+    </w:p>
+    <w:p>
+      <w:pPr>
+        <w:spacing w:line="336" w:lineRule="auto" w:after="180"/>
+      </w:pPr>
+      <w:r>
+        <w:rPr>
+          <w:b w:val="0"/>
+        </w:rPr>
         <w:t>Start with this question: A verified reader cannot edit. Jo logs in as a verified museum volunteer and asks to edit card C.</w:t>
       </w:r>
     </w:p>
@@ -2037,13 +3308,61 @@
       </w:tr>
     </w:tbl>
     <w:p>
-      <w:r>
-        <w:t>Remember → watch and explain → try with help → investigate → try independently → keep project evidence. Your teacher may spread this lesson across several classes.</w:t>
-      </w:r>
-    </w:p>
-    <w:p>
-      <w:r>
-        <w:t>Keep your first prediction. Compare it with what the evidence shows and explain any change.</w:t>
+      <w:pPr>
+        <w:spacing w:line="336" w:lineRule="auto" w:after="180"/>
+      </w:pPr>
+      <w:r>
+        <w:rPr>
+          <w:b w:val="0"/>
+        </w:rPr>
+        <w:t xml:space="preserve">Remember → watch and explain → try with help → investigate → try independently → keep project </w:t>
+      </w:r>
+      <w:r>
+        <w:rPr>
+          <w:b/>
+        </w:rPr>
+        <w:t>evidence</w:t>
+      </w:r>
+      <w:r>
+        <w:rPr>
+          <w:b w:val="0"/>
+        </w:rPr>
+        <w:t>. Your teacher may spread this lesson across several classes.</w:t>
+      </w:r>
+    </w:p>
+    <w:p>
+      <w:pPr>
+        <w:spacing w:line="336" w:lineRule="auto" w:after="180"/>
+      </w:pPr>
+      <w:r>
+        <w:rPr>
+          <w:b w:val="0"/>
+        </w:rPr>
+        <w:t xml:space="preserve">Keep your first </w:t>
+      </w:r>
+      <w:r>
+        <w:rPr>
+          <w:b/>
+        </w:rPr>
+        <w:t>prediction</w:t>
+      </w:r>
+      <w:r>
+        <w:rPr>
+          <w:b w:val="0"/>
+        </w:rPr>
+        <w:t xml:space="preserve">. Compare it with what the </w:t>
+      </w:r>
+      <w:r>
+        <w:rPr>
+          <w:b/>
+        </w:rPr>
+        <w:t>evidence</w:t>
+      </w:r>
+      <w:r>
+        <w:rPr>
+          <w:b w:val="0"/>
+        </w:rPr>
+        <w:t xml:space="preserve"> shows and explain any change.</w:t>
       </w:r>
     </w:p>
     <w:p>
@@ -2056,7 +3375,48 @@
     </w:p>
     <w:p>
       <w:r>
-        <w:t>Close your notes. Explain this goal in your own words: Explain the mechanism and terminology of authentication and authorisation</w:t>
+        <w:t>Explain Authentication and authorisation without notes, identify a remaining question and plan a later check with a changed case.</w:t>
+      </w:r>
+    </w:p>
+    <w:p>
+      <w:pPr>
+        <w:spacing w:line="336" w:lineRule="auto" w:after="180"/>
+      </w:pPr>
+      <w:r>
+        <w:rPr>
+          <w:b w:val="0"/>
+        </w:rPr>
+        <w:t xml:space="preserve">Close your notes. Explain this goal in your own words: Explain the </w:t>
+      </w:r>
+      <w:r>
+        <w:rPr>
+          <w:b/>
+        </w:rPr>
+        <w:t>mechanism</w:t>
+      </w:r>
+      <w:r>
+        <w:rPr>
+          <w:b w:val="0"/>
+        </w:rPr>
+        <w:t xml:space="preserve"> and terminology of </w:t>
+      </w:r>
+      <w:r>
+        <w:rPr>
+          <w:b/>
+        </w:rPr>
+        <w:t>authentication</w:t>
+      </w:r>
+      <w:r>
+        <w:rPr>
+          <w:b w:val="0"/>
+        </w:rPr>
+        <w:t xml:space="preserve"> and </w:t>
+      </w:r>
+      <w:r>
+        <w:rPr>
+          <w:b/>
+        </w:rPr>
+        <w:t>authorisation</w:t>
       </w:r>
     </w:p>
     <w:p>
@@ -2093,13 +3453,61 @@
       </w:r>
     </w:p>
     <w:p>
-      <w:r>
-        <w:t>If you are unsure, return to the worked picture and explain one arrow. If you are ready, change an input or assumption and justify your prediction.</w:t>
-      </w:r>
-    </w:p>
-    <w:p>
-      <w:r>
-        <w:t>Save your workbook evidence. At the next review, try a different case before opening your old answer.</w:t>
+      <w:pPr>
+        <w:spacing w:line="336" w:lineRule="auto" w:after="180"/>
+      </w:pPr>
+      <w:r>
+        <w:rPr>
+          <w:b w:val="0"/>
+        </w:rPr>
+        <w:t xml:space="preserve">If you are unsure, return to the worked picture and explain one arrow. If you are ready, change an </w:t>
+      </w:r>
+      <w:r>
+        <w:rPr>
+          <w:b/>
+        </w:rPr>
+        <w:t>input</w:t>
+      </w:r>
+      <w:r>
+        <w:rPr>
+          <w:b w:val="0"/>
+        </w:rPr>
+        <w:t xml:space="preserve"> or assumption and justify your </w:t>
+      </w:r>
+      <w:r>
+        <w:rPr>
+          <w:b/>
+        </w:rPr>
+        <w:t>prediction</w:t>
+      </w:r>
+      <w:r>
+        <w:rPr>
+          <w:b w:val="0"/>
+        </w:rPr>
+        <w:t>.</w:t>
+      </w:r>
+    </w:p>
+    <w:p>
+      <w:pPr>
+        <w:spacing w:line="336" w:lineRule="auto" w:after="180"/>
+      </w:pPr>
+      <w:r>
+        <w:rPr>
+          <w:b w:val="0"/>
+        </w:rPr>
+        <w:t xml:space="preserve">Save your workbook </w:t>
+      </w:r>
+      <w:r>
+        <w:rPr>
+          <w:b/>
+        </w:rPr>
+        <w:t>evidence</w:t>
+      </w:r>
+      <w:r>
+        <w:rPr>
+          <w:b w:val="0"/>
+        </w:rPr>
+        <w:t>. At the next review, try a different case before opening your old answer.</w:t>
       </w:r>
     </w:p>
     <w:p>
@@ -2112,11 +3520,28 @@
     </w:p>
     <w:p>
       <w:r>
+        <w:t>Attempt supported questions before using hints or feedback. Review a missing building block, then keep the completed work.</w:t>
+      </w:r>
+    </w:p>
+    <w:p>
+      <w:pPr>
+        <w:spacing w:line="336" w:lineRule="auto" w:after="180"/>
+      </w:pPr>
+      <w:r>
+        <w:rPr>
+          <w:b w:val="0"/>
+        </w:rPr>
         <w:t>Use this supported practice once, in the browser or on paper. Keep the reserved independent assessment for a separate first attempt before teacher feedback.</w:t>
       </w:r>
     </w:p>
     <w:p>
-      <w:r>
+      <w:pPr>
+        <w:spacing w:line="336" w:lineRule="auto" w:after="180"/>
+      </w:pPr>
+      <w:r>
+        <w:rPr>
+          <w:b w:val="0"/>
+        </w:rPr>
         <w:t>A verified reader cannot edit. Jo logs in as a verified museum volunteer and asks to edit card C.</w:t>
       </w:r>
     </w:p>
@@ -2129,22 +3554,49 @@
       </w:r>
     </w:p>
     <w:p>
-      <w:r>
+      <w:pPr>
+        <w:spacing w:line="336" w:lineRule="auto" w:after="180"/>
+      </w:pPr>
+      <w:r>
+        <w:rPr>
+          <w:b w:val="0"/>
+        </w:rPr>
         <w:t>Which labelled step matches this detail? Keep C unchanged; the authenticated volunteer lacks this permission.</w:t>
       </w:r>
     </w:p>
     <w:p>
-      <w:r>
+      <w:pPr>
+        <w:spacing w:line="336" w:lineRule="auto" w:after="180"/>
+        <w:shd w:fill="F4F9FC"/>
+      </w:pPr>
+      <w:r>
+        <w:rPr>
+          <w:b w:val="0"/>
+        </w:rPr>
         <w:t>1. Check the action</w:t>
       </w:r>
     </w:p>
     <w:p>
-      <w:r>
+      <w:pPr>
+        <w:spacing w:line="336" w:lineRule="auto" w:after="180"/>
+        <w:shd w:fill="F4F9FC"/>
+      </w:pPr>
+      <w:r>
+        <w:rPr>
+          <w:b w:val="0"/>
+        </w:rPr>
         <w:t>2. Deny the edit</w:t>
       </w:r>
     </w:p>
     <w:p>
-      <w:r>
+      <w:pPr>
+        <w:spacing w:line="336" w:lineRule="auto" w:after="180"/>
+        <w:shd w:fill="F4F9FC"/>
+      </w:pPr>
+      <w:r>
+        <w:rPr>
+          <w:b w:val="0"/>
+        </w:rPr>
         <w:t>3. Identify Jo</w:t>
       </w:r>
     </w:p>
@@ -2182,41 +3634,173 @@
       </w:r>
     </w:p>
     <w:p>
-      <w:r>
+      <w:pPr>
+        <w:pStyle w:val="Heading3"/>
+      </w:pPr>
+      <w:r>
+        <w:t>Hint · try first</w:t>
+      </w:r>
+    </w:p>
+    <w:p>
+      <w:pPr>
+        <w:spacing w:line="336" w:lineRule="auto" w:after="180"/>
+        <w:shd w:fill="F1F6F8"/>
+      </w:pPr>
+      <w:r>
+        <w:rPr>
+          <w:b w:val="0"/>
+        </w:rPr>
         <w:t>Hint if needed: Read the steps in the pictorial case. Match the supplied detail to the stage that performs or records it.</w:t>
       </w:r>
     </w:p>
     <w:p>
-      <w:r>
-        <w:t>After your attempt, compare with the supported explanation: Deny the edit Keep C unchanged; the authenticated volunteer lacks this permission. Authentication establishes identity. Authorisation compares that identity with the requested action and resource.</w:t>
-      </w:r>
-    </w:p>
-    <w:p>
       <w:pPr>
         <w:pStyle w:val="Heading3"/>
       </w:pPr>
       <w:r>
+        <w:t>Feedback · compare after trying</w:t>
+      </w:r>
+    </w:p>
+    <w:p>
+      <w:pPr>
+        <w:spacing w:line="336" w:lineRule="auto" w:after="180"/>
+        <w:shd w:fill="F1F6FC"/>
+      </w:pPr>
+      <w:r>
+        <w:rPr>
+          <w:b w:val="0"/>
+        </w:rPr>
+        <w:t xml:space="preserve">After your attempt, compare with the supported explanation: Deny the edit Keep C unchanged; the authenticated volunteer lacks this permission. </w:t>
+      </w:r>
+      <w:r>
+        <w:rPr>
+          <w:b/>
+        </w:rPr>
+        <w:t>Authentication</w:t>
+      </w:r>
+      <w:r>
+        <w:rPr>
+          <w:b w:val="0"/>
+        </w:rPr>
+        <w:t xml:space="preserve"> establishes identity.</w:t>
+      </w:r>
+    </w:p>
+    <w:p>
+      <w:pPr>
+        <w:spacing w:line="336" w:lineRule="auto" w:after="180"/>
+        <w:shd w:fill="F1F6FC"/>
+      </w:pPr>
+      <w:r>
+        <w:rPr>
+          <w:b/>
+        </w:rPr>
+        <w:t>Authorisation</w:t>
+      </w:r>
+      <w:r>
+        <w:rPr>
+          <w:b w:val="0"/>
+        </w:rPr>
+        <w:t xml:space="preserve"> compares that identity with the requested action and resource.</w:t>
+      </w:r>
+    </w:p>
+    <w:p>
+      <w:pPr>
+        <w:pStyle w:val="Heading3"/>
+      </w:pPr>
+      <w:r>
         <w:t>Practice 2: explain the deciding evidence</w:t>
       </w:r>
     </w:p>
     <w:p>
-      <w:r>
+      <w:pPr>
+        <w:pStyle w:val="Heading3"/>
+      </w:pPr>
+      <w:r>
+        <w:t>Changed case · predict first</w:t>
+      </w:r>
+    </w:p>
+    <w:p>
+      <w:pPr>
+        <w:spacing w:line="336" w:lineRule="auto" w:after="180"/>
+        <w:shd w:fill="F5F1FB"/>
+      </w:pPr>
+      <w:r>
+        <w:rPr>
+          <w:b w:val="0"/>
+        </w:rPr>
         <w:t>Changed-case practice: Use a verified curator permitted to edit C. Which conclusion is supported by the supplied facts?</w:t>
       </w:r>
     </w:p>
     <w:p>
-      <w:r>
-        <w:t>1. We can decide the result without examining the changed input or the procedure.</w:t>
-      </w:r>
-    </w:p>
-    <w:p>
-      <w:r>
-        <w:t>2. This one example guarantees correct results for every future input.</w:t>
-      </w:r>
-    </w:p>
-    <w:p>
-      <w:r>
-        <w:t>3. The authorisation gate allows the edit, subject to other declared checks.</w:t>
+      <w:pPr>
+        <w:spacing w:line="336" w:lineRule="auto" w:after="180"/>
+        <w:shd w:fill="F4F9FC"/>
+      </w:pPr>
+      <w:r>
+        <w:rPr>
+          <w:b w:val="0"/>
+        </w:rPr>
+        <w:t xml:space="preserve">1. We can decide the result without examining the changed </w:t>
+      </w:r>
+      <w:r>
+        <w:rPr>
+          <w:b/>
+        </w:rPr>
+        <w:t>input</w:t>
+      </w:r>
+      <w:r>
+        <w:rPr>
+          <w:b w:val="0"/>
+        </w:rPr>
+        <w:t xml:space="preserve"> or the procedure.</w:t>
+      </w:r>
+    </w:p>
+    <w:p>
+      <w:pPr>
+        <w:spacing w:line="336" w:lineRule="auto" w:after="180"/>
+        <w:shd w:fill="F4F9FC"/>
+      </w:pPr>
+      <w:r>
+        <w:rPr>
+          <w:b w:val="0"/>
+        </w:rPr>
+        <w:t xml:space="preserve">2. This one example guarantees correct results for every future </w:t>
+      </w:r>
+      <w:r>
+        <w:rPr>
+          <w:b/>
+        </w:rPr>
+        <w:t>input</w:t>
+      </w:r>
+      <w:r>
+        <w:rPr>
+          <w:b w:val="0"/>
+        </w:rPr>
+        <w:t>.</w:t>
+      </w:r>
+    </w:p>
+    <w:p>
+      <w:pPr>
+        <w:spacing w:line="336" w:lineRule="auto" w:after="180"/>
+        <w:shd w:fill="F4F9FC"/>
+      </w:pPr>
+      <w:r>
+        <w:rPr>
+          <w:b w:val="0"/>
+        </w:rPr>
+        <w:t xml:space="preserve">3. The </w:t>
+      </w:r>
+      <w:r>
+        <w:rPr>
+          <w:b/>
+        </w:rPr>
+        <w:t>authorisation</w:t>
+      </w:r>
+      <w:r>
+        <w:rPr>
+          <w:b w:val="0"/>
+        </w:rPr>
+        <w:t xml:space="preserve"> gate allows the edit, subject to other declared checks.</w:t>
       </w:r>
     </w:p>
     <w:p>
@@ -2253,31 +3837,143 @@
       </w:r>
     </w:p>
     <w:p>
-      <w:r>
+      <w:pPr>
+        <w:pStyle w:val="Heading3"/>
+      </w:pPr>
+      <w:r>
+        <w:t>Hint · try first</w:t>
+      </w:r>
+    </w:p>
+    <w:p>
+      <w:pPr>
+        <w:spacing w:line="336" w:lineRule="auto" w:after="180"/>
+        <w:shd w:fill="F1F6F8"/>
+      </w:pPr>
+      <w:r>
+        <w:rPr>
+          <w:b w:val="0"/>
+        </w:rPr>
         <w:t>Hint if needed: Use the changed condition and the deciding step in the pictorial trace. The answer must say what follows from those facts.</w:t>
       </w:r>
     </w:p>
     <w:p>
-      <w:r>
-        <w:t>After your attempt, compare with the supported explanation: The authorisation gate allows the edit, subject to other declared checks. The trusted role now matches this operation and object.</w:t>
-      </w:r>
-    </w:p>
-    <w:p>
       <w:pPr>
         <w:pStyle w:val="Heading3"/>
       </w:pPr>
       <w:r>
+        <w:t>Feedback · compare after trying</w:t>
+      </w:r>
+    </w:p>
+    <w:p>
+      <w:pPr>
+        <w:spacing w:line="336" w:lineRule="auto" w:after="180"/>
+        <w:shd w:fill="F1F6FC"/>
+      </w:pPr>
+      <w:r>
+        <w:rPr>
+          <w:b w:val="0"/>
+        </w:rPr>
+        <w:t xml:space="preserve">After your attempt, compare with the supported explanation: The </w:t>
+      </w:r>
+      <w:r>
+        <w:rPr>
+          <w:b/>
+        </w:rPr>
+        <w:t>authorisation</w:t>
+      </w:r>
+      <w:r>
+        <w:rPr>
+          <w:b w:val="0"/>
+        </w:rPr>
+        <w:t xml:space="preserve"> gate allows the edit, subject to other declared checks. The </w:t>
+      </w:r>
+      <w:r>
+        <w:rPr>
+          <w:b/>
+        </w:rPr>
+        <w:t>trusted role</w:t>
+      </w:r>
+      <w:r>
+        <w:rPr>
+          <w:b w:val="0"/>
+        </w:rPr>
+        <w:t xml:space="preserve"> now matches this operation and object.</w:t>
+      </w:r>
+    </w:p>
+    <w:p>
+      <w:pPr>
+        <w:pStyle w:val="Heading3"/>
+      </w:pPr>
+      <w:r>
         <w:t>Repair a missing building block</w:t>
       </w:r>
     </w:p>
     <w:p>
-      <w:r>
-        <w:t>Review Configuration and secrets (ai-6/4). Goal: Explain the mechanism and terminology of configuration and secrets. Short practice: Point to the public setting and the protected credential. What changes when maximum_words becomes 60, and which information must never appear in the startup log?. Return to this week and explain what you changed.</w:t>
-      </w:r>
-    </w:p>
-    <w:p>
-      <w:r>
-        <w:t>Review Architecture and data flow (ai-6/2). Goal: Explain the mechanism and terminology of architecture and data flow. Short practice: Label what moves along the library request, retrieval and drafting arrows. Where does 17:30 come from, and why must the service stop if the retrieval arrow is disconnected?. Return to this week and explain what you changed.</w:t>
+      <w:pPr>
+        <w:spacing w:line="336" w:lineRule="auto" w:after="180"/>
+      </w:pPr>
+      <w:r>
+        <w:rPr>
+          <w:b w:val="0"/>
+        </w:rPr>
+        <w:t xml:space="preserve">Review Configuration and secrets (ai-6/4). Goal: Explain the </w:t>
+      </w:r>
+      <w:r>
+        <w:rPr>
+          <w:b/>
+        </w:rPr>
+        <w:t>mechanism</w:t>
+      </w:r>
+      <w:r>
+        <w:rPr>
+          <w:b w:val="0"/>
+        </w:rPr>
+        <w:t xml:space="preserve"> and terminology of configuration and secrets. Short practice: Point to the public setting and the protected credential.</w:t>
+      </w:r>
+    </w:p>
+    <w:p>
+      <w:pPr>
+        <w:spacing w:line="336" w:lineRule="auto" w:after="180"/>
+      </w:pPr>
+      <w:r>
+        <w:rPr>
+          <w:b w:val="0"/>
+        </w:rPr>
+        <w:t>What changes when maximum_words becomes 60, and which information must never appear in the startup log?. Return to this week and explain what you changed.</w:t>
+      </w:r>
+    </w:p>
+    <w:p>
+      <w:pPr>
+        <w:spacing w:line="336" w:lineRule="auto" w:after="180"/>
+      </w:pPr>
+      <w:r>
+        <w:rPr>
+          <w:b w:val="0"/>
+        </w:rPr>
+        <w:t xml:space="preserve">Review Architecture and data flow (ai-6/2). Goal: Explain the </w:t>
+      </w:r>
+      <w:r>
+        <w:rPr>
+          <w:b/>
+        </w:rPr>
+        <w:t>mechanism</w:t>
+      </w:r>
+      <w:r>
+        <w:rPr>
+          <w:b w:val="0"/>
+        </w:rPr>
+        <w:t xml:space="preserve"> and terminology of architecture and data flow. Short practice: Label what moves along the library request, retrieval and drafting arrows.</w:t>
+      </w:r>
+    </w:p>
+    <w:p>
+      <w:pPr>
+        <w:spacing w:line="336" w:lineRule="auto" w:after="180"/>
+      </w:pPr>
+      <w:r>
+        <w:rPr>
+          <w:b w:val="0"/>
+        </w:rPr>
+        <w:t>Where does 17:30 come from, and why must the service stop if the retrieval arrow is disconnected?. Return to this week and explain what you changed.</w:t>
       </w:r>
     </w:p>
     <w:p>
@@ -2289,8 +3985,61 @@
       </w:r>
     </w:p>
     <w:p>
-      <w:r>
-        <w:t>The browser lab lets you edit the supported Python examples already included in this lesson. Predict first, run, inspect the actual output or error, change one input, then run again. Keep code, predictions, actual results and a reasoned revision together. On paper, label your result as a trace rather than an execution.</w:t>
+      <w:pPr>
+        <w:spacing w:line="336" w:lineRule="auto" w:after="180"/>
+      </w:pPr>
+      <w:r>
+        <w:rPr>
+          <w:b w:val="0"/>
+        </w:rPr>
+        <w:t xml:space="preserve">The browser lab lets you edit the supported Python examples already included in this lesson. Predict first, run, inspect the actual </w:t>
+      </w:r>
+      <w:r>
+        <w:rPr>
+          <w:b/>
+        </w:rPr>
+        <w:t>output</w:t>
+      </w:r>
+      <w:r>
+        <w:rPr>
+          <w:b w:val="0"/>
+        </w:rPr>
+        <w:t xml:space="preserve"> or error, change one </w:t>
+      </w:r>
+      <w:r>
+        <w:rPr>
+          <w:b/>
+        </w:rPr>
+        <w:t>input</w:t>
+      </w:r>
+      <w:r>
+        <w:rPr>
+          <w:b w:val="0"/>
+        </w:rPr>
+        <w:t>, then run again.</w:t>
+      </w:r>
+    </w:p>
+    <w:p>
+      <w:pPr>
+        <w:spacing w:line="336" w:lineRule="auto" w:after="180"/>
+      </w:pPr>
+      <w:r>
+        <w:rPr>
+          <w:b w:val="0"/>
+        </w:rPr>
+        <w:t xml:space="preserve">Keep code, </w:t>
+      </w:r>
+      <w:r>
+        <w:rPr>
+          <w:b/>
+        </w:rPr>
+        <w:t>prediction</w:t>
+      </w:r>
+      <w:r>
+        <w:rPr>
+          <w:b w:val="0"/>
+        </w:rPr>
+        <w:t>s, actual results and a reasoned revision together. On paper, label your result as a trace rather than an execution.</w:t>
       </w:r>
     </w:p>
     <w:p>
@@ -2302,8 +4051,652 @@
       </w:r>
     </w:p>
     <w:p>
-      <w:r>
-        <w:t>Use Download completed work in the hosted lesson to export your answers, reflections, practice feedback and code-run evidence. Open the HTML copy to read or print it. Drafts stay in this browser when storage is available; clear drafts on a shared device.</w:t>
+      <w:pPr>
+        <w:spacing w:line="336" w:lineRule="auto" w:after="180"/>
+      </w:pPr>
+      <w:r>
+        <w:rPr>
+          <w:b w:val="0"/>
+        </w:rPr>
+        <w:t xml:space="preserve">Use Download completed work in the hosted lesson to export your answers, reflections, practice feedback and code-run </w:t>
+      </w:r>
+      <w:r>
+        <w:rPr>
+          <w:b/>
+        </w:rPr>
+        <w:t>evidence</w:t>
+      </w:r>
+      <w:r>
+        <w:rPr>
+          <w:b w:val="0"/>
+        </w:rPr>
+        <w:t>. Open the HTML copy to read or print it.</w:t>
+      </w:r>
+    </w:p>
+    <w:p>
+      <w:pPr>
+        <w:spacing w:line="336" w:lineRule="auto" w:after="180"/>
+      </w:pPr>
+      <w:r>
+        <w:rPr>
+          <w:b w:val="0"/>
+        </w:rPr>
+        <w:t>Drafts stay in this browser when storage is available; clear drafts on a shared device.</w:t>
+      </w:r>
+    </w:p>
+    <w:p>
+      <w:pPr>
+        <w:pStyle w:val="Heading1"/>
+      </w:pPr>
+      <w:r>
+        <w:t>18. Visual concept journey</w:t>
+      </w:r>
+    </w:p>
+    <w:p>
+      <w:r>
+        <w:t>Explain each Authentication and authorisation graphic using its labels, deciding evidence and relevant limitation.</w:t>
+      </w:r>
+    </w:p>
+    <w:p>
+      <w:pPr>
+        <w:pStyle w:val="Heading3"/>
+      </w:pPr>
+      <w:r>
+        <w:t>01. Authentication and authorisation: the case</w:t>
+      </w:r>
+    </w:p>
+    <w:p>
+      <w:r>
+        <w:drawing>
+          <wp:inline xmlns:a="http://schemas.openxmlformats.org/drawingml/2006/main" xmlns:pic="http://schemas.openxmlformats.org/drawingml/2006/picture">
+            <wp:extent cx="5486400" cy="2834640"/>
+            <wp:docPr id="2" name="Picture 2" descr="A verified reader cannot edit. Jo logs in as a verified museum volunteer and asks to edit card C. Supplied facts: Trusted policy grants volunteers read access to C; only curators may edit it."/>
+            <wp:cNvGraphicFramePr>
+              <a:graphicFrameLocks noChangeAspect="1"/>
+            </wp:cNvGraphicFramePr>
+            <a:graphic>
+              <a:graphicData uri="http://schemas.openxmlformats.org/drawingml/2006/picture">
+                <pic:pic>
+                  <pic:nvPicPr>
+                    <pic:cNvPr id="0" name="academy-story-ai-6-5-01.png"/>
+                    <pic:cNvPicPr/>
+                  </pic:nvPicPr>
+                  <pic:blipFill>
+                    <a:blip r:embed="rId10"/>
+                    <a:stretch>
+                      <a:fillRect/>
+                    </a:stretch>
+                  </pic:blipFill>
+                  <pic:spPr>
+                    <a:xfrm>
+                      <a:off x="0" y="0"/>
+                      <a:ext cx="5486400" cy="2834640"/>
+                    </a:xfrm>
+                    <a:prstGeom prst="rect"/>
+                  </pic:spPr>
+                </pic:pic>
+              </a:graphicData>
+            </a:graphic>
+          </wp:inline>
+        </w:drawing>
+      </w:r>
+    </w:p>
+    <w:p>
+      <w:pPr>
+        <w:spacing w:line="336" w:lineRule="auto" w:after="180"/>
+      </w:pPr>
+      <w:r>
+        <w:rPr>
+          <w:b w:val="0"/>
+        </w:rPr>
+        <w:t>A verified reader cannot edit. Jo logs in as a verified museum volunteer and asks to edit card C. Supplied facts: Trusted policy grants volunteers read access to C; only curators may edit it.</w:t>
+      </w:r>
+    </w:p>
+    <w:p>
+      <w:pPr>
+        <w:spacing w:line="336" w:lineRule="auto" w:after="180"/>
+        <w:shd w:fill="F5F1FB"/>
+      </w:pPr>
+      <w:r>
+        <w:rPr>
+          <w:b w:val="0"/>
+        </w:rPr>
+        <w:t>Point to the given fact that matters most. Explain why it matters.</w:t>
+      </w:r>
+    </w:p>
+    <w:p>
+      <w:pPr>
+        <w:pStyle w:val="Heading3"/>
+      </w:pPr>
+      <w:r>
+        <w:t>02. Follow the deciding steps</w:t>
+      </w:r>
+    </w:p>
+    <w:p>
+      <w:r>
+        <w:drawing>
+          <wp:inline xmlns:a="http://schemas.openxmlformats.org/drawingml/2006/main" xmlns:pic="http://schemas.openxmlformats.org/drawingml/2006/picture">
+            <wp:extent cx="5486400" cy="3182112"/>
+            <wp:docPr id="3" name="Picture 3" descr="Identify Jo: Authentication establishes Jo’s identity and volunteer role. → Check the action: Editing C requires curator authority. → Deny the edit: Keep C unchanged; the authenticated volunteer lacks this permission."/>
+            <wp:cNvGraphicFramePr>
+              <a:graphicFrameLocks noChangeAspect="1"/>
+            </wp:cNvGraphicFramePr>
+            <a:graphic>
+              <a:graphicData uri="http://schemas.openxmlformats.org/drawingml/2006/picture">
+                <pic:pic>
+                  <pic:nvPicPr>
+                    <pic:cNvPr id="0" name="academy-story-ai-6-5-02.png"/>
+                    <pic:cNvPicPr/>
+                  </pic:nvPicPr>
+                  <pic:blipFill>
+                    <a:blip r:embed="rId11"/>
+                    <a:stretch>
+                      <a:fillRect/>
+                    </a:stretch>
+                  </pic:blipFill>
+                  <pic:spPr>
+                    <a:xfrm>
+                      <a:off x="0" y="0"/>
+                      <a:ext cx="5486400" cy="3182112"/>
+                    </a:xfrm>
+                    <a:prstGeom prst="rect"/>
+                  </pic:spPr>
+                </pic:pic>
+              </a:graphicData>
+            </a:graphic>
+          </wp:inline>
+        </w:drawing>
+      </w:r>
+    </w:p>
+    <w:p>
+      <w:pPr>
+        <w:spacing w:line="336" w:lineRule="auto" w:after="180"/>
+      </w:pPr>
+      <w:r>
+        <w:rPr>
+          <w:b w:val="0"/>
+        </w:rPr>
+        <w:t xml:space="preserve">Identify Jo: </w:t>
+      </w:r>
+      <w:r>
+        <w:rPr>
+          <w:b/>
+        </w:rPr>
+        <w:t>Authentication</w:t>
+      </w:r>
+      <w:r>
+        <w:rPr>
+          <w:b w:val="0"/>
+        </w:rPr>
+        <w:t xml:space="preserve"> establishes Jo’s identity and volunteer role. → Check the action: Editing C requires curator authority. → Deny the edit: Keep C unchanged; the authenticated volunteer lacks this permission.</w:t>
+      </w:r>
+    </w:p>
+    <w:p>
+      <w:pPr>
+        <w:spacing w:line="336" w:lineRule="auto" w:after="180"/>
+        <w:shd w:fill="F5F1FB"/>
+      </w:pPr>
+      <w:r>
+        <w:rPr>
+          <w:b w:val="0"/>
+        </w:rPr>
+        <w:t xml:space="preserve">Point to each numbered stage and explain which recorded </w:t>
+      </w:r>
+      <w:r>
+        <w:rPr>
+          <w:b/>
+        </w:rPr>
+        <w:t>input</w:t>
+      </w:r>
+      <w:r>
+        <w:rPr>
+          <w:b w:val="0"/>
+        </w:rPr>
+        <w:t xml:space="preserve"> it uses.</w:t>
+      </w:r>
+    </w:p>
+    <w:p>
+      <w:pPr>
+        <w:pStyle w:val="Heading3"/>
+      </w:pPr>
+      <w:r>
+        <w:t>03. Authentication and authorisation — evidence trace</w:t>
+      </w:r>
+    </w:p>
+    <w:p>
+      <w:r>
+        <w:drawing>
+          <wp:inline xmlns:a="http://schemas.openxmlformats.org/drawingml/2006/main" xmlns:pic="http://schemas.openxmlformats.org/drawingml/2006/picture">
+            <wp:extent cx="5486400" cy="2996184"/>
+            <wp:docPr id="4" name="Picture 4" descr="Authentication and authorisation — evidence trace. A student session submits role=teacher in request data and asks for a guide. | Use trusted session roles, never a role claimed inside user JSON. Student may read student resources; teacher may read both. Unauthenticated requests are denied. | The trusted session remains student; deny teacher guide access. A claimed role cannot change authenticated authority."/>
+            <wp:cNvGraphicFramePr>
+              <a:graphicFrameLocks noChangeAspect="1"/>
+            </wp:cNvGraphicFramePr>
+            <a:graphic>
+              <a:graphicData uri="http://schemas.openxmlformats.org/drawingml/2006/picture">
+                <pic:pic>
+                  <pic:nvPicPr>
+                    <pic:cNvPr id="0" name="academy-story-ai-6-5-03.png"/>
+                    <pic:cNvPicPr/>
+                  </pic:nvPicPr>
+                  <pic:blipFill>
+                    <a:blip r:embed="rId12"/>
+                    <a:stretch>
+                      <a:fillRect/>
+                    </a:stretch>
+                  </pic:blipFill>
+                  <pic:spPr>
+                    <a:xfrm>
+                      <a:off x="0" y="0"/>
+                      <a:ext cx="5486400" cy="2996184"/>
+                    </a:xfrm>
+                    <a:prstGeom prst="rect"/>
+                  </pic:spPr>
+                </pic:pic>
+              </a:graphicData>
+            </a:graphic>
+          </wp:inline>
+        </w:drawing>
+      </w:r>
+    </w:p>
+    <w:p>
+      <w:pPr>
+        <w:spacing w:line="336" w:lineRule="auto" w:after="180"/>
+      </w:pPr>
+      <w:r>
+        <w:rPr>
+          <w:b/>
+        </w:rPr>
+        <w:t>Authentication</w:t>
+      </w:r>
+      <w:r>
+        <w:rPr>
+          <w:b w:val="0"/>
+        </w:rPr>
+        <w:t xml:space="preserve"> and </w:t>
+      </w:r>
+      <w:r>
+        <w:rPr>
+          <w:b/>
+        </w:rPr>
+        <w:t>authorisation</w:t>
+      </w:r>
+      <w:r>
+        <w:rPr>
+          <w:b w:val="0"/>
+        </w:rPr>
+        <w:t xml:space="preserve"> — </w:t>
+      </w:r>
+      <w:r>
+        <w:rPr>
+          <w:b/>
+        </w:rPr>
+        <w:t>evidence</w:t>
+      </w:r>
+      <w:r>
+        <w:rPr>
+          <w:b w:val="0"/>
+        </w:rPr>
+        <w:t xml:space="preserve"> trace. A student session submits role=teacher in request data and asks for a guide. | Use trusted session roles, never a role claimed inside user JSON.</w:t>
+      </w:r>
+    </w:p>
+    <w:p>
+      <w:pPr>
+        <w:spacing w:line="336" w:lineRule="auto" w:after="180"/>
+      </w:pPr>
+      <w:r>
+        <w:rPr>
+          <w:b w:val="0"/>
+        </w:rPr>
+        <w:t>Student may read student resources; teacher may read both. Unauthenticated requests are denied. | The trusted session remains student; deny teacher guide access. A claimed role cannot change authenticated authority.</w:t>
+      </w:r>
+    </w:p>
+    <w:p>
+      <w:pPr>
+        <w:spacing w:line="336" w:lineRule="auto" w:after="180"/>
+        <w:shd w:fill="F5F1FB"/>
+      </w:pPr>
+      <w:r>
+        <w:rPr>
+          <w:b w:val="0"/>
+        </w:rPr>
+        <w:t>Read the labels and values. Explain the relationship the model shows.</w:t>
+      </w:r>
+    </w:p>
+    <w:p>
+      <w:pPr>
+        <w:pStyle w:val="Heading3"/>
+      </w:pPr>
+      <w:r>
+        <w:t>04. Change one thing. Trace what follows.</w:t>
+      </w:r>
+    </w:p>
+    <w:p>
+      <w:r>
+        <w:drawing>
+          <wp:inline xmlns:a="http://schemas.openxmlformats.org/drawingml/2006/main" xmlns:pic="http://schemas.openxmlformats.org/drawingml/2006/picture">
+            <wp:extent cx="5486400" cy="3026664"/>
+            <wp:docPr id="5" name="Picture 5" descr="Original case: Keep C unchanged; the authenticated volunteer lacks this permission. Changed condition: Use a verified curator permitted to edit C. Expected result: The authorisation gate allows the edit, subject to other declared checks. Reason: The trusted role now matches this operation and object."/>
+            <wp:cNvGraphicFramePr>
+              <a:graphicFrameLocks noChangeAspect="1"/>
+            </wp:cNvGraphicFramePr>
+            <a:graphic>
+              <a:graphicData uri="http://schemas.openxmlformats.org/drawingml/2006/picture">
+                <pic:pic>
+                  <pic:nvPicPr>
+                    <pic:cNvPr id="0" name="academy-story-ai-6-5-04.png"/>
+                    <pic:cNvPicPr/>
+                  </pic:nvPicPr>
+                  <pic:blipFill>
+                    <a:blip r:embed="rId13"/>
+                    <a:stretch>
+                      <a:fillRect/>
+                    </a:stretch>
+                  </pic:blipFill>
+                  <pic:spPr>
+                    <a:xfrm>
+                      <a:off x="0" y="0"/>
+                      <a:ext cx="5486400" cy="3026664"/>
+                    </a:xfrm>
+                    <a:prstGeom prst="rect"/>
+                  </pic:spPr>
+                </pic:pic>
+              </a:graphicData>
+            </a:graphic>
+          </wp:inline>
+        </w:drawing>
+      </w:r>
+    </w:p>
+    <w:p>
+      <w:pPr>
+        <w:spacing w:line="336" w:lineRule="auto" w:after="180"/>
+      </w:pPr>
+      <w:r>
+        <w:rPr>
+          <w:b w:val="0"/>
+        </w:rPr>
+        <w:t>Original case: Keep C unchanged; the authenticated volunteer lacks this permission. Changed condition: Use a verified curator permitted to edit C.</w:t>
+      </w:r>
+    </w:p>
+    <w:p>
+      <w:pPr>
+        <w:spacing w:line="336" w:lineRule="auto" w:after="180"/>
+      </w:pPr>
+      <w:r>
+        <w:rPr>
+          <w:b w:val="0"/>
+        </w:rPr>
+        <w:t xml:space="preserve">Expected result: The </w:t>
+      </w:r>
+      <w:r>
+        <w:rPr>
+          <w:b/>
+        </w:rPr>
+        <w:t>authorisation</w:t>
+      </w:r>
+      <w:r>
+        <w:rPr>
+          <w:b w:val="0"/>
+        </w:rPr>
+        <w:t xml:space="preserve"> gate allows the edit, subject to other declared checks. Reason: The </w:t>
+      </w:r>
+      <w:r>
+        <w:rPr>
+          <w:b/>
+        </w:rPr>
+        <w:t>trusted role</w:t>
+      </w:r>
+      <w:r>
+        <w:rPr>
+          <w:b w:val="0"/>
+        </w:rPr>
+        <w:t xml:space="preserve"> now matches this operation and object.</w:t>
+      </w:r>
+    </w:p>
+    <w:p>
+      <w:pPr>
+        <w:spacing w:line="336" w:lineRule="auto" w:after="180"/>
+        <w:shd w:fill="F5F1FB"/>
+      </w:pPr>
+      <w:r>
+        <w:rPr>
+          <w:b w:val="0"/>
+        </w:rPr>
+        <w:t>Predict before checking the worked changed-case result. Name what changed and what the supplied facts allow you to conclude.</w:t>
+      </w:r>
+    </w:p>
+    <w:p>
+      <w:pPr>
+        <w:pStyle w:val="Heading3"/>
+      </w:pPr>
+      <w:r>
+        <w:t>05. Connect the explanation to its limit</w:t>
+      </w:r>
+    </w:p>
+    <w:p>
+      <w:r>
+        <w:drawing>
+          <wp:inline xmlns:a="http://schemas.openxmlformats.org/drawingml/2006/main" xmlns:pic="http://schemas.openxmlformats.org/drawingml/2006/picture">
+            <wp:extent cx="5486400" cy="2834640"/>
+            <wp:docPr id="6" name="Picture 6" descr="Authentication establishes identity. Authorisation compares that identity with the requested action and resource. Limit: A role written in an ordinary request is not a trusted authentication claim."/>
+            <wp:cNvGraphicFramePr>
+              <a:graphicFrameLocks noChangeAspect="1"/>
+            </wp:cNvGraphicFramePr>
+            <a:graphic>
+              <a:graphicData uri="http://schemas.openxmlformats.org/drawingml/2006/picture">
+                <pic:pic>
+                  <pic:nvPicPr>
+                    <pic:cNvPr id="0" name="academy-story-ai-6-5-05.png"/>
+                    <pic:cNvPicPr/>
+                  </pic:nvPicPr>
+                  <pic:blipFill>
+                    <a:blip r:embed="rId14"/>
+                    <a:stretch>
+                      <a:fillRect/>
+                    </a:stretch>
+                  </pic:blipFill>
+                  <pic:spPr>
+                    <a:xfrm>
+                      <a:off x="0" y="0"/>
+                      <a:ext cx="5486400" cy="2834640"/>
+                    </a:xfrm>
+                    <a:prstGeom prst="rect"/>
+                  </pic:spPr>
+                </pic:pic>
+              </a:graphicData>
+            </a:graphic>
+          </wp:inline>
+        </w:drawing>
+      </w:r>
+    </w:p>
+    <w:p>
+      <w:pPr>
+        <w:spacing w:line="336" w:lineRule="auto" w:after="180"/>
+      </w:pPr>
+      <w:r>
+        <w:rPr>
+          <w:b/>
+        </w:rPr>
+        <w:t>Authentication</w:t>
+      </w:r>
+      <w:r>
+        <w:rPr>
+          <w:b w:val="0"/>
+        </w:rPr>
+        <w:t xml:space="preserve"> establishes identity. </w:t>
+      </w:r>
+      <w:r>
+        <w:rPr>
+          <w:b/>
+        </w:rPr>
+        <w:t>Authorisation</w:t>
+      </w:r>
+      <w:r>
+        <w:rPr>
+          <w:b w:val="0"/>
+        </w:rPr>
+        <w:t xml:space="preserve"> compares that identity with the requested action and resource. Limit: A role written in an ordinary request is not a trusted </w:t>
+      </w:r>
+      <w:r>
+        <w:rPr>
+          <w:b/>
+        </w:rPr>
+        <w:t>authentication</w:t>
+      </w:r>
+      <w:r>
+        <w:rPr>
+          <w:b w:val="0"/>
+        </w:rPr>
+        <w:t xml:space="preserve"> claim.</w:t>
+      </w:r>
+    </w:p>
+    <w:p>
+      <w:pPr>
+        <w:spacing w:line="336" w:lineRule="auto" w:after="180"/>
+        <w:shd w:fill="F5F1FB"/>
+      </w:pPr>
+      <w:r>
+        <w:rPr>
+          <w:b w:val="0"/>
+        </w:rPr>
+        <w:t>Explain the case, then point to a limit on the claim.</w:t>
+      </w:r>
+    </w:p>
+    <w:p>
+      <w:pPr>
+        <w:pStyle w:val="Heading3"/>
+      </w:pPr>
+      <w:r>
+        <w:t>06. Make the idea visible in your project</w:t>
+      </w:r>
+    </w:p>
+    <w:p>
+      <w:r>
+        <w:drawing>
+          <wp:inline xmlns:a="http://schemas.openxmlformats.org/drawingml/2006/main" xmlns:pic="http://schemas.openxmlformats.org/drawingml/2006/picture">
+            <wp:extent cx="5486400" cy="3529584"/>
+            <wp:docPr id="7" name="Picture 7" descr="For the Grounded Learning Service, retain an annotated trace and the changed-case result. Name the contract or evidence that makes the deciding step valid, so another team can review it. Draw your input, deciding step, result and limit. Supported question: Explain why Jo’s valid volunteer login does not permit editing C. Which trusted role change allows the action, and why is a role written in the request insufficient?"/>
+            <wp:cNvGraphicFramePr>
+              <a:graphicFrameLocks noChangeAspect="1"/>
+            </wp:cNvGraphicFramePr>
+            <a:graphic>
+              <a:graphicData uri="http://schemas.openxmlformats.org/drawingml/2006/picture">
+                <pic:pic>
+                  <pic:nvPicPr>
+                    <pic:cNvPr id="0" name="academy-story-ai-6-5-06.png"/>
+                    <pic:cNvPicPr/>
+                  </pic:nvPicPr>
+                  <pic:blipFill>
+                    <a:blip r:embed="rId15"/>
+                    <a:stretch>
+                      <a:fillRect/>
+                    </a:stretch>
+                  </pic:blipFill>
+                  <pic:spPr>
+                    <a:xfrm>
+                      <a:off x="0" y="0"/>
+                      <a:ext cx="5486400" cy="3529584"/>
+                    </a:xfrm>
+                    <a:prstGeom prst="rect"/>
+                  </pic:spPr>
+                </pic:pic>
+              </a:graphicData>
+            </a:graphic>
+          </wp:inline>
+        </w:drawing>
+      </w:r>
+    </w:p>
+    <w:p>
+      <w:pPr>
+        <w:spacing w:line="336" w:lineRule="auto" w:after="180"/>
+      </w:pPr>
+      <w:r>
+        <w:rPr>
+          <w:b w:val="0"/>
+        </w:rPr>
+        <w:t xml:space="preserve">For the Grounded Learning Service, retain an annotated trace and the changed-case result. Name the contract or </w:t>
+      </w:r>
+      <w:r>
+        <w:rPr>
+          <w:b/>
+        </w:rPr>
+        <w:t>evidence</w:t>
+      </w:r>
+      <w:r>
+        <w:rPr>
+          <w:b w:val="0"/>
+        </w:rPr>
+        <w:t xml:space="preserve"> that makes the deciding step valid, so another team can review it.</w:t>
+      </w:r>
+    </w:p>
+    <w:p>
+      <w:pPr>
+        <w:spacing w:line="336" w:lineRule="auto" w:after="180"/>
+      </w:pPr>
+      <w:r>
+        <w:rPr>
+          <w:b w:val="0"/>
+        </w:rPr>
+        <w:t xml:space="preserve">Draw your </w:t>
+      </w:r>
+      <w:r>
+        <w:rPr>
+          <w:b/>
+        </w:rPr>
+        <w:t>input</w:t>
+      </w:r>
+      <w:r>
+        <w:rPr>
+          <w:b w:val="0"/>
+        </w:rPr>
+        <w:t>, deciding step, result and limit. Supported question: Explain why Jo’s valid volunteer login does not permit editing C.</w:t>
+      </w:r>
+    </w:p>
+    <w:p>
+      <w:pPr>
+        <w:spacing w:line="336" w:lineRule="auto" w:after="180"/>
+      </w:pPr>
+      <w:r>
+        <w:rPr>
+          <w:b w:val="0"/>
+        </w:rPr>
+        <w:t xml:space="preserve">Which </w:t>
+      </w:r>
+      <w:r>
+        <w:rPr>
+          <w:b/>
+        </w:rPr>
+        <w:t>trusted role</w:t>
+      </w:r>
+      <w:r>
+        <w:rPr>
+          <w:b w:val="0"/>
+        </w:rPr>
+        <w:t xml:space="preserve"> change allows the action, and why is a role written in the request insufficient?</w:t>
+      </w:r>
+    </w:p>
+    <w:p>
+      <w:pPr>
+        <w:spacing w:line="336" w:lineRule="auto" w:after="180"/>
+        <w:shd w:fill="F5F1FB"/>
+      </w:pPr>
+      <w:r>
+        <w:rPr>
+          <w:b w:val="0"/>
+        </w:rPr>
+        <w:t xml:space="preserve">Draw your project trace and justify the deciding step using </w:t>
+      </w:r>
+      <w:r>
+        <w:rPr>
+          <w:b/>
+        </w:rPr>
+        <w:t>evidence</w:t>
+      </w:r>
+      <w:r>
+        <w:rPr>
+          <w:b w:val="0"/>
+        </w:rPr>
+        <w:t>.</w:t>
       </w:r>
     </w:p>
     <w:sectPr>

--- a/downloads/student/ai-6-week-05.docx
+++ b/downloads/student/ai-6-week-05.docx
@@ -25,12 +25,17 @@
         <w:pStyle w:val="Heading1"/>
       </w:pPr>
       <w:r>
-        <w:t>Before you start</w:t>
-      </w:r>
-    </w:p>
-    <w:p>
-      <w:r>
-        <w:t>Recall Configuration and secrets. Explain why a recorded result needs its input conditions and evidence source before it can support a claim.</w:t>
+        <w:t>Verify the authority source. Name the action. Check the resource.</w:t>
+      </w:r>
+    </w:p>
+    <w:p>
+      <w:r>
+        <w:t>Explain why a trusted identity context and a resource-specific permission decision are separate requirements.</w:t>
+      </w:r>
+    </w:p>
+    <w:p>
+      <w:r>
+        <w:t>Read policy → client-role trace → museum picture → permission probes → local audit → individual role reasoning.</w:t>
       </w:r>
     </w:p>
     <w:p>
@@ -38,20 +43,20 @@
         <w:pStyle w:val="Heading1"/>
       </w:pPr>
       <w:r>
-        <w:t>01. Your mission</w:t>
-      </w:r>
-    </w:p>
-    <w:p>
-      <w:r>
-        <w:t>Start with the target: Explain the mechanism and terminology of authentication and authorisation. Try the recall before opening notes.</w:t>
-      </w:r>
-    </w:p>
-    <w:p>
-      <w:pPr>
-        <w:pStyle w:val="Heading3"/>
-      </w:pPr>
-      <w:r>
-        <w:t>Your learning target</w:t>
+        <w:t>01. Knowing who someone is does not grant every action</w:t>
+      </w:r>
+    </w:p>
+    <w:p>
+      <w:r>
+        <w:t>Check trusted identity context, the requested operation and the target resource.</w:t>
+      </w:r>
+    </w:p>
+    <w:p>
+      <w:pPr>
+        <w:pStyle w:val="Heading2"/>
+      </w:pPr>
+      <w:r>
+        <w:t>Learning goals</w:t>
       </w:r>
     </w:p>
     <w:p>
@@ -125,10 +130,10 @@
     </w:p>
     <w:p>
       <w:pPr>
-        <w:pStyle w:val="Heading3"/>
-      </w:pPr>
-      <w:r>
-        <w:t>Remember before reading</w:t>
+        <w:pStyle w:val="Heading2"/>
+      </w:pPr>
+      <w:r>
+        <w:t>Retrieve configuration and trust boundaries</w:t>
       </w:r>
     </w:p>
     <w:p>
@@ -189,6 +194,112 @@
     </w:p>
     <w:p>
       <w:pPr>
+        <w:pStyle w:val="Heading2"/>
+      </w:pPr>
+      <w:r>
+        <w:t>Prerequisite and starting response</w:t>
+      </w:r>
+    </w:p>
+    <w:p>
+      <w:pPr>
+        <w:pStyle w:val="ListBullet"/>
+      </w:pPr>
+      <w:r>
+        <w:t>Recall Configuration and secrets. Explain why a recorded result needs its input conditions and evidence source before it can support a claim.</w:t>
+      </w:r>
+    </w:p>
+    <w:p>
+      <w:pPr>
+        <w:pStyle w:val="Heading3"/>
+      </w:pPr>
+      <w:r>
+        <w:t>My starting explanation</w:t>
+      </w:r>
+    </w:p>
+    <w:p>
+      <w:r>
+        <w:t>________________________________________________________________</w:t>
+      </w:r>
+    </w:p>
+    <w:p>
+      <w:r>
+        <w:t>________________________________________________________________</w:t>
+      </w:r>
+    </w:p>
+    <w:p>
+      <w:r>
+        <w:t>________________________________________________________________</w:t>
+      </w:r>
+    </w:p>
+    <w:p>
+      <w:pPr>
+        <w:pStyle w:val="Heading2"/>
+      </w:pPr>
+      <w:r>
+        <w:t>End goal</w:t>
+      </w:r>
+    </w:p>
+    <w:p>
+      <w:pPr>
+        <w:spacing w:line="336" w:lineRule="auto" w:after="180"/>
+      </w:pPr>
+      <w:r>
+        <w:rPr>
+          <w:b w:val="0"/>
+        </w:rPr>
+        <w:t xml:space="preserve">Explain </w:t>
+      </w:r>
+      <w:r>
+        <w:rPr>
+          <w:b/>
+        </w:rPr>
+        <w:t>authentication</w:t>
+      </w:r>
+      <w:r>
+        <w:rPr>
+          <w:b w:val="0"/>
+        </w:rPr>
+        <w:t xml:space="preserve"> and </w:t>
+      </w:r>
+      <w:r>
+        <w:rPr>
+          <w:b/>
+        </w:rPr>
+        <w:t>authorisation</w:t>
+      </w:r>
+      <w:r>
+        <w:rPr>
+          <w:b w:val="0"/>
+        </w:rPr>
+        <w:t xml:space="preserve"> using the deciding step in this fictional service.</w:t>
+      </w:r>
+    </w:p>
+    <w:p>
+      <w:pPr>
+        <w:pStyle w:val="Heading2"/>
+      </w:pPr>
+      <w:r>
+        <w:t>Earlier wording, alternatives and picture transcripts · reference / check after trying</w:t>
+      </w:r>
+    </w:p>
+    <w:p>
+      <w:pPr>
+        <w:pStyle w:val="Heading3"/>
+      </w:pPr>
+      <w:r>
+        <w:t>Your learning target</w:t>
+      </w:r>
+    </w:p>
+    <w:p>
+      <w:pPr>
+        <w:pStyle w:val="Heading3"/>
+      </w:pPr>
+      <w:r>
+        <w:t>Remember before reading</w:t>
+      </w:r>
+    </w:p>
+    <w:p>
+      <w:pPr>
         <w:spacing w:line="336" w:lineRule="auto" w:after="180"/>
       </w:pPr>
       <w:r>
@@ -271,13 +382,589 @@
     </w:p>
     <w:p>
       <w:pPr>
+        <w:pStyle w:val="Heading3"/>
+      </w:pPr>
+      <w:r>
+        <w:t>This week’s end goal</w:t>
+      </w:r>
+    </w:p>
+    <w:p>
+      <w:pPr>
+        <w:pStyle w:val="Heading1"/>
+      </w:pPr>
+      <w:r>
+        <w:t>02. Ask identity, action and resource as separate questions</w:t>
+      </w:r>
+    </w:p>
+    <w:p>
+      <w:r>
+        <w:t>A trusted login and an allowed operation are different requirements.</w:t>
+      </w:r>
+    </w:p>
+    <w:p>
+      <w:pPr>
+        <w:pStyle w:val="Heading2"/>
+      </w:pPr>
+      <w:r>
+        <w:t>Begin with the school-office example</w:t>
+      </w:r>
+    </w:p>
+    <w:p>
+      <w:pPr>
         <w:spacing w:line="336" w:lineRule="auto" w:after="180"/>
       </w:pPr>
       <w:r>
         <w:rPr>
           <w:b w:val="0"/>
         </w:rPr>
-        <w:t xml:space="preserve">Recall Configuration and secrets. Explain why a recorded result needs its </w:t>
+        <w:t>A school office may know that a visitor is a student. That does not make the visitor a teacher or permit access to a teacher guide. Authentication establishes an identity or session; authorization applies the service’s permission rules to an action and a resource. In a real system, roles come from trusted server-side records or verified claims under the system’s policy, not a label the visitor writes on a request.</w:t>
+      </w:r>
+    </w:p>
+    <w:p>
+      <w:pPr>
+        <w:spacing w:line="336" w:lineRule="auto" w:after="180"/>
+      </w:pPr>
+      <w:r>
+        <w:rPr>
+          <w:b w:val="0"/>
+        </w:rPr>
+        <w:t>Our example starts with trusted classroom fixtures rather than implementing a login system.</w:t>
+      </w:r>
+    </w:p>
+    <w:p>
+      <w:pPr>
+        <w:pStyle w:val="Heading2"/>
+      </w:pPr>
+      <w:r>
+        <w:t>Define authentication and authorization</w:t>
+      </w:r>
+    </w:p>
+    <w:p>
+      <w:pPr>
+        <w:spacing w:line="336" w:lineRule="auto" w:after="180"/>
+      </w:pPr>
+      <w:r>
+        <w:rPr>
+          <w:b/>
+        </w:rPr>
+        <w:t>Authentication</w:t>
+      </w:r>
+      <w:r>
+        <w:rPr>
+          <w:b w:val="0"/>
+        </w:rPr>
+        <w:t xml:space="preserve"> identifies an actor; </w:t>
+      </w:r>
+      <w:r>
+        <w:rPr>
+          <w:b/>
+        </w:rPr>
+        <w:t>authorisation</w:t>
+      </w:r>
+      <w:r>
+        <w:rPr>
+          <w:b w:val="0"/>
+        </w:rPr>
+        <w:t xml:space="preserve"> decides whether that actor may perform a particular operation on a particular resource.</w:t>
+      </w:r>
+    </w:p>
+    <w:p>
+      <w:pPr>
+        <w:pStyle w:val="Heading2"/>
+      </w:pPr>
+      <w:r>
+        <w:t>Complete classroom read policy</w:t>
+      </w:r>
+    </w:p>
+    <w:tbl>
+      <w:tblPr>
+        <w:tblStyle w:val="LightShading-Accent1"/>
+        <w:tblW w:type="auto" w:w="0"/>
+        <w:tblLook w:firstColumn="1" w:firstRow="1" w:lastColumn="0" w:lastRow="0" w:noHBand="0" w:noVBand="1" w:val="04A0"/>
+      </w:tblPr>
+      <w:tblGrid>
+        <w:gridCol w:w="5112"/>
+        <w:gridCol w:w="5112"/>
+      </w:tblGrid>
+      <w:tr>
+        <w:trPr>
+          <w:tblHeader/>
+        </w:trPr>
+        <w:tc>
+          <w:tcPr>
+            <w:tcW w:type="dxa" w:w="5112"/>
+          </w:tcPr>
+          <w:p>
+            <w:r>
+              <w:t>Question</w:t>
+            </w:r>
+          </w:p>
+        </w:tc>
+        <w:tc>
+          <w:tcPr>
+            <w:tcW w:type="dxa" w:w="5112"/>
+          </w:tcPr>
+          <w:p>
+            <w:r>
+              <w:t>School-service policy used here</w:t>
+            </w:r>
+          </w:p>
+        </w:tc>
+      </w:tr>
+      <w:tr>
+        <w:tc>
+          <w:tcPr>
+            <w:tcW w:type="dxa" w:w="5112"/>
+          </w:tcPr>
+          <w:p>
+            <w:r>
+              <w:t>Who is the actor?</w:t>
+            </w:r>
+          </w:p>
+        </w:tc>
+        <w:tc>
+          <w:tcPr>
+            <w:tcW w:type="dxa" w:w="5112"/>
+          </w:tcPr>
+          <w:p>
+            <w:r>
+              <w:t>Read the trusted session fixture; client-written role is not authoritative</w:t>
+            </w:r>
+          </w:p>
+        </w:tc>
+      </w:tr>
+      <w:tr>
+        <w:tc>
+          <w:tcPr>
+            <w:tcW w:type="dxa" w:w="5112"/>
+          </w:tcPr>
+          <w:p>
+            <w:r>
+              <w:t>What is requested?</w:t>
+            </w:r>
+          </w:p>
+        </w:tc>
+        <w:tc>
+          <w:tcPr>
+            <w:tcW w:type="dxa" w:w="5112"/>
+          </w:tcPr>
+          <w:p>
+            <w:r>
+              <w:t>Read one declared resource</w:t>
+            </w:r>
+          </w:p>
+        </w:tc>
+      </w:tr>
+      <w:tr>
+        <w:tc>
+          <w:tcPr>
+            <w:tcW w:type="dxa" w:w="5112"/>
+          </w:tcPr>
+          <w:p>
+            <w:r>
+              <w:t>Student role</w:t>
+            </w:r>
+          </w:p>
+        </w:tc>
+        <w:tc>
+          <w:tcPr>
+            <w:tcW w:type="dxa" w:w="5112"/>
+          </w:tcPr>
+          <w:p>
+            <w:r>
+              <w:t>May read student resources; may not read teacher-only resources</w:t>
+            </w:r>
+          </w:p>
+        </w:tc>
+      </w:tr>
+      <w:tr>
+        <w:tc>
+          <w:tcPr>
+            <w:tcW w:type="dxa" w:w="5112"/>
+          </w:tcPr>
+          <w:p>
+            <w:r>
+              <w:t>Teacher role</w:t>
+            </w:r>
+          </w:p>
+        </w:tc>
+        <w:tc>
+          <w:tcPr>
+            <w:tcW w:type="dxa" w:w="5112"/>
+          </w:tcPr>
+          <w:p>
+            <w:r>
+              <w:t>May read student and teacher resources</w:t>
+            </w:r>
+          </w:p>
+        </w:tc>
+      </w:tr>
+      <w:tr>
+        <w:tc>
+          <w:tcPr>
+            <w:tcW w:type="dxa" w:w="5112"/>
+          </w:tcPr>
+          <w:p>
+            <w:r>
+              <w:t>No recognized trusted session or unknown role</w:t>
+            </w:r>
+          </w:p>
+        </w:tc>
+        <w:tc>
+          <w:tcPr>
+            <w:tcW w:type="dxa" w:w="5112"/>
+          </w:tcPr>
+          <w:p>
+            <w:r>
+              <w:t>Deny under this service policy</w:t>
+            </w:r>
+          </w:p>
+        </w:tc>
+      </w:tr>
+      <w:tr>
+        <w:tc>
+          <w:tcPr>
+            <w:tcW w:type="dxa" w:w="5112"/>
+          </w:tcPr>
+          <w:p>
+            <w:r>
+              <w:t>Unknown resource classification</w:t>
+            </w:r>
+          </w:p>
+        </w:tc>
+        <w:tc>
+          <w:tcPr>
+            <w:tcW w:type="dxa" w:w="5112"/>
+          </w:tcPr>
+          <w:p>
+            <w:r>
+              <w:t>Deny rather than guessing permission</w:t>
+            </w:r>
+          </w:p>
+        </w:tc>
+      </w:tr>
+      <w:tr>
+        <w:tc>
+          <w:tcPr>
+            <w:tcW w:type="dxa" w:w="5112"/>
+          </w:tcPr>
+          <w:p>
+            <w:r>
+              <w:t>Permission decision</w:t>
+            </w:r>
+          </w:p>
+        </w:tc>
+        <w:tc>
+          <w:tcPr>
+            <w:tcW w:type="dxa" w:w="5112"/>
+          </w:tcPr>
+          <w:p>
+            <w:r>
+              <w:t>Must precede reading the resource body</w:t>
+            </w:r>
+          </w:p>
+        </w:tc>
+      </w:tr>
+      <w:tr>
+        <w:tc>
+          <w:tcPr>
+            <w:tcW w:type="dxa" w:w="5112"/>
+          </w:tcPr>
+          <w:p>
+            <w:r>
+              <w:t>Scope</w:t>
+            </w:r>
+          </w:p>
+        </w:tc>
+        <w:tc>
+          <w:tcPr>
+            <w:tcW w:type="dxa" w:w="5112"/>
+          </w:tcPr>
+          <w:p>
+            <w:r>
+              <w:t>Local policy exercise; no real login, cookies, expiry or writes</w:t>
+            </w:r>
+          </w:p>
+        </w:tc>
+      </w:tr>
+    </w:tbl>
+    <w:p>
+      <w:pPr>
+        <w:pStyle w:val="Heading2"/>
+      </w:pPr>
+      <w:r>
+        <w:t>Name given and missing evidence</w:t>
+      </w:r>
+    </w:p>
+    <w:p>
+      <w:pPr>
+        <w:pStyle w:val="Heading3"/>
+      </w:pPr>
+      <w:r>
+        <w:t>List the given facts and one fact that is not supplied.</w:t>
+      </w:r>
+    </w:p>
+    <w:p>
+      <w:r>
+        <w:t>________________________________________________________________</w:t>
+      </w:r>
+    </w:p>
+    <w:p>
+      <w:r>
+        <w:t>________________________________________________________________</w:t>
+      </w:r>
+    </w:p>
+    <w:p>
+      <w:r>
+        <w:t>________________________________________________________________</w:t>
+      </w:r>
+    </w:p>
+    <w:p>
+      <w:pPr>
+        <w:pStyle w:val="Heading2"/>
+      </w:pPr>
+      <w:r>
+        <w:t>Earlier wording, alternatives and picture transcripts · reference / check after trying</w:t>
+      </w:r>
+    </w:p>
+    <w:p>
+      <w:pPr>
+        <w:spacing w:line="336" w:lineRule="auto" w:after="180"/>
+      </w:pPr>
+      <w:r>
+        <w:rPr>
+          <w:b w:val="0"/>
+        </w:rPr>
+        <w:t>Begin by writing the question the procedure is intended to answer. Identify the information already supplied, the information it will produce and the information still missing.</w:t>
+      </w:r>
+    </w:p>
+    <w:p>
+      <w:pPr>
+        <w:spacing w:line="336" w:lineRule="auto" w:after="180"/>
+      </w:pPr>
+      <w:r>
+        <w:rPr>
+          <w:b w:val="0"/>
+        </w:rPr>
+        <w:t>These are constructed classroom examples; they do not require live accounts, private records or an external service. Do not treat a plausible explanation as a measured outcome.</w:t>
+      </w:r>
+    </w:p>
+    <w:p>
+      <w:pPr>
+        <w:pStyle w:val="Heading1"/>
+      </w:pPr>
+      <w:r>
+        <w:t>03. Trace a role claim without changing the trusted session</w:t>
+      </w:r>
+    </w:p>
+    <w:p>
+      <w:r>
+        <w:t>Never let requested data redefine the caller’s permissions.</w:t>
+      </w:r>
+    </w:p>
+    <w:p>
+      <w:pPr>
+        <w:pStyle w:val="Heading2"/>
+      </w:pPr>
+      <w:r>
+        <w:t>Original trusted-role policy</w:t>
+      </w:r>
+    </w:p>
+    <w:p>
+      <w:pPr>
+        <w:spacing w:line="336" w:lineRule="auto" w:after="180"/>
+      </w:pPr>
+      <w:r>
+        <w:rPr>
+          <w:b w:val="0"/>
+        </w:rPr>
+        <w:t>Use trusted session roles, never a role claimed inside user JSON. Student may read student resources; teacher may read both. Unauthenticated requests are denied.</w:t>
+      </w:r>
+    </w:p>
+    <w:p>
+      <w:pPr>
+        <w:pStyle w:val="Heading2"/>
+      </w:pPr>
+      <w:r>
+        <w:t>Complete student-to-guide decision trace</w:t>
+      </w:r>
+    </w:p>
+    <w:p>
+      <w:pPr>
+        <w:pStyle w:val="Heading3"/>
+      </w:pPr>
+      <w:r>
+        <w:t>The trusted role wins over the role written in the request</w:t>
+      </w:r>
+    </w:p>
+    <w:tbl>
+      <w:tblPr>
+        <w:tblStyle w:val="LightShading-Accent1"/>
+        <w:tblW w:type="auto" w:w="0"/>
+        <w:tblLook w:firstColumn="1" w:firstRow="1" w:lastColumn="0" w:lastRow="0" w:noHBand="0" w:noVBand="1" w:val="04A0"/>
+      </w:tblPr>
+      <w:tblGrid>
+        <w:gridCol w:w="5112"/>
+        <w:gridCol w:w="5112"/>
+      </w:tblGrid>
+      <w:tr>
+        <w:trPr>
+          <w:tblHeader/>
+        </w:trPr>
+        <w:tc>
+          <w:tcPr>
+            <w:tcW w:type="dxa" w:w="5112"/>
+          </w:tcPr>
+          <w:p>
+            <w:r>
+              <w:t>Step</w:t>
+            </w:r>
+          </w:p>
+        </w:tc>
+        <w:tc>
+          <w:tcPr>
+            <w:tcW w:type="dxa" w:w="5112"/>
+          </w:tcPr>
+          <w:p>
+            <w:r>
+              <w:t>Supplied evidence and decision</w:t>
+            </w:r>
+          </w:p>
+        </w:tc>
+      </w:tr>
+      <w:tr>
+        <w:tc>
+          <w:tcPr>
+            <w:tcW w:type="dxa" w:w="5112"/>
+          </w:tcPr>
+          <w:p>
+            <w:r>
+              <w:t>1. Inspect trusted context</w:t>
+            </w:r>
+          </w:p>
+        </w:tc>
+        <w:tc>
+          <w:tcPr>
+            <w:tcW w:type="dxa" w:w="5112"/>
+          </w:tcPr>
+          <w:p>
+            <w:r>
+              <w:t>Server-side classroom session says student</w:t>
+            </w:r>
+          </w:p>
+        </w:tc>
+      </w:tr>
+      <w:tr>
+        <w:tc>
+          <w:tcPr>
+            <w:tcW w:type="dxa" w:w="5112"/>
+          </w:tcPr>
+          <w:p>
+            <w:r>
+              <w:t>2. Inspect requested action/resource</w:t>
+            </w:r>
+          </w:p>
+        </w:tc>
+        <w:tc>
+          <w:tcPr>
+            <w:tcW w:type="dxa" w:w="5112"/>
+          </w:tcPr>
+          <w:p>
+            <w:r>
+              <w:t>Request asks to read a teacher-only guide and includes role=teacher</w:t>
+            </w:r>
+          </w:p>
+        </w:tc>
+      </w:tr>
+      <w:tr>
+        <w:tc>
+          <w:tcPr>
+            <w:tcW w:type="dxa" w:w="5112"/>
+          </w:tcPr>
+          <w:p>
+            <w:r>
+              <w:t>3. Choose the authority source</w:t>
+            </w:r>
+          </w:p>
+        </w:tc>
+        <w:tc>
+          <w:tcPr>
+            <w:tcW w:type="dxa" w:w="5112"/>
+          </w:tcPr>
+          <w:p>
+            <w:r>
+              <w:t>Use trusted session role; client-written role does not promote it</w:t>
+            </w:r>
+          </w:p>
+        </w:tc>
+      </w:tr>
+      <w:tr>
+        <w:tc>
+          <w:tcPr>
+            <w:tcW w:type="dxa" w:w="5112"/>
+          </w:tcPr>
+          <w:p>
+            <w:r>
+              <w:t>4. Apply read policy</w:t>
+            </w:r>
+          </w:p>
+        </w:tc>
+        <w:tc>
+          <w:tcPr>
+            <w:tcW w:type="dxa" w:w="5112"/>
+          </w:tcPr>
+          <w:p>
+            <w:r>
+              <w:t>Student cannot read teacher resource → deny before body lookup</w:t>
+            </w:r>
+          </w:p>
+        </w:tc>
+      </w:tr>
+      <w:tr>
+        <w:tc>
+          <w:tcPr>
+            <w:tcW w:type="dxa" w:w="5112"/>
+          </w:tcPr>
+          <w:p>
+            <w:r>
+              <w:t>5. Record the outcome</w:t>
+            </w:r>
+          </w:p>
+        </w:tc>
+        <w:tc>
+          <w:tcPr>
+            <w:tcW w:type="dxa" w:w="5112"/>
+          </w:tcPr>
+          <w:p>
+            <w:r>
+              <w:t>No guide body returned; trusted session remains student</w:t>
+            </w:r>
+          </w:p>
+        </w:tc>
+      </w:tr>
+    </w:tbl>
+    <w:p>
+      <w:r>
+        <w:t>The declared role is a fixture in this exercise. No password or identity-verification protocol is demonstrated.</w:t>
+      </w:r>
+    </w:p>
+    <w:p>
+      <w:pPr>
+        <w:pStyle w:val="Heading2"/>
+      </w:pPr>
+      <w:r>
+        <w:t>State the contract before tracing</w:t>
+      </w:r>
+    </w:p>
+    <w:p>
+      <w:pPr>
+        <w:spacing w:line="336" w:lineRule="auto" w:after="180"/>
+      </w:pPr>
+      <w:r>
+        <w:rPr>
+          <w:b w:val="0"/>
+        </w:rPr>
+        <w:t xml:space="preserve">Before applying the procedure, write its units, denominator or decision boundary where relevant. A partner should be able to repeat each step using the same </w:t>
       </w:r>
       <w:r>
         <w:rPr>
@@ -289,50 +976,38 @@
         <w:rPr>
           <w:b w:val="0"/>
         </w:rPr>
-        <w:t xml:space="preserve"> conditions and </w:t>
+        <w:t>s.</w:t>
+      </w:r>
+    </w:p>
+    <w:p>
+      <w:pPr>
+        <w:spacing w:line="336" w:lineRule="auto" w:after="180"/>
+      </w:pPr>
+      <w:r>
+        <w:rPr>
+          <w:b w:val="0"/>
+        </w:rPr>
+        <w:t xml:space="preserve">If a required </w:t>
       </w:r>
       <w:r>
         <w:rPr>
           <w:b/>
         </w:rPr>
-        <w:t>evidence</w:t>
+        <w:t>input</w:t>
       </w:r>
       <w:r>
         <w:rPr>
           <w:b w:val="0"/>
         </w:rPr>
-        <w:t xml:space="preserve"> source before it can support a claim.</w:t>
-      </w:r>
-    </w:p>
-    <w:p>
-      <w:pPr>
-        <w:pStyle w:val="Heading3"/>
-      </w:pPr>
-      <w:r>
-        <w:t>My starting explanation</w:t>
-      </w:r>
-    </w:p>
-    <w:p>
-      <w:r>
-        <w:t>________________________________________________________________</w:t>
-      </w:r>
-    </w:p>
-    <w:p>
-      <w:r>
-        <w:t>________________________________________________________________</w:t>
-      </w:r>
-    </w:p>
-    <w:p>
-      <w:r>
-        <w:t>________________________________________________________________</w:t>
-      </w:r>
-    </w:p>
-    <w:p>
-      <w:pPr>
-        <w:pStyle w:val="Heading3"/>
-      </w:pPr>
-      <w:r>
-        <w:t>This week’s end goal</w:t>
+        <w:t xml:space="preserve"> is absent or violates the stated contract, record that condition explicitly instead of quietly replacing it with a convenient value.</w:t>
+      </w:r>
+    </w:p>
+    <w:p>
+      <w:pPr>
+        <w:pStyle w:val="Heading2"/>
+      </w:pPr>
+      <w:r>
+        <w:t>Explain the visual</w:t>
       </w:r>
     </w:p>
     <w:p>
@@ -343,142 +1018,27 @@
         <w:rPr>
           <w:b w:val="0"/>
         </w:rPr>
-        <w:t xml:space="preserve">Explain </w:t>
+        <w:t xml:space="preserve">Point to the </w:t>
       </w:r>
       <w:r>
         <w:rPr>
           <w:b/>
         </w:rPr>
-        <w:t>authentication</w:t>
+        <w:t>input</w:t>
       </w:r>
       <w:r>
         <w:rPr>
           <w:b w:val="0"/>
         </w:rPr>
-        <w:t xml:space="preserve"> and </w:t>
-      </w:r>
-      <w:r>
-        <w:rPr>
-          <w:b/>
-        </w:rPr>
-        <w:t>authorisation</w:t>
-      </w:r>
-      <w:r>
-        <w:rPr>
-          <w:b w:val="0"/>
-        </w:rPr>
-        <w:t xml:space="preserve"> using the deciding step in this fictional service.</w:t>
-      </w:r>
-    </w:p>
-    <w:p>
-      <w:pPr>
-        <w:pStyle w:val="Heading1"/>
-      </w:pPr>
-      <w:r>
-        <w:t>02. Notice the evidence</w:t>
-      </w:r>
-    </w:p>
-    <w:p>
-      <w:r>
-        <w:t>Investigate the supplied Authentication and authorisation case. Separate observations, given facts and assumptions before choosing an explanation.</w:t>
-      </w:r>
-    </w:p>
-    <w:p>
-      <w:pPr>
-        <w:spacing w:line="336" w:lineRule="auto" w:after="180"/>
-      </w:pPr>
-      <w:r>
-        <w:rPr>
-          <w:b/>
-        </w:rPr>
-        <w:t>Authentication</w:t>
-      </w:r>
-      <w:r>
-        <w:rPr>
-          <w:b w:val="0"/>
-        </w:rPr>
-        <w:t xml:space="preserve"> identifies an actor; </w:t>
-      </w:r>
-      <w:r>
-        <w:rPr>
-          <w:b/>
-        </w:rPr>
-        <w:t>authorisation</w:t>
-      </w:r>
-      <w:r>
-        <w:rPr>
-          <w:b w:val="0"/>
-        </w:rPr>
-        <w:t xml:space="preserve"> decides whether that actor may perform a particular operation on a particular resource.</w:t>
-      </w:r>
-    </w:p>
-    <w:p>
-      <w:pPr>
-        <w:spacing w:line="336" w:lineRule="auto" w:after="180"/>
-      </w:pPr>
-      <w:r>
-        <w:rPr>
-          <w:b w:val="0"/>
-        </w:rPr>
-        <w:t>Begin by writing the question the procedure is intended to answer. Identify the information already supplied, the information it will produce and the information still missing.</w:t>
-      </w:r>
-    </w:p>
-    <w:p>
-      <w:pPr>
-        <w:spacing w:line="336" w:lineRule="auto" w:after="180"/>
-      </w:pPr>
-      <w:r>
-        <w:rPr>
-          <w:b w:val="0"/>
-        </w:rPr>
-        <w:t>These are constructed classroom examples; they do not require live accounts, private records or an external service. Do not treat a plausible explanation as a measured outcome.</w:t>
-      </w:r>
-    </w:p>
-    <w:p>
-      <w:pPr>
-        <w:pStyle w:val="Heading3"/>
-      </w:pPr>
-      <w:r>
-        <w:t>List the given facts and one fact that is not supplied.</w:t>
-      </w:r>
-    </w:p>
-    <w:p>
-      <w:r>
-        <w:t>________________________________________________________________</w:t>
-      </w:r>
-    </w:p>
-    <w:p>
-      <w:r>
-        <w:t>________________________________________________________________</w:t>
-      </w:r>
-    </w:p>
-    <w:p>
-      <w:r>
-        <w:t>________________________________________________________________</w:t>
-      </w:r>
-    </w:p>
-    <w:p>
-      <w:pPr>
-        <w:pStyle w:val="Heading1"/>
-      </w:pPr>
-      <w:r>
-        <w:t>03. See how it works</w:t>
-      </w:r>
-    </w:p>
-    <w:p>
-      <w:r>
-        <w:t>Follow the mechanism for Authentication and authorisation. Connect each labelled input, deciding step and result.</w:t>
-      </w:r>
-    </w:p>
-    <w:p>
-      <w:pPr>
-        <w:spacing w:line="336" w:lineRule="auto" w:after="180"/>
-      </w:pPr>
-      <w:r>
-        <w:rPr>
-          <w:b w:val="0"/>
-        </w:rPr>
-        <w:t>Use trusted session roles, never a role claimed inside user JSON. Student may read student resources; teacher may read both. Unauthenticated requests are denied.</w:t>
+        <w:t>, the deciding step and the result in this week’s visual. Explain the same step in ordinary words. A picture helps when you can say what each part represents.</w:t>
+      </w:r>
+    </w:p>
+    <w:p>
+      <w:pPr>
+        <w:pStyle w:val="Heading2"/>
+      </w:pPr>
+      <w:r>
+        <w:t>Earlier wording, alternatives and picture transcripts · reference / check after trying</w:t>
       </w:r>
     </w:p>
     <w:p>
@@ -575,13 +1135,246 @@
     </w:p>
     <w:p>
       <w:pPr>
+        <w:pStyle w:val="Heading3"/>
+      </w:pPr>
+      <w:r>
+        <w:t>Connect the picture and the explanation</w:t>
+      </w:r>
+    </w:p>
+    <w:p>
+      <w:pPr>
+        <w:pStyle w:val="Heading1"/>
+      </w:pPr>
+      <w:r>
+        <w:t>04. Change trusted authority rather than the request’s label</w:t>
+      </w:r>
+    </w:p>
+    <w:p>
+      <w:r>
+        <w:t>Keep the resource and operation fixed when comparing permission outcomes.</w:t>
+      </w:r>
+    </w:p>
+    <w:p>
+      <w:pPr>
+        <w:pStyle w:val="Heading2"/>
+      </w:pPr>
+      <w:r>
+        <w:t>Current task and response</w:t>
+      </w:r>
+    </w:p>
+    <w:p>
+      <w:pPr>
+        <w:pStyle w:val="ListBullet"/>
+      </w:pPr>
+      <w:r>
+        <w:t>A student session submits role=teacher in request data and asks for a guide. Show the intermediate steps and give the conclusion with its scope.</w:t>
+      </w:r>
+    </w:p>
+    <w:p>
+      <w:pPr>
+        <w:pStyle w:val="Heading3"/>
+      </w:pPr>
+      <w:r>
+        <w:t>Keep the procedure fixed. Explain what changed in the inputs and result.</w:t>
+      </w:r>
+    </w:p>
+    <w:p>
+      <w:r>
+        <w:t>________________________________________________________________</w:t>
+      </w:r>
+    </w:p>
+    <w:p>
+      <w:r>
+        <w:t>________________________________________________________________</w:t>
+      </w:r>
+    </w:p>
+    <w:p>
+      <w:r>
+        <w:t>________________________________________________________________</w:t>
+      </w:r>
+    </w:p>
+    <w:p>
+      <w:r>
+        <w:t>________________________________________________________________</w:t>
+      </w:r>
+    </w:p>
+    <w:p>
+      <w:r>
+        <w:t>________________________________________________________________</w:t>
+      </w:r>
+    </w:p>
+    <w:p>
+      <w:pPr>
+        <w:pStyle w:val="Heading2"/>
+      </w:pPr>
+      <w:r>
+        <w:t>Predict the verified-curator picture</w:t>
+      </w:r>
+    </w:p>
+    <w:p>
+      <w:pPr>
+        <w:pStyle w:val="ListBullet"/>
+      </w:pPr>
+      <w:r>
+        <w:t>Change: Use a verified curator permitted to edit C.</w:t>
+      </w:r>
+    </w:p>
+    <w:p>
+      <w:pPr>
+        <w:pStyle w:val="Heading2"/>
+      </w:pPr>
+      <w:r>
+        <w:t>Check after predicting · reference / check after trying</w:t>
+      </w:r>
+    </w:p>
+    <w:p>
+      <w:pPr>
         <w:spacing w:line="336" w:lineRule="auto" w:after="180"/>
       </w:pPr>
+      <w:r>
+        <w:rPr>
+          <w:b/>
+        </w:rPr>
+        <w:t>Prediction</w:t>
+      </w:r>
       <w:r>
         <w:rPr>
           <w:b w:val="0"/>
         </w:rPr>
-        <w:t xml:space="preserve">Before applying the procedure, write its units, denominator or decision boundary where relevant. A partner should be able to repeat each step using the same </w:t>
+        <w:t xml:space="preserve">: The </w:t>
+      </w:r>
+      <w:r>
+        <w:rPr>
+          <w:b/>
+        </w:rPr>
+        <w:t>authorisation</w:t>
+      </w:r>
+      <w:r>
+        <w:rPr>
+          <w:b w:val="0"/>
+        </w:rPr>
+        <w:t xml:space="preserve"> gate allows the edit, subject to other declared checks.</w:t>
+      </w:r>
+    </w:p>
+    <w:p>
+      <w:pPr>
+        <w:spacing w:line="336" w:lineRule="auto" w:after="180"/>
+      </w:pPr>
+      <w:r>
+        <w:rPr>
+          <w:b w:val="0"/>
+        </w:rPr>
+        <w:t xml:space="preserve">Reason: The </w:t>
+      </w:r>
+      <w:r>
+        <w:rPr>
+          <w:b/>
+        </w:rPr>
+        <w:t>trusted role</w:t>
+      </w:r>
+      <w:r>
+        <w:rPr>
+          <w:b w:val="0"/>
+        </w:rPr>
+        <w:t xml:space="preserve"> now matches this operation and object.</w:t>
+      </w:r>
+    </w:p>
+    <w:p>
+      <w:pPr>
+        <w:pStyle w:val="Heading2"/>
+      </w:pPr>
+      <w:r>
+        <w:t>Earlier wording, alternatives and picture transcripts · reference / check after trying</w:t>
+      </w:r>
+    </w:p>
+    <w:p>
+      <w:pPr>
+        <w:pStyle w:val="Heading3"/>
+      </w:pPr>
+      <w:r>
+        <w:t>Compare a familiar case with a changed case</w:t>
+      </w:r>
+    </w:p>
+    <w:p>
+      <w:pPr>
+        <w:pStyle w:val="Heading3"/>
+      </w:pPr>
+      <w:r>
+        <w:t>Change one thing in the pictured case</w:t>
+      </w:r>
+    </w:p>
+    <w:p>
+      <w:pPr>
+        <w:pStyle w:val="Heading1"/>
+      </w:pPr>
+      <w:r>
+        <w:t>06. Separate a valid login from permission to edit a particular object</w:t>
+      </w:r>
+    </w:p>
+    <w:p>
+      <w:r>
+        <w:t>Apply the policy belonging to the current service.</w:t>
+      </w:r>
+    </w:p>
+    <w:p>
+      <w:pPr>
+        <w:pStyle w:val="Heading2"/>
+      </w:pPr>
+      <w:r>
+        <w:t>Main client-claimed-role request and bounded decision</w:t>
+      </w:r>
+    </w:p>
+    <w:p>
+      <w:pPr>
+        <w:spacing w:line="336" w:lineRule="auto" w:after="180"/>
+      </w:pPr>
+      <w:r>
+        <w:rPr>
+          <w:b w:val="0"/>
+        </w:rPr>
+        <w:t>A student session submits role=teacher in request data and asks for a guide.</w:t>
+      </w:r>
+    </w:p>
+    <w:p>
+      <w:pPr>
+        <w:spacing w:line="336" w:lineRule="auto" w:after="180"/>
+      </w:pPr>
+      <w:r>
+        <w:rPr>
+          <w:b w:val="0"/>
+        </w:rPr>
+        <w:t>The trusted session remains student; deny teacher guide access. A claimed role cannot change authenticated authority.</w:t>
+      </w:r>
+    </w:p>
+    <w:p>
+      <w:pPr>
+        <w:pStyle w:val="Heading2"/>
+      </w:pPr>
+      <w:r>
+        <w:t>Keep the trace’s scope</w:t>
+      </w:r>
+    </w:p>
+    <w:p>
+      <w:pPr>
+        <w:spacing w:line="336" w:lineRule="auto" w:after="180"/>
+      </w:pPr>
+      <w:r>
+        <w:rPr>
+          <w:b w:val="0"/>
+        </w:rPr>
+        <w:t xml:space="preserve">Compare the intermediate </w:t>
+      </w:r>
+      <w:r>
+        <w:rPr>
+          <w:b/>
+        </w:rPr>
+        <w:t>evidence</w:t>
+      </w:r>
+      <w:r>
+        <w:rPr>
+          <w:b w:val="0"/>
+        </w:rPr>
+        <w:t xml:space="preserve"> with the final statement. Explain why each number or decision follows from the stated </w:t>
       </w:r>
       <w:r>
         <w:rPr>
@@ -604,7 +1397,7 @@
         <w:rPr>
           <w:b w:val="0"/>
         </w:rPr>
-        <w:t xml:space="preserve">If a required </w:t>
+        <w:t xml:space="preserve">The conclusion belongs to this scenario and procedure; changing the </w:t>
       </w:r>
       <w:r>
         <w:rPr>
@@ -616,531 +1409,15 @@
         <w:rPr>
           <w:b w:val="0"/>
         </w:rPr>
-        <w:t xml:space="preserve"> is absent or violates the stated contract, record that condition explicitly instead of quietly replacing it with a convenient value.</w:t>
-      </w:r>
-    </w:p>
-    <w:p>
-      <w:pPr>
-        <w:pStyle w:val="Heading3"/>
-      </w:pPr>
-      <w:r>
-        <w:t>Connect the picture and the explanation</w:t>
-      </w:r>
-    </w:p>
-    <w:p>
-      <w:pPr>
-        <w:spacing w:line="336" w:lineRule="auto" w:after="180"/>
-      </w:pPr>
-      <w:r>
-        <w:rPr>
-          <w:b w:val="0"/>
-        </w:rPr>
-        <w:t xml:space="preserve">Point to the </w:t>
-      </w:r>
-      <w:r>
-        <w:rPr>
-          <w:b/>
-        </w:rPr>
-        <w:t>input</w:t>
-      </w:r>
-      <w:r>
-        <w:rPr>
-          <w:b w:val="0"/>
-        </w:rPr>
-        <w:t>, the deciding step and the result in this week’s visual. Explain the same step in ordinary words. A picture helps when you can say what each part represents.</w:t>
-      </w:r>
-    </w:p>
-    <w:p>
-      <w:pPr>
-        <w:pStyle w:val="Heading1"/>
-      </w:pPr>
-      <w:r>
-        <w:t>04. Compare the cases</w:t>
-      </w:r>
-    </w:p>
-    <w:p>
-      <w:r>
-        <w:t>Compare the supplied cases for Authentication and authorisation. Identify the detail that changes the conclusion.</w:t>
-      </w:r>
-    </w:p>
-    <w:p>
-      <w:pPr>
-        <w:pStyle w:val="Heading3"/>
-      </w:pPr>
-      <w:r>
-        <w:t>Compare a familiar case with a changed case</w:t>
-      </w:r>
-    </w:p>
-    <w:p>
-      <w:pPr>
-        <w:spacing w:line="336" w:lineRule="auto" w:after="180"/>
-      </w:pPr>
-      <w:r>
-        <w:rPr>
-          <w:b w:val="0"/>
-        </w:rPr>
-        <w:t>A student session submits role=teacher in request data and asks for a guide. Show the intermediate steps and give the conclusion with its scope.</w:t>
-      </w:r>
-    </w:p>
-    <w:p>
-      <w:pPr>
-        <w:pStyle w:val="Heading3"/>
-      </w:pPr>
-      <w:r>
-        <w:t>Keep the procedure fixed. Explain what changed in the inputs and result.</w:t>
-      </w:r>
-    </w:p>
-    <w:p>
-      <w:r>
-        <w:t>________________________________________________________________</w:t>
-      </w:r>
-    </w:p>
-    <w:p>
-      <w:r>
-        <w:t>________________________________________________________________</w:t>
-      </w:r>
-    </w:p>
-    <w:p>
-      <w:r>
-        <w:t>________________________________________________________________</w:t>
-      </w:r>
-    </w:p>
-    <w:p>
-      <w:r>
-        <w:t>________________________________________________________________</w:t>
-      </w:r>
-    </w:p>
-    <w:p>
-      <w:r>
-        <w:t>________________________________________________________________</w:t>
-      </w:r>
-    </w:p>
-    <w:p>
-      <w:pPr>
-        <w:pStyle w:val="Heading3"/>
-      </w:pPr>
-      <w:r>
-        <w:t>Change one thing in the pictured case</w:t>
-      </w:r>
-    </w:p>
-    <w:p>
-      <w:pPr>
-        <w:pStyle w:val="Heading3"/>
-      </w:pPr>
-      <w:r>
-        <w:t>Change one thing</w:t>
-      </w:r>
-    </w:p>
-    <w:p>
-      <w:pPr>
-        <w:spacing w:line="336" w:lineRule="auto" w:after="180"/>
-        <w:shd w:fill="F5F1FB"/>
-      </w:pPr>
-      <w:r>
-        <w:rPr>
-          <w:b w:val="0"/>
-        </w:rPr>
-        <w:t>Change: Use a verified curator permitted to edit C.</w:t>
-      </w:r>
-    </w:p>
-    <w:p>
-      <w:pPr>
-        <w:pStyle w:val="Heading3"/>
-      </w:pPr>
-      <w:r>
-        <w:t>Predicted result</w:t>
-      </w:r>
-    </w:p>
-    <w:p>
-      <w:pPr>
-        <w:spacing w:line="336" w:lineRule="auto" w:after="180"/>
-        <w:shd w:fill="F1F6FC"/>
-      </w:pPr>
-      <w:r>
-        <w:rPr>
-          <w:b/>
-        </w:rPr>
-        <w:t>Prediction</w:t>
-      </w:r>
-      <w:r>
-        <w:rPr>
-          <w:b w:val="0"/>
-        </w:rPr>
-        <w:t xml:space="preserve">: The </w:t>
-      </w:r>
-      <w:r>
-        <w:rPr>
-          <w:b/>
-        </w:rPr>
-        <w:t>authorisation</w:t>
-      </w:r>
-      <w:r>
-        <w:rPr>
-          <w:b w:val="0"/>
-        </w:rPr>
-        <w:t xml:space="preserve"> gate allows the edit, subject to other declared checks.</w:t>
-      </w:r>
-    </w:p>
-    <w:p>
-      <w:pPr>
-        <w:pStyle w:val="Heading3"/>
-      </w:pPr>
-      <w:r>
-        <w:t>Why the result follows</w:t>
-      </w:r>
-    </w:p>
-    <w:p>
-      <w:pPr>
-        <w:spacing w:line="336" w:lineRule="auto" w:after="180"/>
-        <w:shd w:fill="F1F6FC"/>
-      </w:pPr>
-      <w:r>
-        <w:rPr>
-          <w:b w:val="0"/>
-        </w:rPr>
-        <w:t xml:space="preserve">Reason: The </w:t>
-      </w:r>
-      <w:r>
-        <w:rPr>
-          <w:b/>
-        </w:rPr>
-        <w:t>trusted role</w:t>
-      </w:r>
-      <w:r>
-        <w:rPr>
-          <w:b w:val="0"/>
-        </w:rPr>
-        <w:t xml:space="preserve"> now matches this operation and object.</w:t>
-      </w:r>
-    </w:p>
-    <w:p>
-      <w:pPr>
-        <w:pStyle w:val="Heading1"/>
-      </w:pPr>
-      <w:r>
-        <w:t>05. Words that unlock the idea</w:t>
-      </w:r>
-    </w:p>
-    <w:p>
-      <w:r>
-        <w:t>Use the vocabulary of Authentication and authorisation to explain a concrete decision, rather than only memorising definitions.</w:t>
-      </w:r>
-    </w:p>
-    <w:tbl>
-      <w:tblPr>
-        <w:tblStyle w:val="LightShading-Accent1"/>
-        <w:tblW w:type="auto" w:w="0"/>
-        <w:tblLook w:firstColumn="1" w:firstRow="1" w:lastColumn="0" w:lastRow="0" w:noHBand="0" w:noVBand="1" w:val="04A0"/>
-      </w:tblPr>
-      <w:tblGrid>
-        <w:gridCol w:w="5112"/>
-        <w:gridCol w:w="5112"/>
-      </w:tblGrid>
-      <w:tr>
-        <w:trPr>
-          <w:tblHeader/>
-        </w:trPr>
-        <w:tc>
-          <w:tcPr>
-            <w:tcW w:type="dxa" w:w="5112"/>
-          </w:tcPr>
-          <w:p>
-            <w:r>
-              <w:t>Word</w:t>
-            </w:r>
-          </w:p>
-        </w:tc>
-        <w:tc>
-          <w:tcPr>
-            <w:tcW w:type="dxa" w:w="5112"/>
-          </w:tcPr>
-          <w:p>
-            <w:r>
-              <w:t>Meaning</w:t>
-            </w:r>
-          </w:p>
-        </w:tc>
-      </w:tr>
-      <w:tr>
-        <w:tc>
-          <w:tcPr>
-            <w:tcW w:type="dxa" w:w="5112"/>
-          </w:tcPr>
-          <w:p>
-            <w:r>
-              <w:t>Authentication</w:t>
-            </w:r>
-          </w:p>
-        </w:tc>
-        <w:tc>
-          <w:tcPr>
-            <w:tcW w:type="dxa" w:w="5112"/>
-          </w:tcPr>
-          <w:p>
-            <w:r>
-              <w:t>Checking an actor identity or session</w:t>
-            </w:r>
-          </w:p>
-        </w:tc>
-      </w:tr>
-      <w:tr>
-        <w:tc>
-          <w:tcPr>
-            <w:tcW w:type="dxa" w:w="5112"/>
-          </w:tcPr>
-          <w:p>
-            <w:r>
-              <w:t>Authorisation</w:t>
-            </w:r>
-          </w:p>
-        </w:tc>
-        <w:tc>
-          <w:tcPr>
-            <w:tcW w:type="dxa" w:w="5112"/>
-          </w:tcPr>
-          <w:p>
-            <w:r>
-              <w:t>Checking permission for an operation/resource</w:t>
-            </w:r>
-          </w:p>
-        </w:tc>
-      </w:tr>
-      <w:tr>
-        <w:tc>
-          <w:tcPr>
-            <w:tcW w:type="dxa" w:w="5112"/>
-          </w:tcPr>
-          <w:p>
-            <w:r>
-              <w:t>Trusted role</w:t>
-            </w:r>
-          </w:p>
-        </w:tc>
-        <w:tc>
-          <w:tcPr>
-            <w:tcW w:type="dxa" w:w="5112"/>
-          </w:tcPr>
-          <w:p>
-            <w:r>
-              <w:t>A role established by the service rather than user-claimed data</w:t>
-            </w:r>
-          </w:p>
-        </w:tc>
-      </w:tr>
-    </w:tbl>
-    <w:p>
-      <w:pPr>
-        <w:pStyle w:val="Heading3"/>
-      </w:pPr>
-      <w:r>
-        <w:t>Use two terms to explain a step in this week’s example.</w:t>
-      </w:r>
-    </w:p>
-    <w:p>
-      <w:r>
-        <w:t>________________________________________________________________</w:t>
-      </w:r>
-    </w:p>
-    <w:p>
-      <w:r>
-        <w:t>________________________________________________________________</w:t>
-      </w:r>
-    </w:p>
-    <w:p>
-      <w:r>
-        <w:t>________________________________________________________________</w:t>
-      </w:r>
-    </w:p>
-    <w:p>
-      <w:pPr>
-        <w:pStyle w:val="Heading1"/>
-      </w:pPr>
-      <w:r>
-        <w:t>06. Follow a worked example</w:t>
-      </w:r>
-    </w:p>
-    <w:p>
-      <w:r>
-        <w:t>Follow the worked trace for Authentication and authorisation, predict a step, then compare with its explanation.</w:t>
-      </w:r>
-    </w:p>
-    <w:p>
-      <w:pPr>
-        <w:spacing w:line="336" w:lineRule="auto" w:after="180"/>
-      </w:pPr>
-      <w:r>
-        <w:rPr>
-          <w:b w:val="0"/>
-        </w:rPr>
-        <w:t>A student session submits role=teacher in request data and asks for a guide.</w:t>
-      </w:r>
-    </w:p>
-    <w:p>
-      <w:pPr>
-        <w:spacing w:line="336" w:lineRule="auto" w:after="180"/>
-      </w:pPr>
-      <w:r>
-        <w:rPr>
-          <w:b w:val="0"/>
-        </w:rPr>
-        <w:t>The trusted session remains student; deny teacher guide access. A claimed role cannot change authenticated authority.</w:t>
-      </w:r>
-    </w:p>
-    <w:p>
-      <w:pPr>
-        <w:pStyle w:val="Heading3"/>
-      </w:pPr>
-      <w:r>
-        <w:t>Worked explanation · Authentication and authorisation</w:t>
-      </w:r>
-    </w:p>
-    <w:p>
-      <w:pPr>
-        <w:spacing w:line="336" w:lineRule="auto" w:after="180"/>
-        <w:shd w:fill="F1F6FC"/>
-      </w:pPr>
-      <w:r>
-        <w:rPr>
-          <w:b w:val="0"/>
-        </w:rPr>
-        <w:t xml:space="preserve">Compare the intermediate </w:t>
-      </w:r>
-      <w:r>
-        <w:rPr>
-          <w:b/>
-        </w:rPr>
-        <w:t>evidence</w:t>
-      </w:r>
-      <w:r>
-        <w:rPr>
-          <w:b w:val="0"/>
-        </w:rPr>
-        <w:t xml:space="preserve"> with the final statement. Explain why each number or decision follows from the stated </w:t>
-      </w:r>
-      <w:r>
-        <w:rPr>
-          <w:b/>
-        </w:rPr>
-        <w:t>input</w:t>
-      </w:r>
-      <w:r>
-        <w:rPr>
-          <w:b w:val="0"/>
-        </w:rPr>
-        <w:t>s.</w:t>
-      </w:r>
-    </w:p>
-    <w:p>
-      <w:pPr>
-        <w:spacing w:line="336" w:lineRule="auto" w:after="180"/>
-        <w:shd w:fill="F1F6FC"/>
-      </w:pPr>
-      <w:r>
-        <w:rPr>
-          <w:b w:val="0"/>
-        </w:rPr>
-        <w:t xml:space="preserve">The conclusion belongs to this scenario and procedure; changing the </w:t>
-      </w:r>
-      <w:r>
-        <w:rPr>
-          <w:b/>
-        </w:rPr>
-        <w:t>input</w:t>
-      </w:r>
-      <w:r>
-        <w:rPr>
-          <w:b w:val="0"/>
-        </w:rPr>
         <w:t>s, evaluation population or authority can change what it establishes. Retain the raw record so a later revision can be compared honestly.</w:t>
       </w:r>
     </w:p>
     <w:p>
       <w:pPr>
-        <w:pStyle w:val="Heading3"/>
-      </w:pPr>
-      <w:r>
-        <w:t>Worked explanation · Authentication and authorisation</w:t>
-      </w:r>
-    </w:p>
-    <w:p>
-      <w:pPr>
-        <w:spacing w:line="336" w:lineRule="auto" w:after="180"/>
-        <w:shd w:fill="F1F6FC"/>
-      </w:pPr>
-      <w:r>
-        <w:rPr>
-          <w:b w:val="0"/>
-        </w:rPr>
-        <w:t xml:space="preserve">Optional local lab: predict the printed result before running this standalone Python 3 example. Change one relevant boundary </w:t>
-      </w:r>
-      <w:r>
-        <w:rPr>
-          <w:b/>
-        </w:rPr>
-        <w:t>input</w:t>
-      </w:r>
-      <w:r>
-        <w:rPr>
-          <w:b w:val="0"/>
-        </w:rPr>
-        <w:t>, record the outcome and state the contract or statistical assumptions.</w:t>
-      </w:r>
-    </w:p>
-    <w:p>
-      <w:pPr>
-        <w:spacing w:line="336" w:lineRule="auto" w:after="180"/>
-        <w:shd w:fill="F1F6FC"/>
-      </w:pPr>
-      <w:r>
-        <w:rPr>
-          <w:b w:val="0"/>
-        </w:rPr>
-        <w:t>The program uses fictional values and the Python standard library; it performs no external operations.</w:t>
-      </w:r>
-    </w:p>
-    <w:p>
-      <w:r>
-        <w:rPr>
-          <w:rFonts w:ascii="Courier New" w:hAnsi="Courier New"/>
-          <w:sz w:val="18"/>
-        </w:rPr>
-        <w:t>def may_read(role, resource_role):</w:t>
-        <w:br/>
-        <w:t xml:space="preserve">    if role not in ('student', 'teacher') or resource_role not in ('student', 'teacher'):</w:t>
-        <w:br/>
-        <w:t xml:space="preserve">        return False</w:t>
-        <w:br/>
-        <w:t xml:space="preserve">    return role == 'teacher' or resource_role == 'student'</w:t>
-        <w:br/>
-        <w:br/>
-        <w:t>print(may_read("student", "teacher"))</w:t>
-      </w:r>
-    </w:p>
-    <w:p>
-      <w:pPr>
-        <w:pStyle w:val="Heading3"/>
-      </w:pPr>
-      <w:r>
-        <w:t>Learn from the worked case</w:t>
-      </w:r>
-    </w:p>
-    <w:p>
-      <w:pPr>
-        <w:spacing w:line="336" w:lineRule="auto" w:after="180"/>
-      </w:pPr>
-      <w:r>
-        <w:rPr>
-          <w:b w:val="0"/>
-        </w:rPr>
-        <w:t>Cover the result before checking it. Say what is given, choose the procedure, and follow one step at a time. Then uncover the result and explain your first mismatch. Ask why a step is allowed, not only what number it produces.</w:t>
-      </w:r>
-    </w:p>
-    <w:p>
-      <w:pPr>
-        <w:pStyle w:val="Heading3"/>
-      </w:pPr>
-      <w:r>
-        <w:t>A pictorial worked case: Authentication and authorisation</w:t>
+        <w:pStyle w:val="Heading2"/>
+      </w:pPr>
+      <w:r>
+        <w:t>Separate museum actor, card and permissions</w:t>
       </w:r>
     </w:p>
     <w:p>
@@ -1156,24 +1433,7 @@
     </w:p>
     <w:p>
       <w:pPr>
-        <w:pStyle w:val="Heading3"/>
-      </w:pPr>
-      <w:r>
-        <w:t>The facts we will use</w:t>
-      </w:r>
-    </w:p>
-    <w:p>
-      <w:pPr>
-        <w:pStyle w:val="Heading3"/>
-      </w:pPr>
-      <w:r>
-        <w:t>Supplied facts</w:t>
-      </w:r>
-    </w:p>
-    <w:p>
-      <w:pPr>
         <w:spacing w:line="336" w:lineRule="auto" w:after="180"/>
-        <w:shd w:fill="F1F6FC"/>
       </w:pPr>
       <w:r>
         <w:rPr>
@@ -1183,11 +1443,41 @@
       </w:r>
     </w:p>
     <w:p>
+      <w:pPr>
+        <w:spacing w:line="336" w:lineRule="auto" w:after="180"/>
+      </w:pPr>
+      <w:r>
+        <w:rPr>
+          <w:b w:val="0"/>
+        </w:rPr>
+        <w:t>The main school policy has student/teacher roles and read-only resource access. The picture is a separate museum policy: trusted volunteer Jo may read card C, while only a trusted curator may edit C. A valid volunteer login does not grant edit permission. Changing to an appropriately verified curator allows the permission gate to pass, subject to other checks.</w:t>
+      </w:r>
+    </w:p>
+    <w:p>
+      <w:pPr>
+        <w:spacing w:line="336" w:lineRule="auto" w:after="180"/>
+      </w:pPr>
+      <w:r>
+        <w:rPr>
+          <w:b w:val="0"/>
+        </w:rPr>
+        <w:t>This is an authorization decision, not evidence that an edit has executed or that card contents changed. School teacher rights do not automatically become museum curator rights.</w:t>
+      </w:r>
+    </w:p>
+    <w:p>
+      <w:pPr>
+        <w:pStyle w:val="Heading2"/>
+      </w:pPr>
+      <w:r>
+        <w:t>Trace identity context and edit gate</w:t>
+      </w:r>
+    </w:p>
+    <w:p>
       <w:r>
         <w:drawing>
           <wp:inline xmlns:a="http://schemas.openxmlformats.org/drawingml/2006/main" xmlns:pic="http://schemas.openxmlformats.org/drawingml/2006/picture">
-            <wp:extent cx="5486400" cy="5185229"/>
-            <wp:docPr id="1" name="Picture 1" descr="Authentication and authorisation. Identify Jo: Authentication establishes Jo’s identity and volunteer role.. Check the action: Editing C requires curator authority.. Deny the edit: Keep C unchanged; the authenticated volunteer lacks this permission."/>
+            <wp:extent cx="5486400" cy="3182112"/>
+            <wp:docPr id="1" name="Picture 1" descr="Identify Jo: Authentication establishes Jo’s identity and volunteer role. → Check the action: Editing C requires curator authority. → Deny the edit: Keep C unchanged; the authenticated volunteer lacks this permission."/>
             <wp:cNvGraphicFramePr>
               <a:graphicFrameLocks noChangeAspect="1"/>
             </wp:cNvGraphicFramePr>
@@ -1195,7 +1485,7 @@
               <a:graphicData uri="http://schemas.openxmlformats.org/drawingml/2006/picture">
                 <pic:pic>
                   <pic:nvPicPr>
-                    <pic:cNvPr id="0" name="academy-visual-ai-6-5.png"/>
+                    <pic:cNvPr id="0" name="academy-story-ai-6-5-02.png"/>
                     <pic:cNvPicPr/>
                   </pic:nvPicPr>
                   <pic:blipFill>
@@ -1207,7 +1497,7 @@
                   <pic:spPr>
                     <a:xfrm>
                       <a:off x="0" y="0"/>
-                      <a:ext cx="5486400" cy="5185229"/>
+                      <a:ext cx="5486400" cy="3182112"/>
                     </a:xfrm>
                     <a:prstGeom prst="rect"/>
                   </pic:spPr>
@@ -1335,24 +1625,7 @@
     </w:p>
     <w:p>
       <w:pPr>
-        <w:pStyle w:val="Heading3"/>
-      </w:pPr>
-      <w:r>
-        <w:t>Why this result follows</w:t>
-      </w:r>
-    </w:p>
-    <w:p>
-      <w:pPr>
-        <w:pStyle w:val="Heading3"/>
-      </w:pPr>
-      <w:r>
-        <w:t>Why the result follows</w:t>
-      </w:r>
-    </w:p>
-    <w:p>
-      <w:pPr>
         <w:spacing w:line="336" w:lineRule="auto" w:after="180"/>
-        <w:shd w:fill="F1F6FC"/>
       </w:pPr>
       <w:r>
         <w:rPr>
@@ -1381,30 +1654,273 @@
     </w:p>
     <w:p>
       <w:pPr>
-        <w:pStyle w:val="Heading3"/>
-      </w:pPr>
-      <w:r>
-        <w:t>What this example does not establish</w:t>
-      </w:r>
-    </w:p>
-    <w:p>
-      <w:pPr>
-        <w:pStyle w:val="Heading3"/>
-      </w:pPr>
-      <w:r>
-        <w:t>Keep the stated limit</w:t>
+        <w:pStyle w:val="Heading2"/>
+      </w:pPr>
+      <w:r>
+        <w:t>Predict a trusted curator permitted to edit C</w:t>
+      </w:r>
+    </w:p>
+    <w:p>
+      <w:pPr>
+        <w:pStyle w:val="ListBullet"/>
+      </w:pPr>
+      <w:r>
+        <w:t>Change one thing: Use a verified curator permitted to edit C. Predict the result before checking the explanation. What remains the same?</w:t>
+      </w:r>
+    </w:p>
+    <w:p>
+      <w:pPr>
+        <w:pStyle w:val="Heading2"/>
+      </w:pPr>
+      <w:r>
+        <w:t>Check after predicting · reference / check after trying</w:t>
+      </w:r>
+    </w:p>
+    <w:p>
+      <w:r>
+        <w:drawing>
+          <wp:inline xmlns:a="http://schemas.openxmlformats.org/drawingml/2006/main" xmlns:pic="http://schemas.openxmlformats.org/drawingml/2006/picture">
+            <wp:extent cx="5486400" cy="3026664"/>
+            <wp:docPr id="2" name="Picture 2" descr="Original case: Keep C unchanged; the authenticated volunteer lacks this permission. Changed condition: Use a verified curator permitted to edit C. Expected result: The authorisation gate allows the edit, subject to other declared checks. Reason: The trusted role now matches this operation and object."/>
+            <wp:cNvGraphicFramePr>
+              <a:graphicFrameLocks noChangeAspect="1"/>
+            </wp:cNvGraphicFramePr>
+            <a:graphic>
+              <a:graphicData uri="http://schemas.openxmlformats.org/drawingml/2006/picture">
+                <pic:pic>
+                  <pic:nvPicPr>
+                    <pic:cNvPr id="0" name="academy-story-ai-6-5-04.png"/>
+                    <pic:cNvPicPr/>
+                  </pic:nvPicPr>
+                  <pic:blipFill>
+                    <a:blip r:embed="rId10"/>
+                    <a:stretch>
+                      <a:fillRect/>
+                    </a:stretch>
+                  </pic:blipFill>
+                  <pic:spPr>
+                    <a:xfrm>
+                      <a:off x="0" y="0"/>
+                      <a:ext cx="5486400" cy="3026664"/>
+                    </a:xfrm>
+                    <a:prstGeom prst="rect"/>
+                  </pic:spPr>
+                </pic:pic>
+              </a:graphicData>
+            </a:graphic>
+          </wp:inline>
+        </w:drawing>
+      </w:r>
+    </w:p>
+    <w:p>
+      <w:pPr>
+        <w:pStyle w:val="Heading2"/>
+      </w:pPr>
+      <w:r>
+        <w:t>Explain why a request label is insufficient</w:t>
+      </w:r>
+    </w:p>
+    <w:p>
+      <w:pPr>
+        <w:pStyle w:val="ListBullet"/>
+      </w:pPr>
+      <w:r>
+        <w:t>A role written in an ordinary request is not a trusted authentication claim.</w:t>
+      </w:r>
+    </w:p>
+    <w:p>
+      <w:pPr>
+        <w:pStyle w:val="ListBullet"/>
+      </w:pPr>
+      <w:r>
+        <w:t>Read the labelled picture: Explain why Jo’s valid volunteer login does not permit editing C. Which trusted role change allows the action, and why is a role written in the request insufficient?</w:t>
+      </w:r>
+    </w:p>
+    <w:p>
+      <w:pPr>
+        <w:pStyle w:val="Heading2"/>
+      </w:pPr>
+      <w:r>
+        <w:t>Reference: original read-policy helper · reference / check after trying</w:t>
       </w:r>
     </w:p>
     <w:p>
       <w:pPr>
         <w:spacing w:line="336" w:lineRule="auto" w:after="180"/>
-        <w:shd w:fill="FFF5E6"/>
       </w:pPr>
       <w:r>
         <w:rPr>
           <w:b w:val="0"/>
         </w:rPr>
-        <w:t xml:space="preserve">A role written in an ordinary request is not a trusted </w:t>
+        <w:t xml:space="preserve">Optional local lab: predict the printed result before running this standalone Python 3 example. Change one relevant boundary </w:t>
+      </w:r>
+      <w:r>
+        <w:rPr>
+          <w:b/>
+        </w:rPr>
+        <w:t>input</w:t>
+      </w:r>
+      <w:r>
+        <w:rPr>
+          <w:b w:val="0"/>
+        </w:rPr>
+        <w:t>, record the outcome and state the contract or statistical assumptions.</w:t>
+      </w:r>
+    </w:p>
+    <w:p>
+      <w:pPr>
+        <w:spacing w:line="336" w:lineRule="auto" w:after="180"/>
+      </w:pPr>
+      <w:r>
+        <w:rPr>
+          <w:b w:val="0"/>
+        </w:rPr>
+        <w:t>The program uses fictional values and the Python standard library; it performs no external operations.</w:t>
+      </w:r>
+    </w:p>
+    <w:p>
+      <w:r>
+        <w:rPr>
+          <w:rFonts w:ascii="Courier New" w:hAnsi="Courier New"/>
+          <w:sz w:val="18"/>
+        </w:rPr>
+        <w:t>def may_read(role, resource_role):</w:t>
+        <w:br/>
+        <w:t xml:space="preserve">    if role not in ('student', 'teacher') or resource_role not in ('student', 'teacher'):</w:t>
+        <w:br/>
+        <w:t xml:space="preserve">        return False</w:t>
+        <w:br/>
+        <w:t xml:space="preserve">    return role == 'teacher' or resource_role == 'student'</w:t>
+        <w:br/>
+        <w:br/>
+        <w:t>print(may_read("student", "teacher"))</w:t>
+      </w:r>
+    </w:p>
+    <w:p>
+      <w:pPr>
+        <w:pStyle w:val="Heading2"/>
+      </w:pPr>
+      <w:r>
+        <w:t>Earlier wording, alternatives and picture transcripts · reference / check after trying</w:t>
+      </w:r>
+    </w:p>
+    <w:p>
+      <w:pPr>
+        <w:pStyle w:val="Heading3"/>
+      </w:pPr>
+      <w:r>
+        <w:t>Learn from the worked case</w:t>
+      </w:r>
+    </w:p>
+    <w:p>
+      <w:pPr>
+        <w:spacing w:line="336" w:lineRule="auto" w:after="180"/>
+      </w:pPr>
+      <w:r>
+        <w:rPr>
+          <w:b w:val="0"/>
+        </w:rPr>
+        <w:t>Cover the result before checking it. Say what is given, choose the procedure, and follow one step at a time. Then uncover the result and explain your first mismatch. Ask why a step is allowed, not only what number it produces.</w:t>
+      </w:r>
+    </w:p>
+    <w:p>
+      <w:pPr>
+        <w:pStyle w:val="Heading3"/>
+      </w:pPr>
+      <w:r>
+        <w:t>A pictorial worked case: Authentication and authorisation</w:t>
+      </w:r>
+    </w:p>
+    <w:p>
+      <w:pPr>
+        <w:pStyle w:val="Heading3"/>
+      </w:pPr>
+      <w:r>
+        <w:t>The facts we will use</w:t>
+      </w:r>
+    </w:p>
+    <w:p>
+      <w:r>
+        <w:drawing>
+          <wp:inline xmlns:a="http://schemas.openxmlformats.org/drawingml/2006/main" xmlns:pic="http://schemas.openxmlformats.org/drawingml/2006/picture">
+            <wp:extent cx="5486400" cy="5185229"/>
+            <wp:docPr id="3" name="Picture 3" descr="Authentication and authorisation. Identify Jo: Authentication establishes Jo’s identity and volunteer role.. Check the action: Editing C requires curator authority.. Deny the edit: Keep C unchanged; the authenticated volunteer lacks this permission."/>
+            <wp:cNvGraphicFramePr>
+              <a:graphicFrameLocks noChangeAspect="1"/>
+            </wp:cNvGraphicFramePr>
+            <a:graphic>
+              <a:graphicData uri="http://schemas.openxmlformats.org/drawingml/2006/picture">
+                <pic:pic>
+                  <pic:nvPicPr>
+                    <pic:cNvPr id="0" name="academy-visual-ai-6-5.png"/>
+                    <pic:cNvPicPr/>
+                  </pic:nvPicPr>
+                  <pic:blipFill>
+                    <a:blip r:embed="rId11"/>
+                    <a:stretch>
+                      <a:fillRect/>
+                    </a:stretch>
+                  </pic:blipFill>
+                  <pic:spPr>
+                    <a:xfrm>
+                      <a:off x="0" y="0"/>
+                      <a:ext cx="5486400" cy="5185229"/>
+                    </a:xfrm>
+                    <a:prstGeom prst="rect"/>
+                  </pic:spPr>
+                </pic:pic>
+              </a:graphicData>
+            </a:graphic>
+          </wp:inline>
+        </w:drawing>
+      </w:r>
+    </w:p>
+    <w:p>
+      <w:pPr>
+        <w:pStyle w:val="Heading3"/>
+      </w:pPr>
+      <w:r>
+        <w:t>Why this result follows</w:t>
+      </w:r>
+    </w:p>
+    <w:p>
+      <w:pPr>
+        <w:pStyle w:val="Heading3"/>
+      </w:pPr>
+      <w:r>
+        <w:t>What this example does not establish</w:t>
+      </w:r>
+    </w:p>
+    <w:p>
+      <w:pPr>
+        <w:pStyle w:val="Heading1"/>
+      </w:pPr>
+      <w:r>
+        <w:t>07. Test the policy at the resource and operation boundary</w:t>
+      </w:r>
+    </w:p>
+    <w:p>
+      <w:r>
+        <w:t>A permitted read does not imply an allowed edit or a working login system.</w:t>
+      </w:r>
+    </w:p>
+    <w:p>
+      <w:pPr>
+        <w:pStyle w:val="Heading2"/>
+      </w:pPr>
+      <w:r>
+        <w:t>Core authentication-versus-permission qualification</w:t>
+      </w:r>
+    </w:p>
+    <w:p>
+      <w:pPr>
+        <w:spacing w:line="336" w:lineRule="auto" w:after="180"/>
+      </w:pPr>
+      <w:r>
+        <w:rPr>
+          <w:b w:val="0"/>
+        </w:rPr>
+        <w:t xml:space="preserve">Successful </w:t>
       </w:r>
       <w:r>
         <w:rPr>
@@ -1416,109 +1932,12 @@
         <w:rPr>
           <w:b w:val="0"/>
         </w:rPr>
-        <w:t xml:space="preserve"> claim.</w:t>
-      </w:r>
-    </w:p>
-    <w:p>
-      <w:pPr>
-        <w:pStyle w:val="Heading3"/>
-      </w:pPr>
-      <w:r>
-        <w:t>Keep the stated limit</w:t>
+        <w:t xml:space="preserve"> does not grant every resource or operation.</w:t>
       </w:r>
     </w:p>
     <w:p>
       <w:pPr>
         <w:spacing w:line="336" w:lineRule="auto" w:after="180"/>
-        <w:shd w:fill="FFF5E6"/>
-      </w:pPr>
-      <w:r>
-        <w:rPr>
-          <w:b w:val="0"/>
-        </w:rPr>
-        <w:t xml:space="preserve">Read the labelled picture: Explain why Jo’s valid volunteer login does not permit editing C. Which </w:t>
-      </w:r>
-      <w:r>
-        <w:rPr>
-          <w:b/>
-        </w:rPr>
-        <w:t>trusted role</w:t>
-      </w:r>
-      <w:r>
-        <w:rPr>
-          <w:b w:val="0"/>
-        </w:rPr>
-        <w:t xml:space="preserve"> change allows the action, and why is a role written in the request insufficient?</w:t>
-      </w:r>
-    </w:p>
-    <w:p>
-      <w:pPr>
-        <w:pStyle w:val="Heading3"/>
-      </w:pPr>
-      <w:r>
-        <w:t>Keep the stated limit</w:t>
-      </w:r>
-    </w:p>
-    <w:p>
-      <w:pPr>
-        <w:spacing w:line="336" w:lineRule="auto" w:after="180"/>
-        <w:shd w:fill="FFF5E6"/>
-      </w:pPr>
-      <w:r>
-        <w:rPr>
-          <w:b w:val="0"/>
-        </w:rPr>
-        <w:t>Change one thing: Use a verified curator permitted to edit C. Predict the result before checking the explanation. What remains the same?</w:t>
-      </w:r>
-    </w:p>
-    <w:p>
-      <w:pPr>
-        <w:pStyle w:val="Heading1"/>
-      </w:pPr>
-      <w:r>
-        <w:t>07. Find and repair a mistake</w:t>
-      </w:r>
-    </w:p>
-    <w:p>
-      <w:r>
-        <w:t>Find the unsupported step in the Authentication and authorisation claim and explain a repair using the supplied evidence.</w:t>
-      </w:r>
-    </w:p>
-    <w:p>
-      <w:pPr>
-        <w:spacing w:line="336" w:lineRule="auto" w:after="180"/>
-      </w:pPr>
-      <w:r>
-        <w:rPr>
-          <w:b w:val="0"/>
-        </w:rPr>
-        <w:t xml:space="preserve">Successful </w:t>
-      </w:r>
-      <w:r>
-        <w:rPr>
-          <w:b/>
-        </w:rPr>
-        <w:t>authentication</w:t>
-      </w:r>
-      <w:r>
-        <w:rPr>
-          <w:b w:val="0"/>
-        </w:rPr>
-        <w:t xml:space="preserve"> does not grant every resource or operation.</w:t>
-      </w:r>
-    </w:p>
-    <w:p>
-      <w:pPr>
-        <w:pStyle w:val="Heading3"/>
-      </w:pPr>
-      <w:r>
-        <w:t>Check the claim against the facts</w:t>
-      </w:r>
-    </w:p>
-    <w:p>
-      <w:pPr>
-        <w:spacing w:line="336" w:lineRule="auto" w:after="180"/>
-        <w:shd w:fill="FFF5E6"/>
       </w:pPr>
       <w:r>
         <w:rPr>
@@ -1530,7 +1949,6 @@
     <w:p>
       <w:pPr>
         <w:spacing w:line="336" w:lineRule="auto" w:after="180"/>
-        <w:shd w:fill="FFF5E6"/>
       </w:pPr>
       <w:r>
         <w:rPr>
@@ -1553,6 +1971,212 @@
     </w:p>
     <w:p>
       <w:pPr>
+        <w:pStyle w:val="Heading2"/>
+      </w:pPr>
+      <w:r>
+        <w:t>Complete normal, denied and separate-policy probes</w:t>
+      </w:r>
+    </w:p>
+    <w:tbl>
+      <w:tblPr>
+        <w:tblStyle w:val="LightShading-Accent1"/>
+        <w:tblW w:type="auto" w:w="0"/>
+        <w:tblLook w:firstColumn="1" w:firstRow="1" w:lastColumn="0" w:lastRow="0" w:noHBand="0" w:noVBand="1" w:val="04A0"/>
+      </w:tblPr>
+      <w:tblGrid>
+        <w:gridCol w:w="5112"/>
+        <w:gridCol w:w="5112"/>
+      </w:tblGrid>
+      <w:tr>
+        <w:trPr>
+          <w:tblHeader/>
+        </w:trPr>
+        <w:tc>
+          <w:tcPr>
+            <w:tcW w:type="dxa" w:w="5112"/>
+          </w:tcPr>
+          <w:p>
+            <w:r>
+              <w:t>Permission probe</w:t>
+            </w:r>
+          </w:p>
+        </w:tc>
+        <w:tc>
+          <w:tcPr>
+            <w:tcW w:type="dxa" w:w="5112"/>
+          </w:tcPr>
+          <w:p>
+            <w:r>
+              <w:t>Expected reasoning</w:t>
+            </w:r>
+          </w:p>
+        </w:tc>
+      </w:tr>
+      <w:tr>
+        <w:tc>
+          <w:tcPr>
+            <w:tcW w:type="dxa" w:w="5112"/>
+          </w:tcPr>
+          <w:p>
+            <w:r>
+              <w:t>Trusted student asks for student lesson</w:t>
+            </w:r>
+          </w:p>
+        </w:tc>
+        <w:tc>
+          <w:tcPr>
+            <w:tcW w:type="dxa" w:w="5112"/>
+          </w:tcPr>
+          <w:p>
+            <w:r>
+              <w:t>Allowed read under the school policy</w:t>
+            </w:r>
+          </w:p>
+        </w:tc>
+      </w:tr>
+      <w:tr>
+        <w:tc>
+          <w:tcPr>
+            <w:tcW w:type="dxa" w:w="5112"/>
+          </w:tcPr>
+          <w:p>
+            <w:r>
+              <w:t>Trusted student claims teacher in request; asks for teacher guide</w:t>
+            </w:r>
+          </w:p>
+        </w:tc>
+        <w:tc>
+          <w:tcPr>
+            <w:tcW w:type="dxa" w:w="5112"/>
+          </w:tcPr>
+          <w:p>
+            <w:r>
+              <w:t>Deny before reading body; trusted role remains student</w:t>
+            </w:r>
+          </w:p>
+        </w:tc>
+      </w:tr>
+      <w:tr>
+        <w:tc>
+          <w:tcPr>
+            <w:tcW w:type="dxa" w:w="5112"/>
+          </w:tcPr>
+          <w:p>
+            <w:r>
+              <w:t>Unknown trusted role or unknown resource label</w:t>
+            </w:r>
+          </w:p>
+        </w:tc>
+        <w:tc>
+          <w:tcPr>
+            <w:tcW w:type="dxa" w:w="5112"/>
+          </w:tcPr>
+          <w:p>
+            <w:r>
+              <w:t>Deny under the explicit allowlist</w:t>
+            </w:r>
+          </w:p>
+        </w:tc>
+      </w:tr>
+      <w:tr>
+        <w:tc>
+          <w:tcPr>
+            <w:tcW w:type="dxa" w:w="5112"/>
+          </w:tcPr>
+          <w:p>
+            <w:r>
+              <w:t>Museum volunteer reads C</w:t>
+            </w:r>
+          </w:p>
+        </w:tc>
+        <w:tc>
+          <w:tcPr>
+            <w:tcW w:type="dxa" w:w="5112"/>
+          </w:tcPr>
+          <w:p>
+            <w:r>
+              <w:t>Allowed by that separate museum policy</w:t>
+            </w:r>
+          </w:p>
+        </w:tc>
+      </w:tr>
+      <w:tr>
+        <w:tc>
+          <w:tcPr>
+            <w:tcW w:type="dxa" w:w="5112"/>
+          </w:tcPr>
+          <w:p>
+            <w:r>
+              <w:t>Same volunteer edits C</w:t>
+            </w:r>
+          </w:p>
+        </w:tc>
+        <w:tc>
+          <w:tcPr>
+            <w:tcW w:type="dxa" w:w="5112"/>
+          </w:tcPr>
+          <w:p>
+            <w:r>
+              <w:t>Denied; successful identity verification does not add this permission</w:t>
+            </w:r>
+          </w:p>
+        </w:tc>
+      </w:tr>
+      <w:tr>
+        <w:tc>
+          <w:tcPr>
+            <w:tcW w:type="dxa" w:w="5112"/>
+          </w:tcPr>
+          <w:p>
+            <w:r>
+              <w:t>Verified curator edit gate passes</w:t>
+            </w:r>
+          </w:p>
+        </w:tc>
+        <w:tc>
+          <w:tcPr>
+            <w:tcW w:type="dxa" w:w="5112"/>
+          </w:tcPr>
+          <w:p>
+            <w:r>
+              <w:t>Other declared checks and actual execution still remain</w:t>
+            </w:r>
+          </w:p>
+        </w:tc>
+      </w:tr>
+      <w:tr>
+        <w:tc>
+          <w:tcPr>
+            <w:tcW w:type="dxa" w:w="5112"/>
+          </w:tcPr>
+          <w:p>
+            <w:r>
+              <w:t>A helper returns True</w:t>
+            </w:r>
+          </w:p>
+        </w:tc>
+        <w:tc>
+          <w:tcPr>
+            <w:tcW w:type="dxa" w:w="5112"/>
+          </w:tcPr>
+          <w:p>
+            <w:r>
+              <w:t>Evidence of its policy calculation on this input; not proof of a complete authentication system</w:t>
+            </w:r>
+          </w:p>
+        </w:tc>
+      </w:tr>
+    </w:tbl>
+    <w:p>
+      <w:pPr>
+        <w:pStyle w:val="Heading2"/>
+      </w:pPr>
+      <w:r>
+        <w:t>Guided explanation and repair</w:t>
+      </w:r>
+    </w:p>
+    <w:p>
+      <w:pPr>
         <w:pStyle w:val="Heading3"/>
       </w:pPr>
       <w:r>
@@ -1586,33 +2210,93 @@
     </w:p>
     <w:p>
       <w:pPr>
+        <w:pStyle w:val="ListBullet"/>
+      </w:pPr>
+      <w:r>
+        <w:t>A report omits this qualification: Successful authentication does not grant every resource or operation. Explain how omitting it could change a reader's interpretation, and write an accurate replacement.</w:t>
+      </w:r>
+    </w:p>
+    <w:p>
+      <w:pPr>
         <w:pStyle w:val="Heading3"/>
       </w:pPr>
       <w:r>
+        <w:t>State one repair and the checks you would rerun.</w:t>
+      </w:r>
+    </w:p>
+    <w:p>
+      <w:r>
+        <w:t>________________________________________________________________</w:t>
+      </w:r>
+    </w:p>
+    <w:p>
+      <w:r>
+        <w:t>________________________________________________________________</w:t>
+      </w:r>
+    </w:p>
+    <w:p>
+      <w:r>
+        <w:t>________________________________________________________________</w:t>
+      </w:r>
+    </w:p>
+    <w:p>
+      <w:r>
+        <w:t>________________________________________________________________</w:t>
+      </w:r>
+    </w:p>
+    <w:p>
+      <w:r>
+        <w:t>________________________________________________________________</w:t>
+      </w:r>
+    </w:p>
+    <w:p>
+      <w:r>
+        <w:t>________________________________________________________________</w:t>
+      </w:r>
+    </w:p>
+    <w:p>
+      <w:pPr>
+        <w:pStyle w:val="Heading2"/>
+      </w:pPr>
+      <w:r>
+        <w:t>Earlier wording, alternatives and picture transcripts · reference / check after trying</w:t>
+      </w:r>
+    </w:p>
+    <w:p>
+      <w:pPr>
+        <w:pStyle w:val="Heading3"/>
+      </w:pPr>
+      <w:r>
         <w:t>Locate the earliest unsupported step</w:t>
       </w:r>
     </w:p>
     <w:p>
       <w:pPr>
-        <w:spacing w:line="336" w:lineRule="auto" w:after="180"/>
-      </w:pPr>
-      <w:r>
-        <w:rPr>
-          <w:b w:val="0"/>
-        </w:rPr>
-        <w:t xml:space="preserve">A report omits this qualification: Successful </w:t>
-      </w:r>
-      <w:r>
-        <w:rPr>
-          <w:b/>
-        </w:rPr>
-        <w:t>authentication</w:t>
-      </w:r>
-      <w:r>
-        <w:rPr>
-          <w:b w:val="0"/>
-        </w:rPr>
-        <w:t xml:space="preserve"> does not grant every resource or operation. Explain how omitting it could change a reader's interpretation, and write an accurate replacement.</w:t>
+        <w:pStyle w:val="Heading1"/>
+      </w:pPr>
+      <w:r>
+        <w:t>08. Practise identifying the trusted authority source</w:t>
+      </w:r>
+    </w:p>
+    <w:p>
+      <w:r>
+        <w:t>Name the actor’s verified context, action, object and policy.</w:t>
+      </w:r>
+    </w:p>
+    <w:p>
+      <w:pPr>
+        <w:pStyle w:val="Heading2"/>
+      </w:pPr>
+      <w:r>
+        <w:t>Current explanation and guided scope check</w:t>
+      </w:r>
+    </w:p>
+    <w:p>
+      <w:pPr>
+        <w:pStyle w:val="ListBullet"/>
+      </w:pPr>
+      <w:r>
+        <w:t>Explain the weekly mechanism in your own words. Use the worked scenario to name its input, decision rule and output.</w:t>
       </w:r>
     </w:p>
     <w:p>
@@ -1620,7 +2304,7 @@
         <w:pStyle w:val="Heading3"/>
       </w:pPr>
       <w:r>
-        <w:t>State one repair and the checks you would rerun.</w:t>
+        <w:t>Guided: restate the worked result, then name the assumption or limitation that prevents a broader conclusion.</w:t>
       </w:r>
     </w:p>
     <w:p>
@@ -1649,79 +2333,19 @@
       </w:r>
     </w:p>
     <w:p>
+      <w:pPr>
+        <w:pStyle w:val="Heading3"/>
+      </w:pPr>
+      <w:r>
+        <w:t>Explain your prediction to a partner before comparing results.</w:t>
+      </w:r>
+    </w:p>
+    <w:p>
       <w:r>
         <w:t>________________________________________________________________</w:t>
       </w:r>
     </w:p>
     <w:p>
-      <w:pPr>
-        <w:pStyle w:val="Heading1"/>
-      </w:pPr>
-      <w:r>
-        <w:t>08. Practise together</w:t>
-      </w:r>
-    </w:p>
-    <w:p>
-      <w:r>
-        <w:t>Practise Authentication and authorisation with support, then explain the deciding step in your own words.</w:t>
-      </w:r>
-    </w:p>
-    <w:p>
-      <w:pPr>
-        <w:spacing w:line="336" w:lineRule="auto" w:after="180"/>
-      </w:pPr>
-      <w:r>
-        <w:rPr>
-          <w:b w:val="0"/>
-        </w:rPr>
-        <w:t xml:space="preserve">Explain the weekly </w:t>
-      </w:r>
-      <w:r>
-        <w:rPr>
-          <w:b/>
-        </w:rPr>
-        <w:t>mechanism</w:t>
-      </w:r>
-      <w:r>
-        <w:rPr>
-          <w:b w:val="0"/>
-        </w:rPr>
-        <w:t xml:space="preserve"> in your own words. Use the worked scenario to name its </w:t>
-      </w:r>
-      <w:r>
-        <w:rPr>
-          <w:b/>
-        </w:rPr>
-        <w:t>input</w:t>
-      </w:r>
-      <w:r>
-        <w:rPr>
-          <w:b w:val="0"/>
-        </w:rPr>
-        <w:t xml:space="preserve">, decision rule and </w:t>
-      </w:r>
-      <w:r>
-        <w:rPr>
-          <w:b/>
-        </w:rPr>
-        <w:t>output</w:t>
-      </w:r>
-      <w:r>
-        <w:rPr>
-          <w:b w:val="0"/>
-        </w:rPr>
-        <w:t>.</w:t>
-      </w:r>
-    </w:p>
-    <w:p>
-      <w:pPr>
-        <w:pStyle w:val="Heading3"/>
-      </w:pPr>
-      <w:r>
-        <w:t>Guided: restate the worked result, then name the assumption or limitation that prevents a broader conclusion.</w:t>
-      </w:r>
-    </w:p>
-    <w:p>
       <w:r>
         <w:t>________________________________________________________________</w:t>
       </w:r>
@@ -1737,49 +2361,11 @@
       </w:r>
     </w:p>
     <w:p>
-      <w:r>
-        <w:t>________________________________________________________________</w:t>
-      </w:r>
-    </w:p>
-    <w:p>
-      <w:r>
-        <w:t>________________________________________________________________</w:t>
-      </w:r>
-    </w:p>
-    <w:p>
-      <w:pPr>
-        <w:pStyle w:val="Heading3"/>
-      </w:pPr>
-      <w:r>
-        <w:t>Explain your prediction to a partner before comparing results.</w:t>
-      </w:r>
-    </w:p>
-    <w:p>
-      <w:r>
-        <w:t>________________________________________________________________</w:t>
-      </w:r>
-    </w:p>
-    <w:p>
-      <w:r>
-        <w:t>________________________________________________________________</w:t>
-      </w:r>
-    </w:p>
-    <w:p>
-      <w:r>
-        <w:t>________________________________________________________________</w:t>
-      </w:r>
-    </w:p>
-    <w:p>
-      <w:r>
-        <w:t>________________________________________________________________</w:t>
-      </w:r>
-    </w:p>
-    <w:p>
-      <w:pPr>
-        <w:pStyle w:val="Heading3"/>
-      </w:pPr>
-      <w:r>
-        <w:t>Practise with less help: Trace the worked case</w:t>
+      <w:pPr>
+        <w:pStyle w:val="Heading2"/>
+      </w:pPr>
+      <w:r>
+        <w:t>Supported W2 record</w:t>
       </w:r>
     </w:p>
     <w:p>
@@ -1921,106 +2507,49 @@
     </w:p>
     <w:p>
       <w:pPr>
+        <w:pStyle w:val="Heading2"/>
+      </w:pPr>
+      <w:r>
+        <w:t>Individual future-case limit check</w:t>
+      </w:r>
+    </w:p>
+    <w:p>
+      <w:pPr>
+        <w:pStyle w:val="ListBullet"/>
+      </w:pPr>
+      <w:r>
+        <w:t>Use the worked case for Authentication and authorisation. Proposed explanation: “The worked result establishes every future case”. Decide whether this explanation is supported. Point to the step or supplied fact that decides; explain your repair if needed.</w:t>
+      </w:r>
+    </w:p>
+    <w:p>
+      <w:pPr>
+        <w:pStyle w:val="ListBullet"/>
+      </w:pPr>
+      <w:r>
+        <w:t>Answer on your own before discussion. If you are unsure, say which step you need help with.</w:t>
+      </w:r>
+    </w:p>
+    <w:p>
+      <w:pPr>
+        <w:pStyle w:val="Heading2"/>
+      </w:pPr>
+      <w:r>
+        <w:t>Museum picture response</w:t>
+      </w:r>
+    </w:p>
+    <w:p>
+      <w:pPr>
+        <w:pStyle w:val="ListBullet"/>
+      </w:pPr>
+      <w:r>
+        <w:t>Explain why Jo’s valid volunteer login does not permit editing C. Which trusted role change allows the action, and why is a role written in the request insufficient?</w:t>
+      </w:r>
+    </w:p>
+    <w:p>
+      <w:pPr>
         <w:pStyle w:val="Heading3"/>
       </w:pPr>
       <w:r>
-        <w:t>Check your reasoning</w:t>
-      </w:r>
-    </w:p>
-    <w:p>
-      <w:pPr>
-        <w:spacing w:line="336" w:lineRule="auto" w:after="180"/>
-      </w:pPr>
-      <w:r>
-        <w:rPr>
-          <w:b w:val="0"/>
-        </w:rPr>
-        <w:t xml:space="preserve">Use the worked case for </w:t>
-      </w:r>
-      <w:r>
-        <w:rPr>
-          <w:b/>
-        </w:rPr>
-        <w:t>Authentication</w:t>
-      </w:r>
-      <w:r>
-        <w:rPr>
-          <w:b w:val="0"/>
-        </w:rPr>
-        <w:t xml:space="preserve"> and </w:t>
-      </w:r>
-      <w:r>
-        <w:rPr>
-          <w:b/>
-        </w:rPr>
-        <w:t>authorisation</w:t>
-      </w:r>
-      <w:r>
-        <w:rPr>
-          <w:b w:val="0"/>
-        </w:rPr>
-        <w:t>. Proposed explanation: “The worked result establishes every future case”. Decide whether this explanation is supported.</w:t>
-      </w:r>
-    </w:p>
-    <w:p>
-      <w:pPr>
-        <w:spacing w:line="336" w:lineRule="auto" w:after="180"/>
-      </w:pPr>
-      <w:r>
-        <w:rPr>
-          <w:b w:val="0"/>
-        </w:rPr>
-        <w:t>Point to the step or supplied fact that decides; explain your repair if needed.</w:t>
-      </w:r>
-    </w:p>
-    <w:p>
-      <w:pPr>
-        <w:spacing w:line="336" w:lineRule="auto" w:after="180"/>
-      </w:pPr>
-      <w:r>
-        <w:rPr>
-          <w:b w:val="0"/>
-        </w:rPr>
-        <w:t>Answer on your own before discussion. If you are unsure, say which step you need help with.</w:t>
-      </w:r>
-    </w:p>
-    <w:p>
-      <w:pPr>
-        <w:pStyle w:val="Heading3"/>
-      </w:pPr>
-      <w:r>
-        <w:t>Explain the picture</w:t>
-      </w:r>
-    </w:p>
-    <w:p>
-      <w:pPr>
-        <w:spacing w:line="336" w:lineRule="auto" w:after="180"/>
-        <w:shd w:fill="F5F1FB"/>
-      </w:pPr>
-      <w:r>
-        <w:rPr>
-          <w:b w:val="0"/>
-        </w:rPr>
-        <w:t xml:space="preserve">Explain why Jo’s valid volunteer login does not permit editing C. Which </w:t>
-      </w:r>
-      <w:r>
-        <w:rPr>
-          <w:b/>
-        </w:rPr>
-        <w:t>trusted role</w:t>
-      </w:r>
-      <w:r>
-        <w:rPr>
-          <w:b w:val="0"/>
-        </w:rPr>
-        <w:t xml:space="preserve"> change allows the action, and why is a role written in the request insufficient?</w:t>
-      </w:r>
-    </w:p>
-    <w:p>
-      <w:pPr>
-        <w:pStyle w:val="Heading3"/>
-      </w:pPr>
-      <w:r>
         <w:t>My explanation using a pictured step and the given facts</w:t>
       </w:r>
     </w:p>
@@ -2042,6 +2571,14 @@
     <w:p>
       <w:r>
         <w:t>________________________________________________________________</w:t>
+      </w:r>
+    </w:p>
+    <w:p>
+      <w:pPr>
+        <w:pStyle w:val="Heading2"/>
+      </w:pPr>
+      <w:r>
+        <w:t>Keep the later role decisions for individual explanation</w:t>
       </w:r>
     </w:p>
     <w:p>
@@ -2057,23 +2594,55 @@
     </w:p>
     <w:p>
       <w:pPr>
+        <w:pStyle w:val="Heading2"/>
+      </w:pPr>
+      <w:r>
+        <w:t>Earlier wording, alternatives and picture transcripts · reference / check after trying</w:t>
+      </w:r>
+    </w:p>
+    <w:p>
+      <w:pPr>
+        <w:pStyle w:val="Heading3"/>
+      </w:pPr>
+      <w:r>
+        <w:t>Practise with less help: Trace the worked case</w:t>
+      </w:r>
+    </w:p>
+    <w:p>
+      <w:pPr>
+        <w:pStyle w:val="Heading3"/>
+      </w:pPr>
+      <w:r>
+        <w:t>Check your reasoning</w:t>
+      </w:r>
+    </w:p>
+    <w:p>
+      <w:pPr>
+        <w:pStyle w:val="Heading3"/>
+      </w:pPr>
+      <w:r>
+        <w:t>Explain the picture</w:t>
+      </w:r>
+    </w:p>
+    <w:p>
+      <w:pPr>
         <w:pStyle w:val="Heading1"/>
       </w:pPr>
       <w:r>
-        <w:t>09. Run the investigation</w:t>
-      </w:r>
-    </w:p>
-    <w:p>
-      <w:r>
-        <w:t>Investigate Authentication and authorisation. Record the prediction, actual observation or labelled paper trace, explanation and next test separately.</w:t>
-      </w:r>
-    </w:p>
-    <w:p>
-      <w:pPr>
-        <w:pStyle w:val="Heading3"/>
-      </w:pPr>
-      <w:r>
-        <w:t>Predict, investigate and preserve the evidence</w:t>
+        <w:t>09. Run a complete local permission and authority-source audit</w:t>
+      </w:r>
+    </w:p>
+    <w:p>
+      <w:r>
+        <w:t>Inspect which authority source is used and whether denied content is ever read.</w:t>
+      </w:r>
+    </w:p>
+    <w:p>
+      <w:pPr>
+        <w:pStyle w:val="Heading2"/>
+      </w:pPr>
+      <w:r>
+        <w:t>Current client-claimed-role investigation</w:t>
       </w:r>
     </w:p>
     <w:p>
@@ -2088,21 +2657,132 @@
       </w:r>
     </w:p>
     <w:p>
+      <w:pPr>
+        <w:pStyle w:val="Heading2"/>
+      </w:pPr>
+      <w:r>
+        <w:t>Complete runnable local audit</w:t>
+      </w:r>
+    </w:p>
+    <w:p>
       <w:r>
         <w:rPr>
           <w:rFonts w:ascii="Courier New" w:hAnsi="Courier New"/>
           <w:sz w:val="18"/>
         </w:rPr>
-        <w:t>def may_read(role, resource_role):</w:t>
+        <w:t>"""Trusted classroom session fixtures; no login protocol or real identities."""</w:t>
         <w:br/>
-        <w:t xml:space="preserve">    if role not in ('student', 'teacher') or resource_role not in ('student', 'teacher'):</w:t>
+        <w:t>RESOURCES={'lesson':{'role':'student','body':'fictional student lesson'},</w:t>
+        <w:br/>
+        <w:t xml:space="preserve">           'guide':{'role':'teacher','body':'fictional teacher guide'}}</w:t>
+        <w:br/>
+        <w:br/>
+        <w:t>def may_read(role,resource_role):</w:t>
+        <w:br/>
+        <w:t xml:space="preserve">    if role not in ('student','teacher') or resource_role not in ('student','teacher'):</w:t>
         <w:br/>
         <w:t xml:space="preserve">        return False</w:t>
         <w:br/>
-        <w:t xml:space="preserve">    return role == 'teacher' or resource_role == 'student'</w:t>
+        <w:t xml:space="preserve">    return role=='teacher' or resource_role=='student'</w:t>
         <w:br/>
         <w:br/>
-        <w:t>print(may_read("student", "teacher"))</w:t>
+        <w:t>def read_request(trusted_session,request,trace):</w:t>
+        <w:br/>
+        <w:t xml:space="preserve">    trace.append('check_trusted_session_fixture')</w:t>
+        <w:br/>
+        <w:t xml:space="preserve">    if not trusted_session or trusted_session.get('role') not in ('student','teacher'):</w:t>
+        <w:br/>
+        <w:t xml:space="preserve">        return {'status':'denied'}</w:t>
+        <w:br/>
+        <w:t xml:space="preserve">    trace.append('authorize_read')</w:t>
+        <w:br/>
+        <w:t xml:space="preserve">    key=request.get('resource_id')</w:t>
+        <w:br/>
+        <w:t xml:space="preserve">    if key not in RESOURCES:</w:t>
+        <w:br/>
+        <w:t xml:space="preserve">        return {'status':'denied'}</w:t>
+        <w:br/>
+        <w:t xml:space="preserve">    role=trusted_session['role']  # request.get('role') is never consulted</w:t>
+        <w:br/>
+        <w:t xml:space="preserve">    if not may_read(role,RESOURCES[key]['role']):</w:t>
+        <w:br/>
+        <w:t xml:space="preserve">        return {'status':'denied'}</w:t>
+        <w:br/>
+        <w:t xml:space="preserve">    trace.append('read_allowed_body')</w:t>
+        <w:br/>
+        <w:t xml:space="preserve">    return {'status':'answered','source_id':key,'text':RESOURCES[key]['body']}</w:t>
+        <w:br/>
+        <w:br/>
+        <w:t>student_session={'actor':'fictional-learner','role':'student'}</w:t>
+        <w:br/>
+        <w:t>trace=[]</w:t>
+        <w:br/>
+        <w:t>spoofed=read_request(student_session,{'resource_id':'guide','role':'teacher'},trace)</w:t>
+        <w:br/>
+        <w:t>assert spoofed=={'status':'denied'} and 'read_allowed_body' not in trace</w:t>
+        <w:br/>
+        <w:t>assert student_session['role']=='student'</w:t>
+        <w:br/>
+        <w:t>print('Student with client-claimed teacher role:',trace,spoofed)</w:t>
+        <w:br/>
+        <w:t>public_trace=[]</w:t>
+        <w:br/>
+        <w:t>public=read_request(student_session,{'resource_id':'lesson'},public_trace)</w:t>
+        <w:br/>
+        <w:t>assert public['status']=='answered'</w:t>
+        <w:br/>
+        <w:t>print('Student allowed read:',public_trace,public)</w:t>
+        <w:br/>
+        <w:t>unknown_trace=[]</w:t>
+        <w:br/>
+        <w:t>assert read_request(student_session,{'resource_id':'unknown'},unknown_trace)=={'status':'denied'}</w:t>
+        <w:br/>
+        <w:t>assert not may_read('administrator','teacher') and not may_read('teacher','unknown')</w:t>
+        <w:br/>
+        <w:t># Separate museum authorization decision only: no editing is executed.</w:t>
+        <w:br/>
+        <w:t>def museum_allowed(trusted_role,action,resource):</w:t>
+        <w:br/>
+        <w:t xml:space="preserve">    return resource=='C' and ((trusted_role=='volunteer' and action=='read')</w:t>
+        <w:br/>
+        <w:t xml:space="preserve">                            or (trusted_role=='curator' and action in ('read','edit')))</w:t>
+        <w:br/>
+        <w:t>assert museum_allowed('volunteer','read','C')</w:t>
+        <w:br/>
+        <w:t>assert not museum_allowed('volunteer','edit','C')</w:t>
+        <w:br/>
+        <w:t>assert museum_allowed('curator','edit','C')</w:t>
+        <w:br/>
+        <w:t>print('Museum volunteer read/edit:',museum_allowed('volunteer','read','C'),museum_allowed('volunteer','edit','C'))</w:t>
+        <w:br/>
+        <w:t>print('Museum curator edit permission:',museum_allowed('curator','edit','C'))</w:t>
+        <w:br/>
+        <w:t>print('Permission decisions only; real authentication, session expiry and write execution are absent.')</w:t>
+        <w:br/>
+      </w:r>
+    </w:p>
+    <w:p>
+      <w:pPr>
+        <w:pStyle w:val="Heading2"/>
+      </w:pPr>
+      <w:r>
+        <w:t>Expected traces, separate policy and limits</w:t>
+      </w:r>
+    </w:p>
+    <w:p>
+      <w:pPr>
+        <w:pStyle w:val="ListNumber"/>
+      </w:pPr>
+      <w:r>
+        <w:t>Predict the event trace for the student requesting a teacher guide while claiming role=teacher. The local simulation reads the trusted fixture, denies before read_allowed_body, and leaves the session unchanged. Compare an allowed student-lesson read and unknown resource/role cases. The helper assumes the supplied structured request and trusted fixture; full input validation and actual identity verification belong to separate components. The museum helper only decides permission and never edits a card. No real credentials, accounts, session expiry or external operations are used. The later school role-set task consolidates a policy already taught; require individual reasons and use a fresh action/resource scenario if claiming fresh independent transfer.</w:t>
+      </w:r>
+    </w:p>
+    <w:p>
+      <w:pPr>
+        <w:pStyle w:val="Heading2"/>
+      </w:pPr>
+      <w:r>
+        <w:t>Evidence ledger and reflection</w:t>
       </w:r>
     </w:p>
     <w:tbl>
@@ -2254,14 +2934,6 @@
     </w:p>
     <w:p>
       <w:pPr>
-        <w:pStyle w:val="Heading3"/>
-      </w:pPr>
-      <w:r>
-        <w:t>Plan → try → check</w:t>
-      </w:r>
-    </w:p>
-    <w:p>
-      <w:pPr>
         <w:spacing w:line="336" w:lineRule="auto" w:after="180"/>
       </w:pPr>
       <w:r>
@@ -2273,23 +2945,73 @@
     </w:p>
     <w:p>
       <w:pPr>
+        <w:pStyle w:val="Heading2"/>
+      </w:pPr>
+      <w:r>
+        <w:t>Reference: original policy helper · reference / check after trying</w:t>
+      </w:r>
+    </w:p>
+    <w:p>
+      <w:r>
+        <w:rPr>
+          <w:rFonts w:ascii="Courier New" w:hAnsi="Courier New"/>
+          <w:sz w:val="18"/>
+        </w:rPr>
+        <w:t>def may_read(role, resource_role):</w:t>
+        <w:br/>
+        <w:t xml:space="preserve">    if role not in ('student', 'teacher') or resource_role not in ('student', 'teacher'):</w:t>
+        <w:br/>
+        <w:t xml:space="preserve">        return False</w:t>
+        <w:br/>
+        <w:t xml:space="preserve">    return role == 'teacher' or resource_role == 'student'</w:t>
+        <w:br/>
+        <w:br/>
+        <w:t>print(may_read("student", "teacher"))</w:t>
+      </w:r>
+    </w:p>
+    <w:p>
+      <w:pPr>
+        <w:pStyle w:val="Heading2"/>
+      </w:pPr>
+      <w:r>
+        <w:t>Earlier wording, alternatives and picture transcripts · reference / check after trying</w:t>
+      </w:r>
+    </w:p>
+    <w:p>
+      <w:pPr>
+        <w:pStyle w:val="Heading3"/>
+      </w:pPr>
+      <w:r>
+        <w:t>Predict, investigate and preserve the evidence</w:t>
+      </w:r>
+    </w:p>
+    <w:p>
+      <w:pPr>
+        <w:pStyle w:val="Heading3"/>
+      </w:pPr>
+      <w:r>
+        <w:t>Plan → try → check</w:t>
+      </w:r>
+    </w:p>
+    <w:p>
+      <w:pPr>
         <w:pStyle w:val="Heading1"/>
       </w:pPr>
       <w:r>
-        <w:t>10. Build your understanding</w:t>
-      </w:r>
-    </w:p>
-    <w:p>
-      <w:r>
-        <w:t>Move from recall to tracing, diagnosis and transfer in Authentication and authorisation. Explain why each step is justified.</w:t>
-      </w:r>
-    </w:p>
-    <w:p>
-      <w:pPr>
-        <w:pStyle w:val="Heading3"/>
-      </w:pPr>
-      <w:r>
-        <w:t>Explain → apply → challenge</w:t>
+        <w:t>14. Try alone: explain the school roles against one resource</w:t>
+      </w:r>
+    </w:p>
+    <w:p>
+      <w:r>
+        <w:t>Use the taught policy and give a reason for every outcome.</w:t>
+      </w:r>
+    </w:p>
+    <w:p>
+      <w:pPr>
+        <w:pStyle w:val="Heading2"/>
+      </w:pPr>
+      <w:r>
+        <w:t>Complete individual role-decision set</w:t>
       </w:r>
     </w:p>
     <w:p>
@@ -2300,43 +3022,123 @@
         <w:rPr>
           <w:b w:val="0"/>
         </w:rPr>
-        <w:t xml:space="preserve">Explain the weekly </w:t>
-      </w:r>
-      <w:r>
-        <w:rPr>
-          <w:b/>
-        </w:rPr>
-        <w:t>mechanism</w:t>
-      </w:r>
+        <w:t>Actor roles are none, student, teacher; target is teacher guide. Decide each under the policy.</w:t>
+      </w:r>
+    </w:p>
+    <w:p>
+      <w:pPr>
+        <w:pStyle w:val="Heading2"/>
+      </w:pPr>
+      <w:r>
+        <w:t>First attempt and support record</w:t>
+      </w:r>
+    </w:p>
+    <w:p>
+      <w:pPr>
+        <w:pStyle w:val="Heading3"/>
+      </w:pPr>
+      <w:r>
+        <w:t>My independent explanation, trace and limits</w:t>
+      </w:r>
+    </w:p>
+    <w:p>
+      <w:r>
+        <w:t>________________________________________________________________</w:t>
+      </w:r>
+    </w:p>
+    <w:p>
+      <w:r>
+        <w:t>________________________________________________________________</w:t>
+      </w:r>
+    </w:p>
+    <w:p>
+      <w:r>
+        <w:t>________________________________________________________________</w:t>
+      </w:r>
+    </w:p>
+    <w:p>
+      <w:r>
+        <w:t>________________________________________________________________</w:t>
+      </w:r>
+    </w:p>
+    <w:p>
+      <w:r>
+        <w:t>________________________________________________________________</w:t>
+      </w:r>
+    </w:p>
+    <w:p>
+      <w:r>
+        <w:t>________________________________________________________________</w:t>
+      </w:r>
+    </w:p>
+    <w:p>
+      <w:r>
+        <w:t>________________________________________________________________</w:t>
+      </w:r>
+    </w:p>
+    <w:p>
+      <w:pPr>
+        <w:spacing w:line="336" w:lineRule="auto" w:after="180"/>
+      </w:pPr>
       <w:r>
         <w:rPr>
           <w:b w:val="0"/>
         </w:rPr>
-        <w:t xml:space="preserve"> in your own words. Use the worked scenario to name its </w:t>
-      </w:r>
-      <w:r>
-        <w:rPr>
-          <w:b/>
-        </w:rPr>
-        <w:t>input</w:t>
-      </w:r>
+        <w:t>Attempt this case before feedback. Record any help. Earlier examples below are further practice; a case already practised with feedback cannot establish fresh transfer.</w:t>
+      </w:r>
+    </w:p>
+    <w:p>
+      <w:pPr>
+        <w:pStyle w:val="Heading2"/>
+      </w:pPr>
+      <w:r>
+        <w:t>Feedback after trying</w:t>
+      </w:r>
+    </w:p>
+    <w:p>
+      <w:pPr>
+        <w:spacing w:line="336" w:lineRule="auto" w:after="180"/>
+      </w:pPr>
       <w:r>
         <w:rPr>
           <w:b w:val="0"/>
         </w:rPr>
-        <w:t xml:space="preserve">, decision rule and </w:t>
-      </w:r>
-      <w:r>
-        <w:rPr>
-          <w:b/>
-        </w:rPr>
-        <w:t>output</w:t>
-      </w:r>
+        <w:t>Attempt the independent case before hints. Record whether you worked alone, used a hint or followed a model. After feedback, fix the first unsupported step and explain why it changed.</w:t>
+      </w:r>
+    </w:p>
+    <w:p>
+      <w:pPr>
+        <w:spacing w:line="336" w:lineRule="auto" w:after="180"/>
+      </w:pPr>
       <w:r>
         <w:rPr>
           <w:b w:val="0"/>
         </w:rPr>
-        <w:t>.</w:t>
+        <w:t>A later check uses a changed case, not a copied answer.</w:t>
+      </w:r>
+    </w:p>
+    <w:p>
+      <w:pPr>
+        <w:pStyle w:val="Heading2"/>
+      </w:pPr>
+      <w:r>
+        <w:t>Earlier wording, alternatives and picture transcripts · reference / check after trying</w:t>
+      </w:r>
+    </w:p>
+    <w:p>
+      <w:pPr>
+        <w:pStyle w:val="Heading3"/>
+      </w:pPr>
+      <w:r>
+        <w:t>Independent case: Apply a new case independently</w:t>
+      </w:r>
+    </w:p>
+    <w:p>
+      <w:pPr>
+        <w:pStyle w:val="Heading3"/>
+      </w:pPr>
+      <w:r>
+        <w:t>Attempt this without hints</w:t>
       </w:r>
     </w:p>
     <w:p>
@@ -2347,41 +3149,66 @@
         <w:rPr>
           <w:b w:val="0"/>
         </w:rPr>
-        <w:t xml:space="preserve">A report omits this qualification: Successful </w:t>
-      </w:r>
-      <w:r>
-        <w:rPr>
-          <w:b/>
-        </w:rPr>
-        <w:t>authentication</w:t>
-      </w:r>
+        <w:t>Actor roles are none, student, teacher; target is teacher guide. Decide each under the policy.</w:t>
+      </w:r>
+    </w:p>
+    <w:p>
+      <w:pPr>
+        <w:pStyle w:val="Heading3"/>
+      </w:pPr>
+      <w:r>
+        <w:t>My independent procedure, result and limitation</w:t>
+      </w:r>
+    </w:p>
+    <w:p>
+      <w:r>
+        <w:t>________________________________________________________________</w:t>
+      </w:r>
+    </w:p>
+    <w:p>
+      <w:r>
+        <w:t>________________________________________________________________</w:t>
+      </w:r>
+    </w:p>
+    <w:p>
+      <w:r>
+        <w:t>________________________________________________________________</w:t>
+      </w:r>
+    </w:p>
+    <w:p>
+      <w:r>
+        <w:t>________________________________________________________________</w:t>
+      </w:r>
+    </w:p>
+    <w:p>
+      <w:r>
+        <w:t>________________________________________________________________</w:t>
+      </w:r>
+    </w:p>
+    <w:p>
+      <w:r>
+        <w:t>________________________________________________________________</w:t>
+      </w:r>
+    </w:p>
+    <w:p>
+      <w:r>
+        <w:t>________________________________________________________________</w:t>
+      </w:r>
+    </w:p>
+    <w:p>
+      <w:r>
+        <w:t>________________________________________________________________</w:t>
+      </w:r>
+    </w:p>
+    <w:p>
+      <w:pPr>
+        <w:spacing w:line="336" w:lineRule="auto" w:after="180"/>
+      </w:pPr>
       <w:r>
         <w:rPr>
           <w:b w:val="0"/>
         </w:rPr>
-        <w:t xml:space="preserve"> does not grant every resource or operation. Explain how omitting it could change a reader's interpretation, and write an accurate replacement.</w:t>
-      </w:r>
-    </w:p>
-    <w:p>
-      <w:pPr>
-        <w:spacing w:line="336" w:lineRule="auto" w:after="180"/>
-      </w:pPr>
-      <w:r>
-        <w:rPr>
-          <w:b w:val="0"/>
-        </w:rPr>
-        <w:t>For the worked scenario, propose one additional case that could reveal a failure, describe its expected outcome before running it, and explain what would need to remain fixed for a fair comparison.</w:t>
-      </w:r>
-    </w:p>
-    <w:p>
-      <w:pPr>
-        <w:spacing w:line="336" w:lineRule="auto" w:after="180"/>
-      </w:pPr>
-      <w:r>
-        <w:rPr>
-          <w:b w:val="0"/>
-        </w:rPr>
-        <w:t>Do not reuse W4 as a new final test after receiving feedback.</w:t>
+        <w:t>Record support used: none, hint or teacher explanation. After feedback, a different case is needed to demonstrate independence.</w:t>
       </w:r>
     </w:p>
     <w:p>
@@ -2389,32 +3216,7 @@
         <w:pStyle w:val="Heading3"/>
       </w:pPr>
       <w:r>
-        <w:t>Explain which evidence supports your conclusion and which claim remains unproved.</w:t>
-      </w:r>
-    </w:p>
-    <w:p>
-      <w:r>
-        <w:t>________________________________________________________________</w:t>
-      </w:r>
-    </w:p>
-    <w:p>
-      <w:r>
-        <w:t>________________________________________________________________</w:t>
-      </w:r>
-    </w:p>
-    <w:p>
-      <w:r>
-        <w:t>________________________________________________________________</w:t>
-      </w:r>
-    </w:p>
-    <w:p>
-      <w:r>
-        <w:t>________________________________________________________________</w:t>
-      </w:r>
-    </w:p>
-    <w:p>
-      <w:r>
-        <w:t>________________________________________________________________</w:t>
+        <w:t>Use feedback to improve</w:t>
       </w:r>
     </w:p>
     <w:p>
@@ -2422,12 +3224,20 @@
         <w:pStyle w:val="Heading1"/>
       </w:pPr>
       <w:r>
-        <w:t>11. Connect your project</w:t>
-      </w:r>
-    </w:p>
-    <w:p>
-      <w:r>
-        <w:t>Apply this week’s idea to Grounded Learning Service. Keep an annotated decision and the evidence supporting it.</w:t>
+        <w:t>11. Save a permission policy with positive and denied examples</w:t>
+      </w:r>
+    </w:p>
+    <w:p>
+      <w:r>
+        <w:t>Keep the trusted actor source separate from request fields.</w:t>
+      </w:r>
+    </w:p>
+    <w:p>
+      <w:pPr>
+        <w:pStyle w:val="Heading2"/>
+      </w:pPr>
+      <w:r>
+        <w:t>Project task and artifact</w:t>
       </w:r>
     </w:p>
     <w:p>
@@ -2666,10 +3476,10 @@
     </w:tbl>
     <w:p>
       <w:pPr>
-        <w:pStyle w:val="Heading3"/>
-      </w:pPr>
-      <w:r>
-        <w:t>Evidence for your project</w:t>
+        <w:pStyle w:val="Heading2"/>
+      </w:pPr>
+      <w:r>
+        <w:t>Actual run or trace and limitations</w:t>
       </w:r>
     </w:p>
     <w:p>
@@ -2697,15 +3507,88 @@
     </w:p>
     <w:p>
       <w:pPr>
+        <w:pStyle w:val="Heading2"/>
+      </w:pPr>
+      <w:r>
+        <w:t>Earlier wording, alternatives and picture transcripts · reference / check after trying</w:t>
+      </w:r>
+    </w:p>
+    <w:p>
+      <w:pPr>
+        <w:pStyle w:val="Heading3"/>
+      </w:pPr>
+      <w:r>
+        <w:t>Evidence for your project</w:t>
+      </w:r>
+    </w:p>
+    <w:p>
+      <w:pPr>
         <w:pStyle w:val="Heading1"/>
       </w:pPr>
       <w:r>
-        <w:t>12. Show what you know</w:t>
-      </w:r>
-    </w:p>
-    <w:p>
-      <w:r>
-        <w:t>Use a genuinely new case for independent evidence. Previously discussed examples remain practice; use the separately named independent case before feedback.</w:t>
+        <w:t>16. Finish with an authority source and a resource-specific decision</w:t>
+      </w:r>
+    </w:p>
+    <w:p>
+      <w:r>
+        <w:t>A recognized identity does not imply permission for every operation.</w:t>
+      </w:r>
+    </w:p>
+    <w:p>
+      <w:pPr>
+        <w:pStyle w:val="Heading2"/>
+      </w:pPr>
+      <w:r>
+        <w:t>Retrieve and explain</w:t>
+      </w:r>
+    </w:p>
+    <w:p>
+      <w:pPr>
+        <w:pStyle w:val="ListBullet"/>
+      </w:pPr>
+      <w:r>
+        <w:t>Close your notes. Explain this goal in your own words: Explain the mechanism and terminology of authentication and authorisation</w:t>
+      </w:r>
+    </w:p>
+    <w:p>
+      <w:pPr>
+        <w:pStyle w:val="Heading3"/>
+      </w:pPr>
+      <w:r>
+        <w:t>My deciding step, evidence and one remaining question</w:t>
+      </w:r>
+    </w:p>
+    <w:p>
+      <w:r>
+        <w:t>________________________________________________________________</w:t>
+      </w:r>
+    </w:p>
+    <w:p>
+      <w:r>
+        <w:t>________________________________________________________________</w:t>
+      </w:r>
+    </w:p>
+    <w:p>
+      <w:r>
+        <w:t>________________________________________________________________</w:t>
+      </w:r>
+    </w:p>
+    <w:p>
+      <w:r>
+        <w:t>________________________________________________________________</w:t>
+      </w:r>
+    </w:p>
+    <w:p>
+      <w:r>
+        <w:t>________________________________________________________________</w:t>
+      </w:r>
+    </w:p>
+    <w:p>
+      <w:pPr>
+        <w:pStyle w:val="Heading2"/>
+      </w:pPr>
+      <w:r>
+        <w:t>Plan a changed-case return</w:t>
       </w:r>
     </w:p>
     <w:p>
@@ -2716,62 +3599,31 @@
         <w:rPr>
           <w:b w:val="0"/>
         </w:rPr>
-        <w:t>Complete the supported workbook tasks before attempting W4 independently. Record any hints or help used. After feedback, use the teacher's fresh retry rather than copying the earlier answer.</w:t>
-      </w:r>
-    </w:p>
-    <w:p>
-      <w:pPr>
-        <w:spacing w:line="336" w:lineRule="auto" w:after="180"/>
-      </w:pPr>
+        <w:t xml:space="preserve">If you are unsure, return to the worked picture and explain one arrow. If you are ready, change an </w:t>
+      </w:r>
+      <w:r>
+        <w:rPr>
+          <w:b/>
+        </w:rPr>
+        <w:t>input</w:t>
+      </w:r>
       <w:r>
         <w:rPr>
           <w:b w:val="0"/>
         </w:rPr>
-        <w:t>For a project, select a relevant new case, predict the outcome from the declared rule and preserve the result alongside any revision.</w:t>
-      </w:r>
-    </w:p>
-    <w:p>
-      <w:pPr>
-        <w:pStyle w:val="Heading3"/>
-      </w:pPr>
-      <w:r>
-        <w:t>Exit: propose one revealing change to the worked scenario. State the expected outcome and the evidence that would make you revise your explanation.</w:t>
-      </w:r>
-    </w:p>
-    <w:p>
-      <w:r>
-        <w:t>________________________________________________________________</w:t>
-      </w:r>
-    </w:p>
-    <w:p>
-      <w:r>
-        <w:t>________________________________________________________________</w:t>
-      </w:r>
-    </w:p>
-    <w:p>
-      <w:r>
-        <w:t>________________________________________________________________</w:t>
-      </w:r>
-    </w:p>
-    <w:p>
-      <w:r>
-        <w:t>________________________________________________________________</w:t>
-      </w:r>
-    </w:p>
-    <w:p>
-      <w:r>
-        <w:t>________________________________________________________________</w:t>
-      </w:r>
-    </w:p>
-    <w:p>
-      <w:pPr>
-        <w:spacing w:line="336" w:lineRule="auto" w:after="180"/>
-      </w:pPr>
+        <w:t xml:space="preserve"> or assumption and justify your </w:t>
+      </w:r>
+      <w:r>
+        <w:rPr>
+          <w:b/>
+        </w:rPr>
+        <w:t>prediction</w:t>
+      </w:r>
       <w:r>
         <w:rPr>
           <w:b w:val="0"/>
         </w:rPr>
-        <w:t>For the worked scenario, propose one additional case that could reveal a failure, describe its expected outcome before running it, and explain what would need to remain fixed for a fair comparison.</w:t>
+        <w:t>.</w:t>
       </w:r>
     </w:p>
     <w:p>
@@ -2782,14 +3634,336 @@
         <w:rPr>
           <w:b w:val="0"/>
         </w:rPr>
-        <w:t>Do not reuse W4 as a new final test after receiving feedback.</w:t>
-      </w:r>
-    </w:p>
+        <w:t xml:space="preserve">Save your workbook </w:t>
+      </w:r>
+      <w:r>
+        <w:rPr>
+          <w:b/>
+        </w:rPr>
+        <w:t>evidence</w:t>
+      </w:r>
+      <w:r>
+        <w:rPr>
+          <w:b w:val="0"/>
+        </w:rPr>
+        <w:t>. At the next review, try a different case before opening your old answer.</w:t>
+      </w:r>
+    </w:p>
+    <w:p>
+      <w:pPr>
+        <w:pStyle w:val="Heading1"/>
+      </w:pPr>
+      <w:r>
+        <w:t>Reference bank and extra practice</w:t>
+      </w:r>
+    </w:p>
+    <w:p>
+      <w:pPr>
+        <w:pStyle w:val="Heading1"/>
+      </w:pPr>
+      <w:r>
+        <w:t>05. Reference · Use service vocabulary precisely</w:t>
+      </w:r>
+    </w:p>
+    <w:p>
+      <w:r>
+        <w:t>Connect each term to an input, operation, evidence source or outcome.</w:t>
+      </w:r>
+    </w:p>
+    <w:p>
+      <w:pPr>
+        <w:pStyle w:val="Heading2"/>
+      </w:pPr>
+      <w:r>
+        <w:t>Vocabulary and your explanation</w:t>
+      </w:r>
+    </w:p>
+    <w:tbl>
+      <w:tblPr>
+        <w:tblStyle w:val="LightShading-Accent1"/>
+        <w:tblW w:type="auto" w:w="0"/>
+        <w:tblLook w:firstColumn="1" w:firstRow="1" w:lastColumn="0" w:lastRow="0" w:noHBand="0" w:noVBand="1" w:val="04A0"/>
+      </w:tblPr>
+      <w:tblGrid>
+        <w:gridCol w:w="5112"/>
+        <w:gridCol w:w="5112"/>
+      </w:tblGrid>
+      <w:tr>
+        <w:trPr>
+          <w:tblHeader/>
+        </w:trPr>
+        <w:tc>
+          <w:tcPr>
+            <w:tcW w:type="dxa" w:w="5112"/>
+          </w:tcPr>
+          <w:p>
+            <w:r>
+              <w:t>Word</w:t>
+            </w:r>
+          </w:p>
+        </w:tc>
+        <w:tc>
+          <w:tcPr>
+            <w:tcW w:type="dxa" w:w="5112"/>
+          </w:tcPr>
+          <w:p>
+            <w:r>
+              <w:t>Meaning</w:t>
+            </w:r>
+          </w:p>
+        </w:tc>
+      </w:tr>
+      <w:tr>
+        <w:tc>
+          <w:tcPr>
+            <w:tcW w:type="dxa" w:w="5112"/>
+          </w:tcPr>
+          <w:p>
+            <w:r>
+              <w:t>Authentication</w:t>
+            </w:r>
+          </w:p>
+        </w:tc>
+        <w:tc>
+          <w:tcPr>
+            <w:tcW w:type="dxa" w:w="5112"/>
+          </w:tcPr>
+          <w:p>
+            <w:r>
+              <w:t>Checking an actor identity or session</w:t>
+            </w:r>
+          </w:p>
+        </w:tc>
+      </w:tr>
+      <w:tr>
+        <w:tc>
+          <w:tcPr>
+            <w:tcW w:type="dxa" w:w="5112"/>
+          </w:tcPr>
+          <w:p>
+            <w:r>
+              <w:t>Authorisation</w:t>
+            </w:r>
+          </w:p>
+        </w:tc>
+        <w:tc>
+          <w:tcPr>
+            <w:tcW w:type="dxa" w:w="5112"/>
+          </w:tcPr>
+          <w:p>
+            <w:r>
+              <w:t>Checking permission for an operation/resource</w:t>
+            </w:r>
+          </w:p>
+        </w:tc>
+      </w:tr>
+      <w:tr>
+        <w:tc>
+          <w:tcPr>
+            <w:tcW w:type="dxa" w:w="5112"/>
+          </w:tcPr>
+          <w:p>
+            <w:r>
+              <w:t>Trusted role</w:t>
+            </w:r>
+          </w:p>
+        </w:tc>
+        <w:tc>
+          <w:tcPr>
+            <w:tcW w:type="dxa" w:w="5112"/>
+          </w:tcPr>
+          <w:p>
+            <w:r>
+              <w:t>A role established by the service rather than user-claimed data</w:t>
+            </w:r>
+          </w:p>
+        </w:tc>
+      </w:tr>
+    </w:tbl>
     <w:p>
       <w:pPr>
         <w:pStyle w:val="Heading3"/>
       </w:pPr>
       <w:r>
+        <w:t>Use two terms to explain a step in this week’s example.</w:t>
+      </w:r>
+    </w:p>
+    <w:p>
+      <w:r>
+        <w:t>________________________________________________________________</w:t>
+      </w:r>
+    </w:p>
+    <w:p>
+      <w:r>
+        <w:t>________________________________________________________________</w:t>
+      </w:r>
+    </w:p>
+    <w:p>
+      <w:r>
+        <w:t>________________________________________________________________</w:t>
+      </w:r>
+    </w:p>
+    <w:p>
+      <w:pPr>
+        <w:pStyle w:val="Heading1"/>
+      </w:pPr>
+      <w:r>
+        <w:t>10. Extra challenge · Explain a stronger case</w:t>
+      </w:r>
+    </w:p>
+    <w:p>
+      <w:r>
+        <w:t>Choose the next challenge after the main route.</w:t>
+      </w:r>
+    </w:p>
+    <w:p>
+      <w:pPr>
+        <w:pStyle w:val="Heading2"/>
+      </w:pPr>
+      <w:r>
+        <w:t>Explain,repair and extend</w:t>
+      </w:r>
+    </w:p>
+    <w:p>
+      <w:pPr>
+        <w:pStyle w:val="Heading3"/>
+      </w:pPr>
+      <w:r>
+        <w:t>Explain → apply → challenge</w:t>
+      </w:r>
+    </w:p>
+    <w:p>
+      <w:pPr>
+        <w:pStyle w:val="ListBullet"/>
+      </w:pPr>
+      <w:r>
+        <w:t>Explain the weekly mechanism in your own words. Use the worked scenario to name its input, decision rule and output.</w:t>
+      </w:r>
+    </w:p>
+    <w:p>
+      <w:pPr>
+        <w:pStyle w:val="ListBullet"/>
+      </w:pPr>
+      <w:r>
+        <w:t>A report omits this qualification: Successful authentication does not grant every resource or operation. Explain how omitting it could change a reader's interpretation, and write an accurate replacement.</w:t>
+      </w:r>
+    </w:p>
+    <w:p>
+      <w:pPr>
+        <w:pStyle w:val="ListBullet"/>
+      </w:pPr>
+      <w:r>
+        <w:t>For the worked scenario, propose one additional case that could reveal a failure, describe its expected outcome before running it, and explain what would need to remain fixed for a fair comparison. Do not reuse W4 as a new final test after receiving feedback.</w:t>
+      </w:r>
+    </w:p>
+    <w:p>
+      <w:pPr>
+        <w:pStyle w:val="Heading3"/>
+      </w:pPr>
+      <w:r>
+        <w:t>Explain which evidence supports your conclusion and which claim remains unproved.</w:t>
+      </w:r>
+    </w:p>
+    <w:p>
+      <w:r>
+        <w:t>________________________________________________________________</w:t>
+      </w:r>
+    </w:p>
+    <w:p>
+      <w:r>
+        <w:t>________________________________________________________________</w:t>
+      </w:r>
+    </w:p>
+    <w:p>
+      <w:r>
+        <w:t>________________________________________________________________</w:t>
+      </w:r>
+    </w:p>
+    <w:p>
+      <w:r>
+        <w:t>________________________________________________________________</w:t>
+      </w:r>
+    </w:p>
+    <w:p>
+      <w:r>
+        <w:t>________________________________________________________________</w:t>
+      </w:r>
+    </w:p>
+    <w:p>
+      <w:pPr>
+        <w:pStyle w:val="Heading1"/>
+      </w:pPr>
+      <w:r>
+        <w:t>12. Reference · Check the service reasoning and its limits</w:t>
+      </w:r>
+    </w:p>
+    <w:p>
+      <w:r>
+        <w:t>Use after practice; keep the selected independent case for its first attempt.</w:t>
+      </w:r>
+    </w:p>
+    <w:p>
+      <w:pPr>
+        <w:pStyle w:val="Heading2"/>
+      </w:pPr>
+      <w:r>
+        <w:t>Current explanation and response</w:t>
+      </w:r>
+    </w:p>
+    <w:p>
+      <w:pPr>
+        <w:pStyle w:val="ListBullet"/>
+      </w:pPr>
+      <w:r>
+        <w:t>Complete the supported workbook tasks before attempting W4 independently. Record any hints or help used. After feedback, use the teacher's fresh retry rather than copying the earlier answer. For a project, select a relevant new case, predict the outcome from the declared rule and preserve the result alongside any revision.</w:t>
+      </w:r>
+    </w:p>
+    <w:p>
+      <w:pPr>
+        <w:pStyle w:val="Heading3"/>
+      </w:pPr>
+      <w:r>
+        <w:t>Exit: propose one revealing change to the worked scenario. State the expected outcome and the evidence that would make you revise your explanation.</w:t>
+      </w:r>
+    </w:p>
+    <w:p>
+      <w:r>
+        <w:t>________________________________________________________________</w:t>
+      </w:r>
+    </w:p>
+    <w:p>
+      <w:r>
+        <w:t>________________________________________________________________</w:t>
+      </w:r>
+    </w:p>
+    <w:p>
+      <w:r>
+        <w:t>________________________________________________________________</w:t>
+      </w:r>
+    </w:p>
+    <w:p>
+      <w:r>
+        <w:t>________________________________________________________________</w:t>
+      </w:r>
+    </w:p>
+    <w:p>
+      <w:r>
+        <w:t>________________________________________________________________</w:t>
+      </w:r>
+    </w:p>
+    <w:p>
+      <w:pPr>
+        <w:pStyle w:val="ListBullet"/>
+      </w:pPr>
+      <w:r>
+        <w:t>For the worked scenario, propose one additional case that could reveal a failure, describe its expected outcome before running it, and explain what would need to remain fixed for a fair comparison. Do not reuse W4 as a new final test after receiving feedback.</w:t>
+      </w:r>
+    </w:p>
+    <w:p>
+      <w:pPr>
+        <w:pStyle w:val="Heading3"/>
+      </w:pPr>
+      <w:r>
         <w:t>My limited claim and a useful next check</w:t>
       </w:r>
     </w:p>
@@ -2818,12 +3992,20 @@
         <w:pStyle w:val="Heading1"/>
       </w:pPr>
       <w:r>
-        <w:t>13. Study a complete case</w:t>
-      </w:r>
-    </w:p>
-    <w:p>
-      <w:r>
-        <w:t>Revisit the complete Authentication and authorisation case for supported practice. Repeated examples do not become fresh assessments.</w:t>
+        <w:t>13. Extra practice · Revisit the complete trace</w:t>
+      </w:r>
+    </w:p>
+    <w:p>
+      <w:r>
+        <w:t>Predict before reading the supplied steps.</w:t>
+      </w:r>
+    </w:p>
+    <w:p>
+      <w:pPr>
+        <w:pStyle w:val="Heading2"/>
+      </w:pPr>
+      <w:r>
+        <w:t>Complete trace and evidence</w:t>
       </w:r>
     </w:p>
     <w:p>
@@ -2992,206 +4174,20 @@
         <w:pStyle w:val="Heading1"/>
       </w:pPr>
       <w:r>
-        <w:t>14. Try a new case independently</w:t>
-      </w:r>
-    </w:p>
-    <w:p>
-      <w:r>
-        <w:t>Attempt the reserved new case before feedback. Record support; the earlier examples below remain additional practice.</w:t>
-      </w:r>
-    </w:p>
-    <w:p>
-      <w:pPr>
-        <w:pStyle w:val="Heading3"/>
-      </w:pPr>
-      <w:r>
-        <w:t>Independent case: Apply a new case independently</w:t>
-      </w:r>
-    </w:p>
-    <w:p>
-      <w:pPr>
-        <w:spacing w:line="336" w:lineRule="auto" w:after="180"/>
-      </w:pPr>
-      <w:r>
-        <w:rPr>
-          <w:b w:val="0"/>
-        </w:rPr>
-        <w:t>Actor roles are none, student, teacher; target is teacher guide. Decide each under the policy.</w:t>
-      </w:r>
-    </w:p>
-    <w:p>
-      <w:pPr>
-        <w:pStyle w:val="Heading3"/>
-      </w:pPr>
-      <w:r>
-        <w:t>My independent explanation, trace and limits</w:t>
-      </w:r>
-    </w:p>
-    <w:p>
-      <w:r>
-        <w:t>________________________________________________________________</w:t>
-      </w:r>
-    </w:p>
-    <w:p>
-      <w:r>
-        <w:t>________________________________________________________________</w:t>
-      </w:r>
-    </w:p>
-    <w:p>
-      <w:r>
-        <w:t>________________________________________________________________</w:t>
-      </w:r>
-    </w:p>
-    <w:p>
-      <w:r>
-        <w:t>________________________________________________________________</w:t>
-      </w:r>
-    </w:p>
-    <w:p>
-      <w:r>
-        <w:t>________________________________________________________________</w:t>
-      </w:r>
-    </w:p>
-    <w:p>
-      <w:r>
-        <w:t>________________________________________________________________</w:t>
-      </w:r>
-    </w:p>
-    <w:p>
-      <w:r>
-        <w:t>________________________________________________________________</w:t>
-      </w:r>
-    </w:p>
-    <w:p>
-      <w:pPr>
-        <w:spacing w:line="336" w:lineRule="auto" w:after="180"/>
-      </w:pPr>
-      <w:r>
-        <w:rPr>
-          <w:b w:val="0"/>
-        </w:rPr>
-        <w:t>Attempt this case before feedback. Record any help. Earlier examples below are further practice; a case already practised with feedback cannot establish fresh transfer.</w:t>
-      </w:r>
-    </w:p>
-    <w:p>
-      <w:pPr>
-        <w:pStyle w:val="Heading3"/>
-      </w:pPr>
-      <w:r>
-        <w:t>Attempt this without hints</w:t>
-      </w:r>
-    </w:p>
-    <w:p>
-      <w:pPr>
-        <w:spacing w:line="336" w:lineRule="auto" w:after="180"/>
-      </w:pPr>
-      <w:r>
-        <w:rPr>
-          <w:b w:val="0"/>
-        </w:rPr>
-        <w:t>Actor roles are none, student, teacher; target is teacher guide. Decide each under the policy.</w:t>
-      </w:r>
-    </w:p>
-    <w:p>
-      <w:pPr>
-        <w:pStyle w:val="Heading3"/>
-      </w:pPr>
-      <w:r>
-        <w:t>My independent procedure, result and limitation</w:t>
-      </w:r>
-    </w:p>
-    <w:p>
-      <w:r>
-        <w:t>________________________________________________________________</w:t>
-      </w:r>
-    </w:p>
-    <w:p>
-      <w:r>
-        <w:t>________________________________________________________________</w:t>
-      </w:r>
-    </w:p>
-    <w:p>
-      <w:r>
-        <w:t>________________________________________________________________</w:t>
-      </w:r>
-    </w:p>
-    <w:p>
-      <w:r>
-        <w:t>________________________________________________________________</w:t>
-      </w:r>
-    </w:p>
-    <w:p>
-      <w:r>
-        <w:t>________________________________________________________________</w:t>
-      </w:r>
-    </w:p>
-    <w:p>
-      <w:r>
-        <w:t>________________________________________________________________</w:t>
-      </w:r>
-    </w:p>
-    <w:p>
-      <w:r>
-        <w:t>________________________________________________________________</w:t>
-      </w:r>
-    </w:p>
-    <w:p>
-      <w:r>
-        <w:t>________________________________________________________________</w:t>
-      </w:r>
-    </w:p>
-    <w:p>
-      <w:pPr>
-        <w:spacing w:line="336" w:lineRule="auto" w:after="180"/>
-      </w:pPr>
-      <w:r>
-        <w:rPr>
-          <w:b w:val="0"/>
-        </w:rPr>
-        <w:t>Record support used: none, hint or teacher explanation. After feedback, a different case is needed to demonstrate independence.</w:t>
-      </w:r>
-    </w:p>
-    <w:p>
-      <w:pPr>
-        <w:pStyle w:val="Heading3"/>
-      </w:pPr>
-      <w:r>
-        <w:t>Use feedback to improve</w:t>
-      </w:r>
-    </w:p>
-    <w:p>
-      <w:pPr>
-        <w:spacing w:line="336" w:lineRule="auto" w:after="180"/>
-      </w:pPr>
-      <w:r>
-        <w:rPr>
-          <w:b w:val="0"/>
-        </w:rPr>
-        <w:t>Attempt the independent case before hints. Record whether you worked alone, used a hint or followed a model. After feedback, fix the first unsupported step and explain why it changed.</w:t>
-      </w:r>
-    </w:p>
-    <w:p>
-      <w:pPr>
-        <w:spacing w:line="336" w:lineRule="auto" w:after="180"/>
-      </w:pPr>
-      <w:r>
-        <w:rPr>
-          <w:b w:val="0"/>
-        </w:rPr>
-        <w:t>A later check uses a changed case, not a copied answer.</w:t>
-      </w:r>
-    </w:p>
-    <w:p>
-      <w:pPr>
-        <w:pStyle w:val="Heading1"/>
-      </w:pPr>
-      <w:r>
-        <w:t>15. Your lesson route</w:t>
-      </w:r>
-    </w:p>
-    <w:p>
-      <w:r>
-        <w:t>Use this map to navigate Authentication and authorisation, connect the goals to tasks and keep one evidence record for each attempt.</w:t>
+        <w:t>15. Reference · The earlier route checklist</w:t>
+      </w:r>
+    </w:p>
+    <w:p>
+      <w:r>
+        <w:t>Use one main route rather than repeating the lesson.</w:t>
+      </w:r>
+    </w:p>
+    <w:p>
+      <w:pPr>
+        <w:pStyle w:val="Heading2"/>
+      </w:pPr>
+      <w:r>
+        <w:t>Targets,route and first prediction</w:t>
       </w:r>
     </w:p>
     <w:p>
@@ -3370,12 +4366,117 @@
         <w:pStyle w:val="Heading1"/>
       </w:pPr>
       <w:r>
-        <w:t>16. Finish and return</w:t>
-      </w:r>
-    </w:p>
-    <w:p>
-      <w:r>
-        <w:t>Explain Authentication and authorisation without notes, identify a remaining question and plan a later check with a changed case.</w:t>
+        <w:t>17. Extra practice · Predict,check and repair</w:t>
+      </w:r>
+    </w:p>
+    <w:p>
+      <w:r>
+        <w:t>Keep supported feedback separate from the independent case.</w:t>
+      </w:r>
+    </w:p>
+    <w:p>
+      <w:pPr>
+        <w:pStyle w:val="Heading2"/>
+      </w:pPr>
+      <w:r>
+        <w:t>First supported question and optional hint</w:t>
+      </w:r>
+    </w:p>
+    <w:p>
+      <w:pPr>
+        <w:pStyle w:val="ListBullet"/>
+      </w:pPr>
+      <w:r>
+        <w:t>A verified reader cannot edit. Jo logs in as a verified museum volunteer and asks to edit card C.</w:t>
+      </w:r>
+    </w:p>
+    <w:p>
+      <w:pPr>
+        <w:pStyle w:val="Heading3"/>
+      </w:pPr>
+      <w:r>
+        <w:t>Practice 1: explain the deciding evidence</w:t>
+      </w:r>
+    </w:p>
+    <w:p>
+      <w:pPr>
+        <w:pStyle w:val="ListBullet"/>
+      </w:pPr>
+      <w:r>
+        <w:t>Which labelled step matches this detail? Keep C unchanged; the authenticated volunteer lacks this permission.</w:t>
+      </w:r>
+    </w:p>
+    <w:p>
+      <w:pPr>
+        <w:pStyle w:val="ListBullet"/>
+      </w:pPr>
+      <w:r>
+        <w:t>1. Check the action</w:t>
+      </w:r>
+    </w:p>
+    <w:p>
+      <w:pPr>
+        <w:pStyle w:val="ListBullet"/>
+      </w:pPr>
+      <w:r>
+        <w:t>2. Deny the edit</w:t>
+      </w:r>
+    </w:p>
+    <w:p>
+      <w:pPr>
+        <w:pStyle w:val="ListBullet"/>
+      </w:pPr>
+      <w:r>
+        <w:t>3. Identify Jo</w:t>
+      </w:r>
+    </w:p>
+    <w:p>
+      <w:pPr>
+        <w:pStyle w:val="Heading3"/>
+      </w:pPr>
+      <w:r>
+        <w:t>My selected conclusion, deciding fact and explanation</w:t>
+      </w:r>
+    </w:p>
+    <w:p>
+      <w:r>
+        <w:t>________________________________________________________________</w:t>
+      </w:r>
+    </w:p>
+    <w:p>
+      <w:r>
+        <w:t>________________________________________________________________</w:t>
+      </w:r>
+    </w:p>
+    <w:p>
+      <w:r>
+        <w:t>________________________________________________________________</w:t>
+      </w:r>
+    </w:p>
+    <w:p>
+      <w:r>
+        <w:t>________________________________________________________________</w:t>
+      </w:r>
+    </w:p>
+    <w:p>
+      <w:r>
+        <w:t>________________________________________________________________</w:t>
+      </w:r>
+    </w:p>
+    <w:p>
+      <w:pPr>
+        <w:pStyle w:val="ListBullet"/>
+      </w:pPr>
+      <w:r>
+        <w:t>Hint if needed: Read the steps in the pictorial case. Match the supplied detail to the stage that performs or records it.</w:t>
+      </w:r>
+    </w:p>
+    <w:p>
+      <w:pPr>
+        <w:pStyle w:val="Heading2"/>
+      </w:pPr>
+      <w:r>
+        <w:t>Check after the first attempt · reference / check after trying</w:t>
       </w:r>
     </w:p>
     <w:p>
@@ -3386,7 +4487,187 @@
         <w:rPr>
           <w:b w:val="0"/>
         </w:rPr>
-        <w:t xml:space="preserve">Close your notes. Explain this goal in your own words: Explain the </w:t>
+        <w:t xml:space="preserve">After your attempt, compare with the supported explanation: Deny the edit Keep C unchanged; the authenticated volunteer lacks this permission. </w:t>
+      </w:r>
+      <w:r>
+        <w:rPr>
+          <w:b/>
+        </w:rPr>
+        <w:t>Authentication</w:t>
+      </w:r>
+      <w:r>
+        <w:rPr>
+          <w:b w:val="0"/>
+        </w:rPr>
+        <w:t xml:space="preserve"> establishes identity.</w:t>
+      </w:r>
+    </w:p>
+    <w:p>
+      <w:pPr>
+        <w:spacing w:line="336" w:lineRule="auto" w:after="180"/>
+      </w:pPr>
+      <w:r>
+        <w:rPr>
+          <w:b/>
+        </w:rPr>
+        <w:t>Authorisation</w:t>
+      </w:r>
+      <w:r>
+        <w:rPr>
+          <w:b w:val="0"/>
+        </w:rPr>
+        <w:t xml:space="preserve"> compares that identity with the requested action and resource.</w:t>
+      </w:r>
+    </w:p>
+    <w:p>
+      <w:pPr>
+        <w:pStyle w:val="Heading2"/>
+      </w:pPr>
+      <w:r>
+        <w:t>Changed-case question and optional hint</w:t>
+      </w:r>
+    </w:p>
+    <w:p>
+      <w:pPr>
+        <w:pStyle w:val="Heading3"/>
+      </w:pPr>
+      <w:r>
+        <w:t>Practice 2: explain the deciding evidence</w:t>
+      </w:r>
+    </w:p>
+    <w:p>
+      <w:pPr>
+        <w:pStyle w:val="ListBullet"/>
+      </w:pPr>
+      <w:r>
+        <w:t>Changed-case practice: Use a verified curator permitted to edit C. Which conclusion is supported by the supplied facts?</w:t>
+      </w:r>
+    </w:p>
+    <w:p>
+      <w:pPr>
+        <w:pStyle w:val="ListBullet"/>
+      </w:pPr>
+      <w:r>
+        <w:t>1. We can decide the result without examining the changed input or the procedure.</w:t>
+      </w:r>
+    </w:p>
+    <w:p>
+      <w:pPr>
+        <w:pStyle w:val="ListBullet"/>
+      </w:pPr>
+      <w:r>
+        <w:t>2. This one example guarantees correct results for every future input.</w:t>
+      </w:r>
+    </w:p>
+    <w:p>
+      <w:pPr>
+        <w:pStyle w:val="ListBullet"/>
+      </w:pPr>
+      <w:r>
+        <w:t>3. The authorisation gate allows the edit, subject to other declared checks.</w:t>
+      </w:r>
+    </w:p>
+    <w:p>
+      <w:pPr>
+        <w:pStyle w:val="Heading3"/>
+      </w:pPr>
+      <w:r>
+        <w:t>My selected conclusion, deciding fact and explanation</w:t>
+      </w:r>
+    </w:p>
+    <w:p>
+      <w:r>
+        <w:t>________________________________________________________________</w:t>
+      </w:r>
+    </w:p>
+    <w:p>
+      <w:r>
+        <w:t>________________________________________________________________</w:t>
+      </w:r>
+    </w:p>
+    <w:p>
+      <w:r>
+        <w:t>________________________________________________________________</w:t>
+      </w:r>
+    </w:p>
+    <w:p>
+      <w:r>
+        <w:t>________________________________________________________________</w:t>
+      </w:r>
+    </w:p>
+    <w:p>
+      <w:r>
+        <w:t>________________________________________________________________</w:t>
+      </w:r>
+    </w:p>
+    <w:p>
+      <w:pPr>
+        <w:pStyle w:val="ListBullet"/>
+      </w:pPr>
+      <w:r>
+        <w:t>Hint if needed: Use the changed condition and the deciding step in the pictorial trace. The answer must say what follows from those facts.</w:t>
+      </w:r>
+    </w:p>
+    <w:p>
+      <w:pPr>
+        <w:pStyle w:val="Heading2"/>
+      </w:pPr>
+      <w:r>
+        <w:t>Check after the changed attempt · reference / check after trying</w:t>
+      </w:r>
+    </w:p>
+    <w:p>
+      <w:pPr>
+        <w:spacing w:line="336" w:lineRule="auto" w:after="180"/>
+      </w:pPr>
+      <w:r>
+        <w:rPr>
+          <w:b w:val="0"/>
+        </w:rPr>
+        <w:t xml:space="preserve">After your attempt, compare with the supported explanation: The </w:t>
+      </w:r>
+      <w:r>
+        <w:rPr>
+          <w:b/>
+        </w:rPr>
+        <w:t>authorisation</w:t>
+      </w:r>
+      <w:r>
+        <w:rPr>
+          <w:b w:val="0"/>
+        </w:rPr>
+        <w:t xml:space="preserve"> gate allows the edit, subject to other declared checks. The </w:t>
+      </w:r>
+      <w:r>
+        <w:rPr>
+          <w:b/>
+        </w:rPr>
+        <w:t>trusted role</w:t>
+      </w:r>
+      <w:r>
+        <w:rPr>
+          <w:b w:val="0"/>
+        </w:rPr>
+        <w:t xml:space="preserve"> now matches this operation and object.</w:t>
+      </w:r>
+    </w:p>
+    <w:p>
+      <w:pPr>
+        <w:pStyle w:val="Heading2"/>
+      </w:pPr>
+      <w:r>
+        <w:t>Repair and retain the record</w:t>
+      </w:r>
+    </w:p>
+    <w:p>
+      <w:pPr>
+        <w:spacing w:line="336" w:lineRule="auto" w:after="180"/>
+      </w:pPr>
+      <w:r>
+        <w:rPr>
+          <w:b w:val="0"/>
+        </w:rPr>
+        <w:t xml:space="preserve">Review Configuration and secrets (ai-6/4). Goal: Explain the </w:t>
       </w:r>
       <w:r>
         <w:rPr>
@@ -3398,69 +4679,75 @@
         <w:rPr>
           <w:b w:val="0"/>
         </w:rPr>
-        <w:t xml:space="preserve"> and terminology of </w:t>
+        <w:t xml:space="preserve"> and terminology of configuration and secrets. Short practice: Point to the public setting and the protected credential.</w:t>
+      </w:r>
+    </w:p>
+    <w:p>
+      <w:pPr>
+        <w:spacing w:line="336" w:lineRule="auto" w:after="180"/>
+      </w:pPr>
+      <w:r>
+        <w:rPr>
+          <w:b w:val="0"/>
+        </w:rPr>
+        <w:t>What changes when maximum_words becomes 60, and which information must never appear in the startup log?. Return to this week and explain what you changed.</w:t>
+      </w:r>
+    </w:p>
+    <w:p>
+      <w:pPr>
+        <w:spacing w:line="336" w:lineRule="auto" w:after="180"/>
+      </w:pPr>
+      <w:r>
+        <w:rPr>
+          <w:b w:val="0"/>
+        </w:rPr>
+        <w:t xml:space="preserve">Review Architecture and data flow (ai-6/2). Goal: Explain the </w:t>
       </w:r>
       <w:r>
         <w:rPr>
           <w:b/>
         </w:rPr>
-        <w:t>authentication</w:t>
+        <w:t>mechanism</w:t>
       </w:r>
       <w:r>
         <w:rPr>
           <w:b w:val="0"/>
         </w:rPr>
-        <w:t xml:space="preserve"> and </w:t>
+        <w:t xml:space="preserve"> and terminology of architecture and data flow. Short practice: Label what moves along the library request, retrieval and drafting arrows.</w:t>
+      </w:r>
+    </w:p>
+    <w:p>
+      <w:pPr>
+        <w:spacing w:line="336" w:lineRule="auto" w:after="180"/>
+      </w:pPr>
+      <w:r>
+        <w:rPr>
+          <w:b w:val="0"/>
+        </w:rPr>
+        <w:t>Where does 17:30 come from, and why must the service stop if the retrieval arrow is disconnected?. Return to this week and explain what you changed.</w:t>
+      </w:r>
+    </w:p>
+    <w:p>
+      <w:pPr>
+        <w:spacing w:line="336" w:lineRule="auto" w:after="180"/>
+      </w:pPr>
+      <w:r>
+        <w:rPr>
+          <w:b w:val="0"/>
+        </w:rPr>
+        <w:t xml:space="preserve">The browser lab lets you edit the supported Python examples already included in this lesson. Predict first, run, inspect the actual </w:t>
       </w:r>
       <w:r>
         <w:rPr>
           <w:b/>
         </w:rPr>
-        <w:t>authorisation</w:t>
-      </w:r>
-    </w:p>
-    <w:p>
-      <w:pPr>
-        <w:pStyle w:val="Heading3"/>
-      </w:pPr>
-      <w:r>
-        <w:t>My deciding step, evidence and one remaining question</w:t>
-      </w:r>
-    </w:p>
-    <w:p>
-      <w:r>
-        <w:t>________________________________________________________________</w:t>
-      </w:r>
-    </w:p>
-    <w:p>
-      <w:r>
-        <w:t>________________________________________________________________</w:t>
-      </w:r>
-    </w:p>
-    <w:p>
-      <w:r>
-        <w:t>________________________________________________________________</w:t>
-      </w:r>
-    </w:p>
-    <w:p>
-      <w:r>
-        <w:t>________________________________________________________________</w:t>
-      </w:r>
-    </w:p>
-    <w:p>
-      <w:r>
-        <w:t>________________________________________________________________</w:t>
-      </w:r>
-    </w:p>
-    <w:p>
-      <w:pPr>
-        <w:spacing w:line="336" w:lineRule="auto" w:after="180"/>
-      </w:pPr>
+        <w:t>output</w:t>
+      </w:r>
       <w:r>
         <w:rPr>
           <w:b w:val="0"/>
         </w:rPr>
-        <w:t xml:space="preserve">If you are unsure, return to the worked picture and explain one arrow. If you are ready, change an </w:t>
+        <w:t xml:space="preserve"> or error, change one </w:t>
       </w:r>
       <w:r>
         <w:rPr>
@@ -3472,7 +4759,18 @@
         <w:rPr>
           <w:b w:val="0"/>
         </w:rPr>
-        <w:t xml:space="preserve"> or assumption and justify your </w:t>
+        <w:t>, then run again.</w:t>
+      </w:r>
+    </w:p>
+    <w:p>
+      <w:pPr>
+        <w:spacing w:line="336" w:lineRule="auto" w:after="180"/>
+      </w:pPr>
+      <w:r>
+        <w:rPr>
+          <w:b w:val="0"/>
+        </w:rPr>
+        <w:t xml:space="preserve">Keep code, </w:t>
       </w:r>
       <w:r>
         <w:rPr>
@@ -3484,7 +4782,7 @@
         <w:rPr>
           <w:b w:val="0"/>
         </w:rPr>
-        <w:t>.</w:t>
+        <w:t>s, actual results and a reasoned revision together. On paper, label your result as a trace rather than an execution.</w:t>
       </w:r>
     </w:p>
     <w:p>
@@ -3495,7 +4793,7 @@
         <w:rPr>
           <w:b w:val="0"/>
         </w:rPr>
-        <w:t xml:space="preserve">Save your workbook </w:t>
+        <w:t xml:space="preserve">Use Download completed work in the hosted lesson to export your answers, reflections, practice feedback and code-run </w:t>
       </w:r>
       <w:r>
         <w:rPr>
@@ -3507,20 +4805,26 @@
         <w:rPr>
           <w:b w:val="0"/>
         </w:rPr>
-        <w:t>. At the next review, try a different case before opening your old answer.</w:t>
-      </w:r>
-    </w:p>
-    <w:p>
-      <w:pPr>
-        <w:pStyle w:val="Heading1"/>
-      </w:pPr>
-      <w:r>
-        <w:t>17. Supported practice, repair and portfolio</w:t>
-      </w:r>
-    </w:p>
-    <w:p>
-      <w:r>
-        <w:t>Attempt supported questions before using hints or feedback. Review a missing building block, then keep the completed work.</w:t>
+        <w:t>. Open the HTML copy to read or print it.</w:t>
+      </w:r>
+    </w:p>
+    <w:p>
+      <w:pPr>
+        <w:spacing w:line="336" w:lineRule="auto" w:after="180"/>
+      </w:pPr>
+      <w:r>
+        <w:rPr>
+          <w:b w:val="0"/>
+        </w:rPr>
+        <w:t>Drafts stay in this browser when storage is available; clear drafts on a shared device.</w:t>
+      </w:r>
+    </w:p>
+    <w:p>
+      <w:pPr>
+        <w:pStyle w:val="Heading2"/>
+      </w:pPr>
+      <w:r>
+        <w:t>Earlier wording, alternatives and picture transcripts · reference / check after trying</w:t>
       </w:r>
     </w:p>
     <w:p>
@@ -3536,68 +4840,10 @@
     </w:p>
     <w:p>
       <w:pPr>
-        <w:spacing w:line="336" w:lineRule="auto" w:after="180"/>
-      </w:pPr>
-      <w:r>
-        <w:rPr>
-          <w:b w:val="0"/>
-        </w:rPr>
-        <w:t>A verified reader cannot edit. Jo logs in as a verified museum volunteer and asks to edit card C.</w:t>
-      </w:r>
-    </w:p>
-    <w:p>
-      <w:pPr>
         <w:pStyle w:val="Heading3"/>
       </w:pPr>
       <w:r>
-        <w:t>Practice 1: explain the deciding evidence</w:t>
-      </w:r>
-    </w:p>
-    <w:p>
-      <w:pPr>
-        <w:spacing w:line="336" w:lineRule="auto" w:after="180"/>
-      </w:pPr>
-      <w:r>
-        <w:rPr>
-          <w:b w:val="0"/>
-        </w:rPr>
-        <w:t>Which labelled step matches this detail? Keep C unchanged; the authenticated volunteer lacks this permission.</w:t>
-      </w:r>
-    </w:p>
-    <w:p>
-      <w:pPr>
-        <w:spacing w:line="336" w:lineRule="auto" w:after="180"/>
-        <w:shd w:fill="F4F9FC"/>
-      </w:pPr>
-      <w:r>
-        <w:rPr>
-          <w:b w:val="0"/>
-        </w:rPr>
-        <w:t>1. Check the action</w:t>
-      </w:r>
-    </w:p>
-    <w:p>
-      <w:pPr>
-        <w:spacing w:line="336" w:lineRule="auto" w:after="180"/>
-        <w:shd w:fill="F4F9FC"/>
-      </w:pPr>
-      <w:r>
-        <w:rPr>
-          <w:b w:val="0"/>
-        </w:rPr>
-        <w:t>2. Deny the edit</w:t>
-      </w:r>
-    </w:p>
-    <w:p>
-      <w:pPr>
-        <w:spacing w:line="336" w:lineRule="auto" w:after="180"/>
-        <w:shd w:fill="F4F9FC"/>
-      </w:pPr>
-      <w:r>
-        <w:rPr>
-          <w:b w:val="0"/>
-        </w:rPr>
-        <w:t>3. Identify Jo</w:t>
+        <w:t>Repair a missing building block</w:t>
       </w:r>
     </w:p>
     <w:p>
@@ -3605,32 +4851,7 @@
         <w:pStyle w:val="Heading3"/>
       </w:pPr>
       <w:r>
-        <w:t>My selected conclusion, deciding fact and explanation</w:t>
-      </w:r>
-    </w:p>
-    <w:p>
-      <w:r>
-        <w:t>________________________________________________________________</w:t>
-      </w:r>
-    </w:p>
-    <w:p>
-      <w:r>
-        <w:t>________________________________________________________________</w:t>
-      </w:r>
-    </w:p>
-    <w:p>
-      <w:r>
-        <w:t>________________________________________________________________</w:t>
-      </w:r>
-    </w:p>
-    <w:p>
-      <w:r>
-        <w:t>________________________________________________________________</w:t>
-      </w:r>
-    </w:p>
-    <w:p>
-      <w:r>
-        <w:t>________________________________________________________________</w:t>
+        <w:t>Predict, run and debug</w:t>
       </w:r>
     </w:p>
     <w:p>
@@ -3638,468 +4859,25 @@
         <w:pStyle w:val="Heading3"/>
       </w:pPr>
       <w:r>
-        <w:t>Hint · try first</w:t>
-      </w:r>
-    </w:p>
-    <w:p>
-      <w:pPr>
-        <w:spacing w:line="336" w:lineRule="auto" w:after="180"/>
-        <w:shd w:fill="F1F6F8"/>
-      </w:pPr>
-      <w:r>
-        <w:rPr>
-          <w:b w:val="0"/>
-        </w:rPr>
-        <w:t>Hint if needed: Read the steps in the pictorial case. Match the supplied detail to the stage that performs or records it.</w:t>
-      </w:r>
-    </w:p>
-    <w:p>
-      <w:pPr>
-        <w:pStyle w:val="Heading3"/>
-      </w:pPr>
-      <w:r>
-        <w:t>Feedback · compare after trying</w:t>
-      </w:r>
-    </w:p>
-    <w:p>
-      <w:pPr>
-        <w:spacing w:line="336" w:lineRule="auto" w:after="180"/>
-        <w:shd w:fill="F1F6FC"/>
-      </w:pPr>
-      <w:r>
-        <w:rPr>
-          <w:b w:val="0"/>
-        </w:rPr>
-        <w:t xml:space="preserve">After your attempt, compare with the supported explanation: Deny the edit Keep C unchanged; the authenticated volunteer lacks this permission. </w:t>
-      </w:r>
-      <w:r>
-        <w:rPr>
-          <w:b/>
-        </w:rPr>
-        <w:t>Authentication</w:t>
-      </w:r>
-      <w:r>
-        <w:rPr>
-          <w:b w:val="0"/>
-        </w:rPr>
-        <w:t xml:space="preserve"> establishes identity.</w:t>
-      </w:r>
-    </w:p>
-    <w:p>
-      <w:pPr>
-        <w:spacing w:line="336" w:lineRule="auto" w:after="180"/>
-        <w:shd w:fill="F1F6FC"/>
-      </w:pPr>
-      <w:r>
-        <w:rPr>
-          <w:b/>
-        </w:rPr>
-        <w:t>Authorisation</w:t>
-      </w:r>
-      <w:r>
-        <w:rPr>
-          <w:b w:val="0"/>
-        </w:rPr>
-        <w:t xml:space="preserve"> compares that identity with the requested action and resource.</w:t>
-      </w:r>
-    </w:p>
-    <w:p>
-      <w:pPr>
-        <w:pStyle w:val="Heading3"/>
-      </w:pPr>
-      <w:r>
-        <w:t>Practice 2: explain the deciding evidence</w:t>
-      </w:r>
-    </w:p>
-    <w:p>
-      <w:pPr>
-        <w:pStyle w:val="Heading3"/>
-      </w:pPr>
-      <w:r>
-        <w:t>Changed case · predict first</w:t>
-      </w:r>
-    </w:p>
-    <w:p>
-      <w:pPr>
-        <w:spacing w:line="336" w:lineRule="auto" w:after="180"/>
-        <w:shd w:fill="F5F1FB"/>
-      </w:pPr>
-      <w:r>
-        <w:rPr>
-          <w:b w:val="0"/>
-        </w:rPr>
-        <w:t>Changed-case practice: Use a verified curator permitted to edit C. Which conclusion is supported by the supplied facts?</w:t>
-      </w:r>
-    </w:p>
-    <w:p>
-      <w:pPr>
-        <w:spacing w:line="336" w:lineRule="auto" w:after="180"/>
-        <w:shd w:fill="F4F9FC"/>
-      </w:pPr>
-      <w:r>
-        <w:rPr>
-          <w:b w:val="0"/>
-        </w:rPr>
-        <w:t xml:space="preserve">1. We can decide the result without examining the changed </w:t>
-      </w:r>
-      <w:r>
-        <w:rPr>
-          <w:b/>
-        </w:rPr>
-        <w:t>input</w:t>
-      </w:r>
-      <w:r>
-        <w:rPr>
-          <w:b w:val="0"/>
-        </w:rPr>
-        <w:t xml:space="preserve"> or the procedure.</w:t>
-      </w:r>
-    </w:p>
-    <w:p>
-      <w:pPr>
-        <w:spacing w:line="336" w:lineRule="auto" w:after="180"/>
-        <w:shd w:fill="F4F9FC"/>
-      </w:pPr>
-      <w:r>
-        <w:rPr>
-          <w:b w:val="0"/>
-        </w:rPr>
-        <w:t xml:space="preserve">2. This one example guarantees correct results for every future </w:t>
-      </w:r>
-      <w:r>
-        <w:rPr>
-          <w:b/>
-        </w:rPr>
-        <w:t>input</w:t>
-      </w:r>
-      <w:r>
-        <w:rPr>
-          <w:b w:val="0"/>
-        </w:rPr>
-        <w:t>.</w:t>
-      </w:r>
-    </w:p>
-    <w:p>
-      <w:pPr>
-        <w:spacing w:line="336" w:lineRule="auto" w:after="180"/>
-        <w:shd w:fill="F4F9FC"/>
-      </w:pPr>
-      <w:r>
-        <w:rPr>
-          <w:b w:val="0"/>
-        </w:rPr>
-        <w:t xml:space="preserve">3. The </w:t>
-      </w:r>
-      <w:r>
-        <w:rPr>
-          <w:b/>
-        </w:rPr>
-        <w:t>authorisation</w:t>
-      </w:r>
-      <w:r>
-        <w:rPr>
-          <w:b w:val="0"/>
-        </w:rPr>
-        <w:t xml:space="preserve"> gate allows the edit, subject to other declared checks.</w:t>
-      </w:r>
-    </w:p>
-    <w:p>
-      <w:pPr>
-        <w:pStyle w:val="Heading3"/>
-      </w:pPr>
-      <w:r>
-        <w:t>My selected conclusion, deciding fact and explanation</w:t>
-      </w:r>
-    </w:p>
-    <w:p>
-      <w:r>
-        <w:t>________________________________________________________________</w:t>
-      </w:r>
-    </w:p>
-    <w:p>
-      <w:r>
-        <w:t>________________________________________________________________</w:t>
-      </w:r>
-    </w:p>
-    <w:p>
-      <w:r>
-        <w:t>________________________________________________________________</w:t>
-      </w:r>
-    </w:p>
-    <w:p>
-      <w:r>
-        <w:t>________________________________________________________________</w:t>
-      </w:r>
-    </w:p>
-    <w:p>
-      <w:r>
-        <w:t>________________________________________________________________</w:t>
-      </w:r>
-    </w:p>
-    <w:p>
-      <w:pPr>
-        <w:pStyle w:val="Heading3"/>
-      </w:pPr>
-      <w:r>
-        <w:t>Hint · try first</w:t>
-      </w:r>
-    </w:p>
-    <w:p>
-      <w:pPr>
-        <w:spacing w:line="336" w:lineRule="auto" w:after="180"/>
-        <w:shd w:fill="F1F6F8"/>
-      </w:pPr>
-      <w:r>
-        <w:rPr>
-          <w:b w:val="0"/>
-        </w:rPr>
-        <w:t>Hint if needed: Use the changed condition and the deciding step in the pictorial trace. The answer must say what follows from those facts.</w:t>
-      </w:r>
-    </w:p>
-    <w:p>
-      <w:pPr>
-        <w:pStyle w:val="Heading3"/>
-      </w:pPr>
-      <w:r>
-        <w:t>Feedback · compare after trying</w:t>
-      </w:r>
-    </w:p>
-    <w:p>
-      <w:pPr>
-        <w:spacing w:line="336" w:lineRule="auto" w:after="180"/>
-        <w:shd w:fill="F1F6FC"/>
-      </w:pPr>
-      <w:r>
-        <w:rPr>
-          <w:b w:val="0"/>
-        </w:rPr>
-        <w:t xml:space="preserve">After your attempt, compare with the supported explanation: The </w:t>
-      </w:r>
-      <w:r>
-        <w:rPr>
-          <w:b/>
-        </w:rPr>
-        <w:t>authorisation</w:t>
-      </w:r>
-      <w:r>
-        <w:rPr>
-          <w:b w:val="0"/>
-        </w:rPr>
-        <w:t xml:space="preserve"> gate allows the edit, subject to other declared checks. The </w:t>
-      </w:r>
-      <w:r>
-        <w:rPr>
-          <w:b/>
-        </w:rPr>
-        <w:t>trusted role</w:t>
-      </w:r>
-      <w:r>
-        <w:rPr>
-          <w:b w:val="0"/>
-        </w:rPr>
-        <w:t xml:space="preserve"> now matches this operation and object.</w:t>
-      </w:r>
-    </w:p>
-    <w:p>
-      <w:pPr>
-        <w:pStyle w:val="Heading3"/>
-      </w:pPr>
-      <w:r>
-        <w:t>Repair a missing building block</w:t>
-      </w:r>
-    </w:p>
-    <w:p>
-      <w:pPr>
-        <w:spacing w:line="336" w:lineRule="auto" w:after="180"/>
-      </w:pPr>
-      <w:r>
-        <w:rPr>
-          <w:b w:val="0"/>
-        </w:rPr>
-        <w:t xml:space="preserve">Review Configuration and secrets (ai-6/4). Goal: Explain the </w:t>
-      </w:r>
-      <w:r>
-        <w:rPr>
-          <w:b/>
-        </w:rPr>
-        <w:t>mechanism</w:t>
-      </w:r>
-      <w:r>
-        <w:rPr>
-          <w:b w:val="0"/>
-        </w:rPr>
-        <w:t xml:space="preserve"> and terminology of configuration and secrets. Short practice: Point to the public setting and the protected credential.</w:t>
-      </w:r>
-    </w:p>
-    <w:p>
-      <w:pPr>
-        <w:spacing w:line="336" w:lineRule="auto" w:after="180"/>
-      </w:pPr>
-      <w:r>
-        <w:rPr>
-          <w:b w:val="0"/>
-        </w:rPr>
-        <w:t>What changes when maximum_words becomes 60, and which information must never appear in the startup log?. Return to this week and explain what you changed.</w:t>
-      </w:r>
-    </w:p>
-    <w:p>
-      <w:pPr>
-        <w:spacing w:line="336" w:lineRule="auto" w:after="180"/>
-      </w:pPr>
-      <w:r>
-        <w:rPr>
-          <w:b w:val="0"/>
-        </w:rPr>
-        <w:t xml:space="preserve">Review Architecture and data flow (ai-6/2). Goal: Explain the </w:t>
-      </w:r>
-      <w:r>
-        <w:rPr>
-          <w:b/>
-        </w:rPr>
-        <w:t>mechanism</w:t>
-      </w:r>
-      <w:r>
-        <w:rPr>
-          <w:b w:val="0"/>
-        </w:rPr>
-        <w:t xml:space="preserve"> and terminology of architecture and data flow. Short practice: Label what moves along the library request, retrieval and drafting arrows.</w:t>
-      </w:r>
-    </w:p>
-    <w:p>
-      <w:pPr>
-        <w:spacing w:line="336" w:lineRule="auto" w:after="180"/>
-      </w:pPr>
-      <w:r>
-        <w:rPr>
-          <w:b w:val="0"/>
-        </w:rPr>
-        <w:t>Where does 17:30 come from, and why must the service stop if the retrieval arrow is disconnected?. Return to this week and explain what you changed.</w:t>
-      </w:r>
-    </w:p>
-    <w:p>
-      <w:pPr>
-        <w:pStyle w:val="Heading3"/>
-      </w:pPr>
-      <w:r>
-        <w:t>Predict, run and debug</w:t>
-      </w:r>
-    </w:p>
-    <w:p>
-      <w:pPr>
-        <w:spacing w:line="336" w:lineRule="auto" w:after="180"/>
-      </w:pPr>
-      <w:r>
-        <w:rPr>
-          <w:b w:val="0"/>
-        </w:rPr>
-        <w:t xml:space="preserve">The browser lab lets you edit the supported Python examples already included in this lesson. Predict first, run, inspect the actual </w:t>
-      </w:r>
-      <w:r>
-        <w:rPr>
-          <w:b/>
-        </w:rPr>
-        <w:t>output</w:t>
-      </w:r>
-      <w:r>
-        <w:rPr>
-          <w:b w:val="0"/>
-        </w:rPr>
-        <w:t xml:space="preserve"> or error, change one </w:t>
-      </w:r>
-      <w:r>
-        <w:rPr>
-          <w:b/>
-        </w:rPr>
-        <w:t>input</w:t>
-      </w:r>
-      <w:r>
-        <w:rPr>
-          <w:b w:val="0"/>
-        </w:rPr>
-        <w:t>, then run again.</w:t>
-      </w:r>
-    </w:p>
-    <w:p>
-      <w:pPr>
-        <w:spacing w:line="336" w:lineRule="auto" w:after="180"/>
-      </w:pPr>
-      <w:r>
-        <w:rPr>
-          <w:b w:val="0"/>
-        </w:rPr>
-        <w:t xml:space="preserve">Keep code, </w:t>
-      </w:r>
-      <w:r>
-        <w:rPr>
-          <w:b/>
-        </w:rPr>
-        <w:t>prediction</w:t>
-      </w:r>
-      <w:r>
-        <w:rPr>
-          <w:b w:val="0"/>
-        </w:rPr>
-        <w:t>s, actual results and a reasoned revision together. On paper, label your result as a trace rather than an execution.</w:t>
-      </w:r>
-    </w:p>
-    <w:p>
-      <w:pPr>
-        <w:pStyle w:val="Heading3"/>
-      </w:pPr>
-      <w:r>
         <w:t>Keep your completed work</w:t>
       </w:r>
     </w:p>
     <w:p>
       <w:pPr>
-        <w:spacing w:line="336" w:lineRule="auto" w:after="180"/>
-      </w:pPr>
-      <w:r>
-        <w:rPr>
-          <w:b w:val="0"/>
-        </w:rPr>
-        <w:t xml:space="preserve">Use Download completed work in the hosted lesson to export your answers, reflections, practice feedback and code-run </w:t>
-      </w:r>
-      <w:r>
-        <w:rPr>
-          <w:b/>
-        </w:rPr>
-        <w:t>evidence</w:t>
-      </w:r>
-      <w:r>
-        <w:rPr>
-          <w:b w:val="0"/>
-        </w:rPr>
-        <w:t>. Open the HTML copy to read or print it.</w:t>
-      </w:r>
-    </w:p>
-    <w:p>
-      <w:pPr>
-        <w:spacing w:line="336" w:lineRule="auto" w:after="180"/>
-      </w:pPr>
-      <w:r>
-        <w:rPr>
-          <w:b w:val="0"/>
-        </w:rPr>
-        <w:t>Drafts stay in this browser when storage is available; clear drafts on a shared device.</w:t>
-      </w:r>
-    </w:p>
-    <w:p>
-      <w:pPr>
         <w:pStyle w:val="Heading1"/>
       </w:pPr>
       <w:r>
-        <w:t>18. Visual concept journey</w:t>
-      </w:r>
-    </w:p>
-    <w:p>
-      <w:r>
-        <w:t>Explain each Authentication and authorisation graphic using its labels, deciding evidence and relevant limitation.</w:t>
-      </w:r>
-    </w:p>
-    <w:p>
-      <w:pPr>
-        <w:pStyle w:val="Heading3"/>
+        <w:t>18. Reference · Six-picture concept journey</w:t>
+      </w:r>
+    </w:p>
+    <w:p>
+      <w:r>
+        <w:t>Choose the picture that supports the current explanation.</w:t>
+      </w:r>
+    </w:p>
+    <w:p>
+      <w:pPr>
+        <w:pStyle w:val="Heading2"/>
       </w:pPr>
       <w:r>
         <w:t>01. Authentication and authorisation: the case</w:t>
@@ -4110,7 +4888,7 @@
         <w:drawing>
           <wp:inline xmlns:a="http://schemas.openxmlformats.org/drawingml/2006/main" xmlns:pic="http://schemas.openxmlformats.org/drawingml/2006/picture">
             <wp:extent cx="5486400" cy="2834640"/>
-            <wp:docPr id="2" name="Picture 2" descr="A verified reader cannot edit. Jo logs in as a verified museum volunteer and asks to edit card C. Supplied facts: Trusted policy grants volunteers read access to C; only curators may edit it."/>
+            <wp:docPr id="4" name="Picture 4" descr="A verified reader cannot edit. Jo logs in as a verified museum volunteer and asks to edit card C. Supplied facts: Trusted policy grants volunteers read access to C; only curators may edit it."/>
             <wp:cNvGraphicFramePr>
               <a:graphicFrameLocks noChangeAspect="1"/>
             </wp:cNvGraphicFramePr>
@@ -4122,7 +4900,7 @@
                     <pic:cNvPicPr/>
                   </pic:nvPicPr>
                   <pic:blipFill>
-                    <a:blip r:embed="rId10"/>
+                    <a:blip r:embed="rId12"/>
                     <a:stretch>
                       <a:fillRect/>
                     </a:stretch>
@@ -4155,7 +4933,6 @@
     <w:p>
       <w:pPr>
         <w:spacing w:line="336" w:lineRule="auto" w:after="180"/>
-        <w:shd w:fill="F5F1FB"/>
       </w:pPr>
       <w:r>
         <w:rPr>
@@ -4166,7 +4943,7 @@
     </w:p>
     <w:p>
       <w:pPr>
-        <w:pStyle w:val="Heading3"/>
+        <w:pStyle w:val="Heading2"/>
       </w:pPr>
       <w:r>
         <w:t>02. Follow the deciding steps</w:t>
@@ -4177,7 +4954,7 @@
         <w:drawing>
           <wp:inline xmlns:a="http://schemas.openxmlformats.org/drawingml/2006/main" xmlns:pic="http://schemas.openxmlformats.org/drawingml/2006/picture">
             <wp:extent cx="5486400" cy="3182112"/>
-            <wp:docPr id="3" name="Picture 3" descr="Identify Jo: Authentication establishes Jo’s identity and volunteer role. → Check the action: Editing C requires curator authority. → Deny the edit: Keep C unchanged; the authenticated volunteer lacks this permission."/>
+            <wp:docPr id="5" name="Picture 5" descr="Identify Jo: Authentication establishes Jo’s identity and volunteer role. → Check the action: Editing C requires curator authority. → Deny the edit: Keep C unchanged; the authenticated volunteer lacks this permission."/>
             <wp:cNvGraphicFramePr>
               <a:graphicFrameLocks noChangeAspect="1"/>
             </wp:cNvGraphicFramePr>
@@ -4189,7 +4966,7 @@
                     <pic:cNvPicPr/>
                   </pic:nvPicPr>
                   <pic:blipFill>
-                    <a:blip r:embed="rId11"/>
+                    <a:blip r:embed="rId9"/>
                     <a:stretch>
                       <a:fillRect/>
                     </a:stretch>
@@ -4234,7 +5011,6 @@
     <w:p>
       <w:pPr>
         <w:spacing w:line="336" w:lineRule="auto" w:after="180"/>
-        <w:shd w:fill="F5F1FB"/>
       </w:pPr>
       <w:r>
         <w:rPr>
@@ -4257,7 +5033,7 @@
     </w:p>
     <w:p>
       <w:pPr>
-        <w:pStyle w:val="Heading3"/>
+        <w:pStyle w:val="Heading2"/>
       </w:pPr>
       <w:r>
         <w:t>03. Authentication and authorisation — evidence trace</w:t>
@@ -4268,7 +5044,7 @@
         <w:drawing>
           <wp:inline xmlns:a="http://schemas.openxmlformats.org/drawingml/2006/main" xmlns:pic="http://schemas.openxmlformats.org/drawingml/2006/picture">
             <wp:extent cx="5486400" cy="2996184"/>
-            <wp:docPr id="4" name="Picture 4" descr="Authentication and authorisation — evidence trace. A student session submits role=teacher in request data and asks for a guide. | Use trusted session roles, never a role claimed inside user JSON. Student may read student resources; teacher may read both. Unauthenticated requests are denied. | The trusted session remains student; deny teacher guide access. A claimed role cannot change authenticated authority."/>
+            <wp:docPr id="6" name="Picture 6" descr="Authentication and authorisation — evidence trace. A student session submits role=teacher in request data and asks for a guide. | Use trusted session roles, never a role claimed inside user JSON. Student may read student resources; teacher may read both. Unauthenticated requests are denied. | The trusted session remains student; deny teacher guide access. A claimed role cannot change authenticated authority."/>
             <wp:cNvGraphicFramePr>
               <a:graphicFrameLocks noChangeAspect="1"/>
             </wp:cNvGraphicFramePr>
@@ -4280,7 +5056,7 @@
                     <pic:cNvPicPr/>
                   </pic:nvPicPr>
                   <pic:blipFill>
-                    <a:blip r:embed="rId12"/>
+                    <a:blip r:embed="rId13"/>
                     <a:stretch>
                       <a:fillRect/>
                     </a:stretch>
@@ -4354,7 +5130,6 @@
     <w:p>
       <w:pPr>
         <w:spacing w:line="336" w:lineRule="auto" w:after="180"/>
-        <w:shd w:fill="F5F1FB"/>
       </w:pPr>
       <w:r>
         <w:rPr>
@@ -4365,7 +5140,7 @@
     </w:p>
     <w:p>
       <w:pPr>
-        <w:pStyle w:val="Heading3"/>
+        <w:pStyle w:val="Heading2"/>
       </w:pPr>
       <w:r>
         <w:t>04. Change one thing. Trace what follows.</w:t>
@@ -4376,7 +5151,7 @@
         <w:drawing>
           <wp:inline xmlns:a="http://schemas.openxmlformats.org/drawingml/2006/main" xmlns:pic="http://schemas.openxmlformats.org/drawingml/2006/picture">
             <wp:extent cx="5486400" cy="3026664"/>
-            <wp:docPr id="5" name="Picture 5" descr="Original case: Keep C unchanged; the authenticated volunteer lacks this permission. Changed condition: Use a verified curator permitted to edit C. Expected result: The authorisation gate allows the edit, subject to other declared checks. Reason: The trusted role now matches this operation and object."/>
+            <wp:docPr id="7" name="Picture 7" descr="Original case: Keep C unchanged; the authenticated volunteer lacks this permission. Changed condition: Use a verified curator permitted to edit C. Expected result: The authorisation gate allows the edit, subject to other declared checks. Reason: The trusted role now matches this operation and object."/>
             <wp:cNvGraphicFramePr>
               <a:graphicFrameLocks noChangeAspect="1"/>
             </wp:cNvGraphicFramePr>
@@ -4388,7 +5163,7 @@
                     <pic:cNvPicPr/>
                   </pic:nvPicPr>
                   <pic:blipFill>
-                    <a:blip r:embed="rId13"/>
+                    <a:blip r:embed="rId10"/>
                     <a:stretch>
                       <a:fillRect/>
                     </a:stretch>
@@ -4456,7 +5231,6 @@
     <w:p>
       <w:pPr>
         <w:spacing w:line="336" w:lineRule="auto" w:after="180"/>
-        <w:shd w:fill="F5F1FB"/>
       </w:pPr>
       <w:r>
         <w:rPr>
@@ -4467,7 +5241,7 @@
     </w:p>
     <w:p>
       <w:pPr>
-        <w:pStyle w:val="Heading3"/>
+        <w:pStyle w:val="Heading2"/>
       </w:pPr>
       <w:r>
         <w:t>05. Connect the explanation to its limit</w:t>
@@ -4478,7 +5252,7 @@
         <w:drawing>
           <wp:inline xmlns:a="http://schemas.openxmlformats.org/drawingml/2006/main" xmlns:pic="http://schemas.openxmlformats.org/drawingml/2006/picture">
             <wp:extent cx="5486400" cy="2834640"/>
-            <wp:docPr id="6" name="Picture 6" descr="Authentication establishes identity. Authorisation compares that identity with the requested action and resource. Limit: A role written in an ordinary request is not a trusted authentication claim."/>
+            <wp:docPr id="8" name="Picture 8" descr="Authentication establishes identity. Authorisation compares that identity with the requested action and resource. Limit: A role written in an ordinary request is not a trusted authentication claim."/>
             <wp:cNvGraphicFramePr>
               <a:graphicFrameLocks noChangeAspect="1"/>
             </wp:cNvGraphicFramePr>
@@ -4553,7 +5327,6 @@
     <w:p>
       <w:pPr>
         <w:spacing w:line="336" w:lineRule="auto" w:after="180"/>
-        <w:shd w:fill="F5F1FB"/>
       </w:pPr>
       <w:r>
         <w:rPr>
@@ -4564,7 +5337,7 @@
     </w:p>
     <w:p>
       <w:pPr>
-        <w:pStyle w:val="Heading3"/>
+        <w:pStyle w:val="Heading2"/>
       </w:pPr>
       <w:r>
         <w:t>06. Make the idea visible in your project</w:t>
@@ -4575,7 +5348,7 @@
         <w:drawing>
           <wp:inline xmlns:a="http://schemas.openxmlformats.org/drawingml/2006/main" xmlns:pic="http://schemas.openxmlformats.org/drawingml/2006/picture">
             <wp:extent cx="5486400" cy="3529584"/>
-            <wp:docPr id="7" name="Picture 7" descr="For the Grounded Learning Service, retain an annotated trace and the changed-case result. Name the contract or evidence that makes the deciding step valid, so another team can review it. Draw your input, deciding step, result and limit. Supported question: Explain why Jo’s valid volunteer login does not permit editing C. Which trusted role change allows the action, and why is a role written in the request insufficient?"/>
+            <wp:docPr id="9" name="Picture 9" descr="For the Grounded Learning Service, retain an annotated trace and the changed-case result. Name the contract or evidence that makes the deciding step valid, so another team can review it. Draw your input, deciding step, result and limit. Supported question: Explain why Jo’s valid volunteer login does not permit editing C. Which trusted role change allows the action, and why is a role written in the request insufficient?"/>
             <wp:cNvGraphicFramePr>
               <a:graphicFrameLocks noChangeAspect="1"/>
             </wp:cNvGraphicFramePr>
@@ -4678,7 +5451,6 @@
     <w:p>
       <w:pPr>
         <w:spacing w:line="336" w:lineRule="auto" w:after="180"/>
-        <w:shd w:fill="F5F1FB"/>
       </w:pPr>
       <w:r>
         <w:rPr>
@@ -4697,6 +5469,62 @@
           <w:b w:val="0"/>
         </w:rPr>
         <w:t>.</w:t>
+      </w:r>
+    </w:p>
+    <w:p>
+      <w:pPr>
+        <w:pStyle w:val="Heading2"/>
+      </w:pPr>
+      <w:r>
+        <w:t>Earlier wording, alternatives and picture transcripts · reference / check after trying</w:t>
+      </w:r>
+    </w:p>
+    <w:p>
+      <w:pPr>
+        <w:pStyle w:val="Heading3"/>
+      </w:pPr>
+      <w:r>
+        <w:t>01. Authentication and authorisation: the case</w:t>
+      </w:r>
+    </w:p>
+    <w:p>
+      <w:pPr>
+        <w:pStyle w:val="Heading3"/>
+      </w:pPr>
+      <w:r>
+        <w:t>02. Follow the deciding steps</w:t>
+      </w:r>
+    </w:p>
+    <w:p>
+      <w:pPr>
+        <w:pStyle w:val="Heading3"/>
+      </w:pPr>
+      <w:r>
+        <w:t>03. Authentication and authorisation — evidence trace</w:t>
+      </w:r>
+    </w:p>
+    <w:p>
+      <w:pPr>
+        <w:pStyle w:val="Heading3"/>
+      </w:pPr>
+      <w:r>
+        <w:t>04. Change one thing. Trace what follows.</w:t>
+      </w:r>
+    </w:p>
+    <w:p>
+      <w:pPr>
+        <w:pStyle w:val="Heading3"/>
+      </w:pPr>
+      <w:r>
+        <w:t>05. Connect the explanation to its limit</w:t>
+      </w:r>
+    </w:p>
+    <w:p>
+      <w:pPr>
+        <w:pStyle w:val="Heading3"/>
+      </w:pPr>
+      <w:r>
+        <w:t>06. Make the idea visible in your project</w:t>
       </w:r>
     </w:p>
     <w:sectPr>
